--- a/35_Chi_TH/Buoi2/35_Chi_40_N1_B2.docx
+++ b/35_Chi_TH/Buoi2/35_Chi_40_N1_B2.docx
@@ -5,11 +5,11 @@
     <w:sdt>
       <w:sdtPr>
         <w:rPr>
-          <w:rFonts w:asciiTheme="minorHAnsi" w:eastAsiaTheme="minorEastAsia" w:hAnsiTheme="minorHAnsi" w:cstheme="minorBidi"/>
+          <w:rFonts w:ascii="Times New Roman" w:eastAsiaTheme="minorEastAsia" w:hAnsi="Times New Roman" w:cs="Times New Roman"/>
           <w:color w:val="auto"/>
           <w:kern w:val="2"/>
-          <w:sz w:val="24"/>
-          <w:szCs w:val="24"/>
+          <w:sz w:val="28"/>
+          <w:szCs w:val="28"/>
           <w:lang w:eastAsia="ja-JP"/>
           <w14:ligatures w14:val="standardContextual"/>
         </w:rPr>
@@ -30,6 +30,11 @@
         <w:p>
           <w:pPr>
             <w:pStyle w:val="TOCHeading"/>
+            <w:rPr>
+              <w:rFonts w:ascii="Times New Roman" w:hAnsi="Times New Roman" w:cs="Times New Roman"/>
+              <w:sz w:val="28"/>
+              <w:szCs w:val="28"/>
+            </w:rPr>
           </w:pPr>
           <w:r>
             <w:rPr>
@@ -57,72 +62,113 @@
               <w:tab w:val="right" w:leader="dot" w:pos="9350"/>
             </w:tabs>
             <w:rPr>
+              <w:rFonts w:ascii="Times New Roman" w:hAnsi="Times New Roman" w:cs="Times New Roman"/>
               <w:noProof/>
+              <w:sz w:val="28"/>
+              <w:szCs w:val="28"/>
             </w:rPr>
           </w:pPr>
           <w:r>
+            <w:rPr>
+              <w:rFonts w:ascii="Times New Roman" w:hAnsi="Times New Roman" w:cs="Times New Roman"/>
+              <w:sz w:val="28"/>
+              <w:szCs w:val="28"/>
+            </w:rPr>
             <w:fldChar w:fldCharType="begin"/>
           </w:r>
           <w:r>
+            <w:rPr>
+              <w:rFonts w:ascii="Times New Roman" w:hAnsi="Times New Roman" w:cs="Times New Roman"/>
+              <w:sz w:val="28"/>
+              <w:szCs w:val="28"/>
+            </w:rPr>
             <w:instrText xml:space="preserve"> TOC \o "1-3" \h \z \u </w:instrText>
           </w:r>
           <w:r>
+            <w:rPr>
+              <w:rFonts w:ascii="Times New Roman" w:hAnsi="Times New Roman" w:cs="Times New Roman"/>
+              <w:sz w:val="28"/>
+              <w:szCs w:val="28"/>
+            </w:rPr>
             <w:fldChar w:fldCharType="separate"/>
           </w:r>
           <w:hyperlink w:anchor="_Toc195034879" w:history="1">
             <w:r>
               <w:rPr>
                 <w:rStyle w:val="Hyperlink"/>
-                <w:rFonts w:cs="Times New Roman"/>
-                <w:noProof/>
+                <w:rFonts w:ascii="Times New Roman" w:hAnsi="Times New Roman" w:cs="Times New Roman"/>
+                <w:noProof/>
+                <w:sz w:val="28"/>
+                <w:szCs w:val="28"/>
               </w:rPr>
               <w:t>I.Thực thi testcase với dữ liệu có sẵn(3 cột):</w:t>
             </w:r>
             <w:r>
               <w:rPr>
-                <w:noProof/>
-                <w:webHidden/>
+                <w:rFonts w:ascii="Times New Roman" w:hAnsi="Times New Roman" w:cs="Times New Roman"/>
+                <w:noProof/>
+                <w:webHidden/>
+                <w:sz w:val="28"/>
+                <w:szCs w:val="28"/>
               </w:rPr>
               <w:tab/>
             </w:r>
             <w:r>
               <w:rPr>
-                <w:noProof/>
-                <w:webHidden/>
+                <w:rFonts w:ascii="Times New Roman" w:hAnsi="Times New Roman" w:cs="Times New Roman"/>
+                <w:noProof/>
+                <w:webHidden/>
+                <w:sz w:val="28"/>
+                <w:szCs w:val="28"/>
               </w:rPr>
               <w:fldChar w:fldCharType="begin"/>
             </w:r>
             <w:r>
               <w:rPr>
-                <w:noProof/>
-                <w:webHidden/>
+                <w:rFonts w:ascii="Times New Roman" w:hAnsi="Times New Roman" w:cs="Times New Roman"/>
+                <w:noProof/>
+                <w:webHidden/>
+                <w:sz w:val="28"/>
+                <w:szCs w:val="28"/>
               </w:rPr>
               <w:instrText xml:space="preserve"> PAGEREF _Toc195034879 \h </w:instrText>
             </w:r>
             <w:r>
               <w:rPr>
-                <w:noProof/>
-                <w:webHidden/>
-              </w:rPr>
-            </w:r>
-            <w:r>
-              <w:rPr>
-                <w:noProof/>
-                <w:webHidden/>
+                <w:rFonts w:ascii="Times New Roman" w:hAnsi="Times New Roman" w:cs="Times New Roman"/>
+                <w:noProof/>
+                <w:webHidden/>
+                <w:sz w:val="28"/>
+                <w:szCs w:val="28"/>
+              </w:rPr>
+            </w:r>
+            <w:r>
+              <w:rPr>
+                <w:rFonts w:ascii="Times New Roman" w:hAnsi="Times New Roman" w:cs="Times New Roman"/>
+                <w:noProof/>
+                <w:webHidden/>
+                <w:sz w:val="28"/>
+                <w:szCs w:val="28"/>
               </w:rPr>
               <w:fldChar w:fldCharType="separate"/>
             </w:r>
             <w:r>
               <w:rPr>
-                <w:noProof/>
-                <w:webHidden/>
+                <w:rFonts w:ascii="Times New Roman" w:hAnsi="Times New Roman" w:cs="Times New Roman"/>
+                <w:noProof/>
+                <w:webHidden/>
+                <w:sz w:val="28"/>
+                <w:szCs w:val="28"/>
               </w:rPr>
               <w:t>2</w:t>
             </w:r>
             <w:r>
               <w:rPr>
-                <w:noProof/>
-                <w:webHidden/>
+                <w:rFonts w:ascii="Times New Roman" w:hAnsi="Times New Roman" w:cs="Times New Roman"/>
+                <w:noProof/>
+                <w:webHidden/>
+                <w:sz w:val="28"/>
+                <w:szCs w:val="28"/>
               </w:rPr>
               <w:fldChar w:fldCharType="end"/>
             </w:r>
@@ -135,63 +181,89 @@
               <w:tab w:val="right" w:leader="dot" w:pos="9350"/>
             </w:tabs>
             <w:rPr>
+              <w:rFonts w:ascii="Times New Roman" w:hAnsi="Times New Roman" w:cs="Times New Roman"/>
               <w:noProof/>
+              <w:sz w:val="28"/>
+              <w:szCs w:val="28"/>
             </w:rPr>
           </w:pPr>
           <w:hyperlink w:anchor="_Toc195034880" w:history="1">
             <w:r>
               <w:rPr>
                 <w:rStyle w:val="Hyperlink"/>
-                <w:rFonts w:cs="Times New Roman"/>
-                <w:noProof/>
+                <w:rFonts w:ascii="Times New Roman" w:hAnsi="Times New Roman" w:cs="Times New Roman"/>
+                <w:noProof/>
+                <w:sz w:val="28"/>
+                <w:szCs w:val="28"/>
               </w:rPr>
               <w:t>Bước 1: Tạo thư mục 35_Chi_Data trong B1_Demo_Chi_35_UnitTest bằng cách nhấn chuột phải vào  project &gt; Add &gt; New Folder:</w:t>
             </w:r>
             <w:r>
               <w:rPr>
-                <w:noProof/>
-                <w:webHidden/>
+                <w:rFonts w:ascii="Times New Roman" w:hAnsi="Times New Roman" w:cs="Times New Roman"/>
+                <w:noProof/>
+                <w:webHidden/>
+                <w:sz w:val="28"/>
+                <w:szCs w:val="28"/>
               </w:rPr>
               <w:tab/>
             </w:r>
             <w:r>
               <w:rPr>
-                <w:noProof/>
-                <w:webHidden/>
+                <w:rFonts w:ascii="Times New Roman" w:hAnsi="Times New Roman" w:cs="Times New Roman"/>
+                <w:noProof/>
+                <w:webHidden/>
+                <w:sz w:val="28"/>
+                <w:szCs w:val="28"/>
               </w:rPr>
               <w:fldChar w:fldCharType="begin"/>
             </w:r>
             <w:r>
               <w:rPr>
-                <w:noProof/>
-                <w:webHidden/>
+                <w:rFonts w:ascii="Times New Roman" w:hAnsi="Times New Roman" w:cs="Times New Roman"/>
+                <w:noProof/>
+                <w:webHidden/>
+                <w:sz w:val="28"/>
+                <w:szCs w:val="28"/>
               </w:rPr>
               <w:instrText xml:space="preserve"> PAGEREF _Toc195034880 \h </w:instrText>
             </w:r>
             <w:r>
               <w:rPr>
-                <w:noProof/>
-                <w:webHidden/>
-              </w:rPr>
-            </w:r>
-            <w:r>
-              <w:rPr>
-                <w:noProof/>
-                <w:webHidden/>
+                <w:rFonts w:ascii="Times New Roman" w:hAnsi="Times New Roman" w:cs="Times New Roman"/>
+                <w:noProof/>
+                <w:webHidden/>
+                <w:sz w:val="28"/>
+                <w:szCs w:val="28"/>
+              </w:rPr>
+            </w:r>
+            <w:r>
+              <w:rPr>
+                <w:rFonts w:ascii="Times New Roman" w:hAnsi="Times New Roman" w:cs="Times New Roman"/>
+                <w:noProof/>
+                <w:webHidden/>
+                <w:sz w:val="28"/>
+                <w:szCs w:val="28"/>
               </w:rPr>
               <w:fldChar w:fldCharType="separate"/>
             </w:r>
             <w:r>
               <w:rPr>
-                <w:noProof/>
-                <w:webHidden/>
+                <w:rFonts w:ascii="Times New Roman" w:hAnsi="Times New Roman" w:cs="Times New Roman"/>
+                <w:noProof/>
+                <w:webHidden/>
+                <w:sz w:val="28"/>
+                <w:szCs w:val="28"/>
               </w:rPr>
               <w:t>2</w:t>
             </w:r>
             <w:r>
               <w:rPr>
-                <w:noProof/>
-                <w:webHidden/>
+                <w:rFonts w:ascii="Times New Roman" w:hAnsi="Times New Roman" w:cs="Times New Roman"/>
+                <w:noProof/>
+                <w:webHidden/>
+                <w:sz w:val="28"/>
+                <w:szCs w:val="28"/>
               </w:rPr>
               <w:fldChar w:fldCharType="end"/>
             </w:r>
@@ -204,63 +276,89 @@
               <w:tab w:val="right" w:leader="dot" w:pos="9350"/>
             </w:tabs>
             <w:rPr>
+              <w:rFonts w:ascii="Times New Roman" w:hAnsi="Times New Roman" w:cs="Times New Roman"/>
               <w:noProof/>
+              <w:sz w:val="28"/>
+              <w:szCs w:val="28"/>
             </w:rPr>
           </w:pPr>
           <w:hyperlink w:anchor="_Toc195034881" w:history="1">
             <w:r>
               <w:rPr>
                 <w:rStyle w:val="Hyperlink"/>
-                <w:rFonts w:cs="Times New Roman"/>
-                <w:noProof/>
+                <w:rFonts w:ascii="Times New Roman" w:hAnsi="Times New Roman" w:cs="Times New Roman"/>
+                <w:noProof/>
+                <w:sz w:val="28"/>
+                <w:szCs w:val="28"/>
               </w:rPr>
               <w:t>Bước 2: Tạo file 35_Chi_TestData.csv trong thư mục 35_Chi_Data bằng cách chuột phải vào thư mục 35_Chi_Data &gt; Add &gt; New Item…:</w:t>
             </w:r>
             <w:r>
               <w:rPr>
-                <w:noProof/>
-                <w:webHidden/>
+                <w:rFonts w:ascii="Times New Roman" w:hAnsi="Times New Roman" w:cs="Times New Roman"/>
+                <w:noProof/>
+                <w:webHidden/>
+                <w:sz w:val="28"/>
+                <w:szCs w:val="28"/>
               </w:rPr>
               <w:tab/>
             </w:r>
             <w:r>
               <w:rPr>
-                <w:noProof/>
-                <w:webHidden/>
+                <w:rFonts w:ascii="Times New Roman" w:hAnsi="Times New Roman" w:cs="Times New Roman"/>
+                <w:noProof/>
+                <w:webHidden/>
+                <w:sz w:val="28"/>
+                <w:szCs w:val="28"/>
               </w:rPr>
               <w:fldChar w:fldCharType="begin"/>
             </w:r>
             <w:r>
               <w:rPr>
-                <w:noProof/>
-                <w:webHidden/>
+                <w:rFonts w:ascii="Times New Roman" w:hAnsi="Times New Roman" w:cs="Times New Roman"/>
+                <w:noProof/>
+                <w:webHidden/>
+                <w:sz w:val="28"/>
+                <w:szCs w:val="28"/>
               </w:rPr>
               <w:instrText xml:space="preserve"> PAGEREF _Toc195034881 \h </w:instrText>
             </w:r>
             <w:r>
               <w:rPr>
-                <w:noProof/>
-                <w:webHidden/>
-              </w:rPr>
-            </w:r>
-            <w:r>
-              <w:rPr>
-                <w:noProof/>
-                <w:webHidden/>
+                <w:rFonts w:ascii="Times New Roman" w:hAnsi="Times New Roman" w:cs="Times New Roman"/>
+                <w:noProof/>
+                <w:webHidden/>
+                <w:sz w:val="28"/>
+                <w:szCs w:val="28"/>
+              </w:rPr>
+            </w:r>
+            <w:r>
+              <w:rPr>
+                <w:rFonts w:ascii="Times New Roman" w:hAnsi="Times New Roman" w:cs="Times New Roman"/>
+                <w:noProof/>
+                <w:webHidden/>
+                <w:sz w:val="28"/>
+                <w:szCs w:val="28"/>
               </w:rPr>
               <w:fldChar w:fldCharType="separate"/>
             </w:r>
             <w:r>
               <w:rPr>
-                <w:noProof/>
-                <w:webHidden/>
+                <w:rFonts w:ascii="Times New Roman" w:hAnsi="Times New Roman" w:cs="Times New Roman"/>
+                <w:noProof/>
+                <w:webHidden/>
+                <w:sz w:val="28"/>
+                <w:szCs w:val="28"/>
               </w:rPr>
               <w:t>3</w:t>
             </w:r>
             <w:r>
               <w:rPr>
-                <w:noProof/>
-                <w:webHidden/>
+                <w:rFonts w:ascii="Times New Roman" w:hAnsi="Times New Roman" w:cs="Times New Roman"/>
+                <w:noProof/>
+                <w:webHidden/>
+                <w:sz w:val="28"/>
+                <w:szCs w:val="28"/>
               </w:rPr>
               <w:fldChar w:fldCharType="end"/>
             </w:r>
@@ -273,63 +371,89 @@
               <w:tab w:val="right" w:leader="dot" w:pos="9350"/>
             </w:tabs>
             <w:rPr>
+              <w:rFonts w:ascii="Times New Roman" w:hAnsi="Times New Roman" w:cs="Times New Roman"/>
               <w:noProof/>
+              <w:sz w:val="28"/>
+              <w:szCs w:val="28"/>
             </w:rPr>
           </w:pPr>
           <w:hyperlink w:anchor="_Toc195034882" w:history="1">
             <w:r>
               <w:rPr>
                 <w:rStyle w:val="Hyperlink"/>
-                <w:rFonts w:cs="Times New Roman"/>
-                <w:noProof/>
+                <w:rFonts w:ascii="Times New Roman" w:hAnsi="Times New Roman" w:cs="Times New Roman"/>
+                <w:noProof/>
+                <w:sz w:val="28"/>
+                <w:szCs w:val="28"/>
               </w:rPr>
               <w:t>Bước 3: Chuột phải vào properties file 35_Chi_TestData.csv, thiết lập thuộc tính Copy to Directory thành copy Always:</w:t>
             </w:r>
             <w:r>
               <w:rPr>
-                <w:noProof/>
-                <w:webHidden/>
+                <w:rFonts w:ascii="Times New Roman" w:hAnsi="Times New Roman" w:cs="Times New Roman"/>
+                <w:noProof/>
+                <w:webHidden/>
+                <w:sz w:val="28"/>
+                <w:szCs w:val="28"/>
               </w:rPr>
               <w:tab/>
             </w:r>
             <w:r>
               <w:rPr>
-                <w:noProof/>
-                <w:webHidden/>
+                <w:rFonts w:ascii="Times New Roman" w:hAnsi="Times New Roman" w:cs="Times New Roman"/>
+                <w:noProof/>
+                <w:webHidden/>
+                <w:sz w:val="28"/>
+                <w:szCs w:val="28"/>
               </w:rPr>
               <w:fldChar w:fldCharType="begin"/>
             </w:r>
             <w:r>
               <w:rPr>
-                <w:noProof/>
-                <w:webHidden/>
+                <w:rFonts w:ascii="Times New Roman" w:hAnsi="Times New Roman" w:cs="Times New Roman"/>
+                <w:noProof/>
+                <w:webHidden/>
+                <w:sz w:val="28"/>
+                <w:szCs w:val="28"/>
               </w:rPr>
               <w:instrText xml:space="preserve"> PAGEREF _Toc195034882 \h </w:instrText>
             </w:r>
             <w:r>
               <w:rPr>
-                <w:noProof/>
-                <w:webHidden/>
-              </w:rPr>
-            </w:r>
-            <w:r>
-              <w:rPr>
-                <w:noProof/>
-                <w:webHidden/>
+                <w:rFonts w:ascii="Times New Roman" w:hAnsi="Times New Roman" w:cs="Times New Roman"/>
+                <w:noProof/>
+                <w:webHidden/>
+                <w:sz w:val="28"/>
+                <w:szCs w:val="28"/>
+              </w:rPr>
+            </w:r>
+            <w:r>
+              <w:rPr>
+                <w:rFonts w:ascii="Times New Roman" w:hAnsi="Times New Roman" w:cs="Times New Roman"/>
+                <w:noProof/>
+                <w:webHidden/>
+                <w:sz w:val="28"/>
+                <w:szCs w:val="28"/>
               </w:rPr>
               <w:fldChar w:fldCharType="separate"/>
             </w:r>
             <w:r>
               <w:rPr>
-                <w:noProof/>
-                <w:webHidden/>
+                <w:rFonts w:ascii="Times New Roman" w:hAnsi="Times New Roman" w:cs="Times New Roman"/>
+                <w:noProof/>
+                <w:webHidden/>
+                <w:sz w:val="28"/>
+                <w:szCs w:val="28"/>
               </w:rPr>
               <w:t>4</w:t>
             </w:r>
             <w:r>
               <w:rPr>
-                <w:noProof/>
-                <w:webHidden/>
+                <w:rFonts w:ascii="Times New Roman" w:hAnsi="Times New Roman" w:cs="Times New Roman"/>
+                <w:noProof/>
+                <w:webHidden/>
+                <w:sz w:val="28"/>
+                <w:szCs w:val="28"/>
               </w:rPr>
               <w:fldChar w:fldCharType="end"/>
             </w:r>
@@ -342,63 +466,89 @@
               <w:tab w:val="right" w:leader="dot" w:pos="9350"/>
             </w:tabs>
             <w:rPr>
+              <w:rFonts w:ascii="Times New Roman" w:hAnsi="Times New Roman" w:cs="Times New Roman"/>
               <w:noProof/>
+              <w:sz w:val="28"/>
+              <w:szCs w:val="28"/>
             </w:rPr>
           </w:pPr>
           <w:hyperlink w:anchor="_Toc195034883" w:history="1">
             <w:r>
               <w:rPr>
                 <w:rStyle w:val="Hyperlink"/>
-                <w:rFonts w:cs="Times New Roman"/>
-                <w:noProof/>
+                <w:rFonts w:ascii="Times New Roman" w:hAnsi="Times New Roman" w:cs="Times New Roman"/>
+                <w:noProof/>
+                <w:sz w:val="28"/>
+                <w:szCs w:val="28"/>
               </w:rPr>
               <w:t>Bước 4: Nhập dữ liệu cho file 35_Chi_TestData.csv:</w:t>
             </w:r>
             <w:r>
               <w:rPr>
-                <w:noProof/>
-                <w:webHidden/>
+                <w:rFonts w:ascii="Times New Roman" w:hAnsi="Times New Roman" w:cs="Times New Roman"/>
+                <w:noProof/>
+                <w:webHidden/>
+                <w:sz w:val="28"/>
+                <w:szCs w:val="28"/>
               </w:rPr>
               <w:tab/>
             </w:r>
             <w:r>
               <w:rPr>
-                <w:noProof/>
-                <w:webHidden/>
+                <w:rFonts w:ascii="Times New Roman" w:hAnsi="Times New Roman" w:cs="Times New Roman"/>
+                <w:noProof/>
+                <w:webHidden/>
+                <w:sz w:val="28"/>
+                <w:szCs w:val="28"/>
               </w:rPr>
               <w:fldChar w:fldCharType="begin"/>
             </w:r>
             <w:r>
               <w:rPr>
-                <w:noProof/>
-                <w:webHidden/>
+                <w:rFonts w:ascii="Times New Roman" w:hAnsi="Times New Roman" w:cs="Times New Roman"/>
+                <w:noProof/>
+                <w:webHidden/>
+                <w:sz w:val="28"/>
+                <w:szCs w:val="28"/>
               </w:rPr>
               <w:instrText xml:space="preserve"> PAGEREF _Toc195034883 \h </w:instrText>
             </w:r>
             <w:r>
               <w:rPr>
-                <w:noProof/>
-                <w:webHidden/>
-              </w:rPr>
-            </w:r>
-            <w:r>
-              <w:rPr>
-                <w:noProof/>
-                <w:webHidden/>
+                <w:rFonts w:ascii="Times New Roman" w:hAnsi="Times New Roman" w:cs="Times New Roman"/>
+                <w:noProof/>
+                <w:webHidden/>
+                <w:sz w:val="28"/>
+                <w:szCs w:val="28"/>
+              </w:rPr>
+            </w:r>
+            <w:r>
+              <w:rPr>
+                <w:rFonts w:ascii="Times New Roman" w:hAnsi="Times New Roman" w:cs="Times New Roman"/>
+                <w:noProof/>
+                <w:webHidden/>
+                <w:sz w:val="28"/>
+                <w:szCs w:val="28"/>
               </w:rPr>
               <w:fldChar w:fldCharType="separate"/>
             </w:r>
             <w:r>
               <w:rPr>
-                <w:noProof/>
-                <w:webHidden/>
+                <w:rFonts w:ascii="Times New Roman" w:hAnsi="Times New Roman" w:cs="Times New Roman"/>
+                <w:noProof/>
+                <w:webHidden/>
+                <w:sz w:val="28"/>
+                <w:szCs w:val="28"/>
               </w:rPr>
               <w:t>5</w:t>
             </w:r>
             <w:r>
               <w:rPr>
-                <w:noProof/>
-                <w:webHidden/>
+                <w:rFonts w:ascii="Times New Roman" w:hAnsi="Times New Roman" w:cs="Times New Roman"/>
+                <w:noProof/>
+                <w:webHidden/>
+                <w:sz w:val="28"/>
+                <w:szCs w:val="28"/>
               </w:rPr>
               <w:fldChar w:fldCharType="end"/>
             </w:r>
@@ -411,63 +561,89 @@
               <w:tab w:val="right" w:leader="dot" w:pos="9350"/>
             </w:tabs>
             <w:rPr>
+              <w:rFonts w:ascii="Times New Roman" w:hAnsi="Times New Roman" w:cs="Times New Roman"/>
               <w:noProof/>
+              <w:sz w:val="28"/>
+              <w:szCs w:val="28"/>
             </w:rPr>
           </w:pPr>
           <w:hyperlink w:anchor="_Toc195034884" w:history="1">
             <w:r>
               <w:rPr>
                 <w:rStyle w:val="Hyperlink"/>
-                <w:rFonts w:cs="Times New Roman"/>
-                <w:noProof/>
+                <w:rFonts w:ascii="Times New Roman" w:hAnsi="Times New Roman" w:cs="Times New Roman"/>
+                <w:noProof/>
+                <w:sz w:val="28"/>
+                <w:szCs w:val="28"/>
               </w:rPr>
               <w:t>Bước 5: Thêm reference SystemData.csv cho Unittest bằng cách chuột phải vào Reference &gt; Add Reference:</w:t>
             </w:r>
             <w:r>
               <w:rPr>
-                <w:noProof/>
-                <w:webHidden/>
+                <w:rFonts w:ascii="Times New Roman" w:hAnsi="Times New Roman" w:cs="Times New Roman"/>
+                <w:noProof/>
+                <w:webHidden/>
+                <w:sz w:val="28"/>
+                <w:szCs w:val="28"/>
               </w:rPr>
               <w:tab/>
             </w:r>
             <w:r>
               <w:rPr>
-                <w:noProof/>
-                <w:webHidden/>
+                <w:rFonts w:ascii="Times New Roman" w:hAnsi="Times New Roman" w:cs="Times New Roman"/>
+                <w:noProof/>
+                <w:webHidden/>
+                <w:sz w:val="28"/>
+                <w:szCs w:val="28"/>
               </w:rPr>
               <w:fldChar w:fldCharType="begin"/>
             </w:r>
             <w:r>
               <w:rPr>
-                <w:noProof/>
-                <w:webHidden/>
+                <w:rFonts w:ascii="Times New Roman" w:hAnsi="Times New Roman" w:cs="Times New Roman"/>
+                <w:noProof/>
+                <w:webHidden/>
+                <w:sz w:val="28"/>
+                <w:szCs w:val="28"/>
               </w:rPr>
               <w:instrText xml:space="preserve"> PAGEREF _Toc195034884 \h </w:instrText>
             </w:r>
             <w:r>
               <w:rPr>
-                <w:noProof/>
-                <w:webHidden/>
-              </w:rPr>
-            </w:r>
-            <w:r>
-              <w:rPr>
-                <w:noProof/>
-                <w:webHidden/>
+                <w:rFonts w:ascii="Times New Roman" w:hAnsi="Times New Roman" w:cs="Times New Roman"/>
+                <w:noProof/>
+                <w:webHidden/>
+                <w:sz w:val="28"/>
+                <w:szCs w:val="28"/>
+              </w:rPr>
+            </w:r>
+            <w:r>
+              <w:rPr>
+                <w:rFonts w:ascii="Times New Roman" w:hAnsi="Times New Roman" w:cs="Times New Roman"/>
+                <w:noProof/>
+                <w:webHidden/>
+                <w:sz w:val="28"/>
+                <w:szCs w:val="28"/>
               </w:rPr>
               <w:fldChar w:fldCharType="separate"/>
             </w:r>
             <w:r>
               <w:rPr>
-                <w:noProof/>
-                <w:webHidden/>
+                <w:rFonts w:ascii="Times New Roman" w:hAnsi="Times New Roman" w:cs="Times New Roman"/>
+                <w:noProof/>
+                <w:webHidden/>
+                <w:sz w:val="28"/>
+                <w:szCs w:val="28"/>
               </w:rPr>
               <w:t>6</w:t>
             </w:r>
             <w:r>
               <w:rPr>
-                <w:noProof/>
-                <w:webHidden/>
+                <w:rFonts w:ascii="Times New Roman" w:hAnsi="Times New Roman" w:cs="Times New Roman"/>
+                <w:noProof/>
+                <w:webHidden/>
+                <w:sz w:val="28"/>
+                <w:szCs w:val="28"/>
               </w:rPr>
               <w:fldChar w:fldCharType="end"/>
             </w:r>
@@ -480,63 +656,89 @@
               <w:tab w:val="right" w:leader="dot" w:pos="9350"/>
             </w:tabs>
             <w:rPr>
+              <w:rFonts w:ascii="Times New Roman" w:hAnsi="Times New Roman" w:cs="Times New Roman"/>
               <w:noProof/>
+              <w:sz w:val="28"/>
+              <w:szCs w:val="28"/>
             </w:rPr>
           </w:pPr>
           <w:hyperlink w:anchor="_Toc195034885" w:history="1">
             <w:r>
               <w:rPr>
                 <w:rStyle w:val="Hyperlink"/>
-                <w:rFonts w:cs="Times New Roman"/>
-                <w:noProof/>
+                <w:rFonts w:ascii="Times New Roman" w:hAnsi="Times New Roman" w:cs="Times New Roman"/>
+                <w:noProof/>
+                <w:sz w:val="28"/>
+                <w:szCs w:val="28"/>
               </w:rPr>
               <w:t>Bước 6: Tạo đối tượng TestContext trong UnitTest:</w:t>
             </w:r>
             <w:r>
               <w:rPr>
-                <w:noProof/>
-                <w:webHidden/>
+                <w:rFonts w:ascii="Times New Roman" w:hAnsi="Times New Roman" w:cs="Times New Roman"/>
+                <w:noProof/>
+                <w:webHidden/>
+                <w:sz w:val="28"/>
+                <w:szCs w:val="28"/>
               </w:rPr>
               <w:tab/>
             </w:r>
             <w:r>
               <w:rPr>
-                <w:noProof/>
-                <w:webHidden/>
+                <w:rFonts w:ascii="Times New Roman" w:hAnsi="Times New Roman" w:cs="Times New Roman"/>
+                <w:noProof/>
+                <w:webHidden/>
+                <w:sz w:val="28"/>
+                <w:szCs w:val="28"/>
               </w:rPr>
               <w:fldChar w:fldCharType="begin"/>
             </w:r>
             <w:r>
               <w:rPr>
-                <w:noProof/>
-                <w:webHidden/>
+                <w:rFonts w:ascii="Times New Roman" w:hAnsi="Times New Roman" w:cs="Times New Roman"/>
+                <w:noProof/>
+                <w:webHidden/>
+                <w:sz w:val="28"/>
+                <w:szCs w:val="28"/>
               </w:rPr>
               <w:instrText xml:space="preserve"> PAGEREF _Toc195034885 \h </w:instrText>
             </w:r>
             <w:r>
               <w:rPr>
-                <w:noProof/>
-                <w:webHidden/>
-              </w:rPr>
-            </w:r>
-            <w:r>
-              <w:rPr>
-                <w:noProof/>
-                <w:webHidden/>
+                <w:rFonts w:ascii="Times New Roman" w:hAnsi="Times New Roman" w:cs="Times New Roman"/>
+                <w:noProof/>
+                <w:webHidden/>
+                <w:sz w:val="28"/>
+                <w:szCs w:val="28"/>
+              </w:rPr>
+            </w:r>
+            <w:r>
+              <w:rPr>
+                <w:rFonts w:ascii="Times New Roman" w:hAnsi="Times New Roman" w:cs="Times New Roman"/>
+                <w:noProof/>
+                <w:webHidden/>
+                <w:sz w:val="28"/>
+                <w:szCs w:val="28"/>
               </w:rPr>
               <w:fldChar w:fldCharType="separate"/>
             </w:r>
             <w:r>
               <w:rPr>
-                <w:noProof/>
-                <w:webHidden/>
+                <w:rFonts w:ascii="Times New Roman" w:hAnsi="Times New Roman" w:cs="Times New Roman"/>
+                <w:noProof/>
+                <w:webHidden/>
+                <w:sz w:val="28"/>
+                <w:szCs w:val="28"/>
               </w:rPr>
               <w:t>7</w:t>
             </w:r>
             <w:r>
               <w:rPr>
-                <w:noProof/>
-                <w:webHidden/>
+                <w:rFonts w:ascii="Times New Roman" w:hAnsi="Times New Roman" w:cs="Times New Roman"/>
+                <w:noProof/>
+                <w:webHidden/>
+                <w:sz w:val="28"/>
+                <w:szCs w:val="28"/>
               </w:rPr>
               <w:fldChar w:fldCharType="end"/>
             </w:r>
@@ -549,62 +751,89 @@
               <w:tab w:val="right" w:leader="dot" w:pos="9350"/>
             </w:tabs>
             <w:rPr>
+              <w:rFonts w:ascii="Times New Roman" w:hAnsi="Times New Roman" w:cs="Times New Roman"/>
               <w:noProof/>
+              <w:sz w:val="28"/>
+              <w:szCs w:val="28"/>
             </w:rPr>
           </w:pPr>
           <w:hyperlink w:anchor="_Toc195034886" w:history="1">
             <w:r>
               <w:rPr>
                 <w:rStyle w:val="Hyperlink"/>
-                <w:noProof/>
+                <w:rFonts w:ascii="Times New Roman" w:hAnsi="Times New Roman" w:cs="Times New Roman"/>
+                <w:noProof/>
+                <w:sz w:val="28"/>
+                <w:szCs w:val="28"/>
               </w:rPr>
               <w:t>Bước 7: Code cho testcase:</w:t>
             </w:r>
             <w:r>
               <w:rPr>
-                <w:noProof/>
-                <w:webHidden/>
+                <w:rFonts w:ascii="Times New Roman" w:hAnsi="Times New Roman" w:cs="Times New Roman"/>
+                <w:noProof/>
+                <w:webHidden/>
+                <w:sz w:val="28"/>
+                <w:szCs w:val="28"/>
               </w:rPr>
               <w:tab/>
             </w:r>
             <w:r>
               <w:rPr>
-                <w:noProof/>
-                <w:webHidden/>
+                <w:rFonts w:ascii="Times New Roman" w:hAnsi="Times New Roman" w:cs="Times New Roman"/>
+                <w:noProof/>
+                <w:webHidden/>
+                <w:sz w:val="28"/>
+                <w:szCs w:val="28"/>
               </w:rPr>
               <w:fldChar w:fldCharType="begin"/>
             </w:r>
             <w:r>
               <w:rPr>
-                <w:noProof/>
-                <w:webHidden/>
+                <w:rFonts w:ascii="Times New Roman" w:hAnsi="Times New Roman" w:cs="Times New Roman"/>
+                <w:noProof/>
+                <w:webHidden/>
+                <w:sz w:val="28"/>
+                <w:szCs w:val="28"/>
               </w:rPr>
               <w:instrText xml:space="preserve"> PAGEREF _Toc195034886 \h </w:instrText>
             </w:r>
             <w:r>
               <w:rPr>
-                <w:noProof/>
-                <w:webHidden/>
-              </w:rPr>
-            </w:r>
-            <w:r>
-              <w:rPr>
-                <w:noProof/>
-                <w:webHidden/>
+                <w:rFonts w:ascii="Times New Roman" w:hAnsi="Times New Roman" w:cs="Times New Roman"/>
+                <w:noProof/>
+                <w:webHidden/>
+                <w:sz w:val="28"/>
+                <w:szCs w:val="28"/>
+              </w:rPr>
+            </w:r>
+            <w:r>
+              <w:rPr>
+                <w:rFonts w:ascii="Times New Roman" w:hAnsi="Times New Roman" w:cs="Times New Roman"/>
+                <w:noProof/>
+                <w:webHidden/>
+                <w:sz w:val="28"/>
+                <w:szCs w:val="28"/>
               </w:rPr>
               <w:fldChar w:fldCharType="separate"/>
             </w:r>
             <w:r>
               <w:rPr>
-                <w:noProof/>
-                <w:webHidden/>
+                <w:rFonts w:ascii="Times New Roman" w:hAnsi="Times New Roman" w:cs="Times New Roman"/>
+                <w:noProof/>
+                <w:webHidden/>
+                <w:sz w:val="28"/>
+                <w:szCs w:val="28"/>
               </w:rPr>
               <w:t>7</w:t>
             </w:r>
             <w:r>
               <w:rPr>
-                <w:noProof/>
-                <w:webHidden/>
+                <w:rFonts w:ascii="Times New Roman" w:hAnsi="Times New Roman" w:cs="Times New Roman"/>
+                <w:noProof/>
+                <w:webHidden/>
+                <w:sz w:val="28"/>
+                <w:szCs w:val="28"/>
               </w:rPr>
               <w:fldChar w:fldCharType="end"/>
             </w:r>
@@ -617,63 +846,89 @@
               <w:tab w:val="right" w:leader="dot" w:pos="9350"/>
             </w:tabs>
             <w:rPr>
+              <w:rFonts w:ascii="Times New Roman" w:hAnsi="Times New Roman" w:cs="Times New Roman"/>
               <w:noProof/>
+              <w:sz w:val="28"/>
+              <w:szCs w:val="28"/>
             </w:rPr>
           </w:pPr>
           <w:hyperlink w:anchor="_Toc195034887" w:history="1">
             <w:r>
               <w:rPr>
                 <w:rStyle w:val="Hyperlink"/>
-                <w:rFonts w:cs="Times New Roman"/>
-                <w:noProof/>
+                <w:rFonts w:ascii="Times New Roman" w:hAnsi="Times New Roman" w:cs="Times New Roman"/>
+                <w:noProof/>
+                <w:sz w:val="28"/>
+                <w:szCs w:val="28"/>
               </w:rPr>
               <w:t>Bước 8: Màn hình kết quả testcase:</w:t>
             </w:r>
             <w:r>
               <w:rPr>
-                <w:noProof/>
-                <w:webHidden/>
+                <w:rFonts w:ascii="Times New Roman" w:hAnsi="Times New Roman" w:cs="Times New Roman"/>
+                <w:noProof/>
+                <w:webHidden/>
+                <w:sz w:val="28"/>
+                <w:szCs w:val="28"/>
               </w:rPr>
               <w:tab/>
             </w:r>
             <w:r>
               <w:rPr>
-                <w:noProof/>
-                <w:webHidden/>
+                <w:rFonts w:ascii="Times New Roman" w:hAnsi="Times New Roman" w:cs="Times New Roman"/>
+                <w:noProof/>
+                <w:webHidden/>
+                <w:sz w:val="28"/>
+                <w:szCs w:val="28"/>
               </w:rPr>
               <w:fldChar w:fldCharType="begin"/>
             </w:r>
             <w:r>
               <w:rPr>
-                <w:noProof/>
-                <w:webHidden/>
+                <w:rFonts w:ascii="Times New Roman" w:hAnsi="Times New Roman" w:cs="Times New Roman"/>
+                <w:noProof/>
+                <w:webHidden/>
+                <w:sz w:val="28"/>
+                <w:szCs w:val="28"/>
               </w:rPr>
               <w:instrText xml:space="preserve"> PAGEREF _Toc195034887 \h </w:instrText>
             </w:r>
             <w:r>
               <w:rPr>
-                <w:noProof/>
-                <w:webHidden/>
-              </w:rPr>
-            </w:r>
-            <w:r>
-              <w:rPr>
-                <w:noProof/>
-                <w:webHidden/>
+                <w:rFonts w:ascii="Times New Roman" w:hAnsi="Times New Roman" w:cs="Times New Roman"/>
+                <w:noProof/>
+                <w:webHidden/>
+                <w:sz w:val="28"/>
+                <w:szCs w:val="28"/>
+              </w:rPr>
+            </w:r>
+            <w:r>
+              <w:rPr>
+                <w:rFonts w:ascii="Times New Roman" w:hAnsi="Times New Roman" w:cs="Times New Roman"/>
+                <w:noProof/>
+                <w:webHidden/>
+                <w:sz w:val="28"/>
+                <w:szCs w:val="28"/>
               </w:rPr>
               <w:fldChar w:fldCharType="separate"/>
             </w:r>
             <w:r>
               <w:rPr>
-                <w:noProof/>
-                <w:webHidden/>
+                <w:rFonts w:ascii="Times New Roman" w:hAnsi="Times New Roman" w:cs="Times New Roman"/>
+                <w:noProof/>
+                <w:webHidden/>
+                <w:sz w:val="28"/>
+                <w:szCs w:val="28"/>
               </w:rPr>
               <w:t>8</w:t>
             </w:r>
             <w:r>
               <w:rPr>
-                <w:noProof/>
-                <w:webHidden/>
+                <w:rFonts w:ascii="Times New Roman" w:hAnsi="Times New Roman" w:cs="Times New Roman"/>
+                <w:noProof/>
+                <w:webHidden/>
+                <w:sz w:val="28"/>
+                <w:szCs w:val="28"/>
               </w:rPr>
               <w:fldChar w:fldCharType="end"/>
             </w:r>
@@ -686,78 +941,111 @@
               <w:tab w:val="right" w:leader="dot" w:pos="9350"/>
             </w:tabs>
             <w:rPr>
+              <w:rFonts w:ascii="Times New Roman" w:hAnsi="Times New Roman" w:cs="Times New Roman"/>
               <w:noProof/>
+              <w:sz w:val="28"/>
+              <w:szCs w:val="28"/>
             </w:rPr>
           </w:pPr>
           <w:hyperlink w:anchor="_Toc195034888" w:history="1">
             <w:r>
               <w:rPr>
                 <w:rStyle w:val="Hyperlink"/>
-                <w:noProof/>
+                <w:rFonts w:ascii="Times New Roman" w:hAnsi="Times New Roman" w:cs="Times New Roman"/>
+                <w:noProof/>
+                <w:sz w:val="28"/>
+                <w:szCs w:val="28"/>
               </w:rPr>
               <w:t xml:space="preserve">II.Thực thi testcase với dữ liệu có sẵn(4 cột) </w:t>
             </w:r>
             <w:r>
               <w:rPr>
                 <w:rStyle w:val="Hyperlink"/>
+                <w:rFonts w:ascii="Times New Roman" w:hAnsi="Times New Roman" w:cs="Times New Roman"/>
                 <w:b/>
                 <w:bCs/>
                 <w:noProof/>
+                <w:sz w:val="28"/>
+                <w:szCs w:val="28"/>
               </w:rPr>
               <w:t>(trên cơ sở đã có 3 cột)</w:t>
             </w:r>
             <w:r>
               <w:rPr>
                 <w:rStyle w:val="Hyperlink"/>
-                <w:noProof/>
+                <w:rFonts w:ascii="Times New Roman" w:hAnsi="Times New Roman" w:cs="Times New Roman"/>
+                <w:noProof/>
+                <w:sz w:val="28"/>
+                <w:szCs w:val="28"/>
               </w:rPr>
               <w:t>:</w:t>
             </w:r>
             <w:r>
               <w:rPr>
-                <w:noProof/>
-                <w:webHidden/>
+                <w:rFonts w:ascii="Times New Roman" w:hAnsi="Times New Roman" w:cs="Times New Roman"/>
+                <w:noProof/>
+                <w:webHidden/>
+                <w:sz w:val="28"/>
+                <w:szCs w:val="28"/>
               </w:rPr>
               <w:tab/>
             </w:r>
             <w:r>
               <w:rPr>
-                <w:noProof/>
-                <w:webHidden/>
+                <w:rFonts w:ascii="Times New Roman" w:hAnsi="Times New Roman" w:cs="Times New Roman"/>
+                <w:noProof/>
+                <w:webHidden/>
+                <w:sz w:val="28"/>
+                <w:szCs w:val="28"/>
               </w:rPr>
               <w:fldChar w:fldCharType="begin"/>
             </w:r>
             <w:r>
               <w:rPr>
-                <w:noProof/>
-                <w:webHidden/>
+                <w:rFonts w:ascii="Times New Roman" w:hAnsi="Times New Roman" w:cs="Times New Roman"/>
+                <w:noProof/>
+                <w:webHidden/>
+                <w:sz w:val="28"/>
+                <w:szCs w:val="28"/>
               </w:rPr>
               <w:instrText xml:space="preserve"> PAGEREF _Toc195034888 \h </w:instrText>
             </w:r>
             <w:r>
               <w:rPr>
-                <w:noProof/>
-                <w:webHidden/>
-              </w:rPr>
-            </w:r>
-            <w:r>
-              <w:rPr>
-                <w:noProof/>
-                <w:webHidden/>
+                <w:rFonts w:ascii="Times New Roman" w:hAnsi="Times New Roman" w:cs="Times New Roman"/>
+                <w:noProof/>
+                <w:webHidden/>
+                <w:sz w:val="28"/>
+                <w:szCs w:val="28"/>
+              </w:rPr>
+            </w:r>
+            <w:r>
+              <w:rPr>
+                <w:rFonts w:ascii="Times New Roman" w:hAnsi="Times New Roman" w:cs="Times New Roman"/>
+                <w:noProof/>
+                <w:webHidden/>
+                <w:sz w:val="28"/>
+                <w:szCs w:val="28"/>
               </w:rPr>
               <w:fldChar w:fldCharType="separate"/>
             </w:r>
             <w:r>
               <w:rPr>
-                <w:noProof/>
-                <w:webHidden/>
+                <w:rFonts w:ascii="Times New Roman" w:hAnsi="Times New Roman" w:cs="Times New Roman"/>
+                <w:noProof/>
+                <w:webHidden/>
+                <w:sz w:val="28"/>
+                <w:szCs w:val="28"/>
               </w:rPr>
               <w:t>9</w:t>
             </w:r>
             <w:r>
               <w:rPr>
-                <w:noProof/>
-                <w:webHidden/>
+                <w:rFonts w:ascii="Times New Roman" w:hAnsi="Times New Roman" w:cs="Times New Roman"/>
+                <w:noProof/>
+                <w:webHidden/>
+                <w:sz w:val="28"/>
+                <w:szCs w:val="28"/>
               </w:rPr>
               <w:fldChar w:fldCharType="end"/>
             </w:r>
@@ -770,63 +1058,89 @@
               <w:tab w:val="right" w:leader="dot" w:pos="9350"/>
             </w:tabs>
             <w:rPr>
+              <w:rFonts w:ascii="Times New Roman" w:hAnsi="Times New Roman" w:cs="Times New Roman"/>
               <w:noProof/>
+              <w:sz w:val="28"/>
+              <w:szCs w:val="28"/>
             </w:rPr>
           </w:pPr>
           <w:hyperlink w:anchor="_Toc195034889" w:history="1">
             <w:r>
               <w:rPr>
                 <w:rStyle w:val="Hyperlink"/>
-                <w:rFonts w:cs="Times New Roman"/>
-                <w:noProof/>
+                <w:rFonts w:ascii="Times New Roman" w:hAnsi="Times New Roman" w:cs="Times New Roman"/>
+                <w:noProof/>
+                <w:sz w:val="28"/>
+                <w:szCs w:val="28"/>
               </w:rPr>
               <w:t>Bước 1: Tạo file 35_Chi_TestData_cotToanTu.csv trong thư mục 35_Chi_Data bằng cách  chuột phải vào thư mục 35_Chi_Data &gt; Add &gt; New Item…:</w:t>
             </w:r>
             <w:r>
               <w:rPr>
-                <w:noProof/>
-                <w:webHidden/>
+                <w:rFonts w:ascii="Times New Roman" w:hAnsi="Times New Roman" w:cs="Times New Roman"/>
+                <w:noProof/>
+                <w:webHidden/>
+                <w:sz w:val="28"/>
+                <w:szCs w:val="28"/>
               </w:rPr>
               <w:tab/>
             </w:r>
             <w:r>
               <w:rPr>
-                <w:noProof/>
-                <w:webHidden/>
+                <w:rFonts w:ascii="Times New Roman" w:hAnsi="Times New Roman" w:cs="Times New Roman"/>
+                <w:noProof/>
+                <w:webHidden/>
+                <w:sz w:val="28"/>
+                <w:szCs w:val="28"/>
               </w:rPr>
               <w:fldChar w:fldCharType="begin"/>
             </w:r>
             <w:r>
               <w:rPr>
-                <w:noProof/>
-                <w:webHidden/>
+                <w:rFonts w:ascii="Times New Roman" w:hAnsi="Times New Roman" w:cs="Times New Roman"/>
+                <w:noProof/>
+                <w:webHidden/>
+                <w:sz w:val="28"/>
+                <w:szCs w:val="28"/>
               </w:rPr>
               <w:instrText xml:space="preserve"> PAGEREF _Toc195034889 \h </w:instrText>
             </w:r>
             <w:r>
               <w:rPr>
-                <w:noProof/>
-                <w:webHidden/>
-              </w:rPr>
-            </w:r>
-            <w:r>
-              <w:rPr>
-                <w:noProof/>
-                <w:webHidden/>
+                <w:rFonts w:ascii="Times New Roman" w:hAnsi="Times New Roman" w:cs="Times New Roman"/>
+                <w:noProof/>
+                <w:webHidden/>
+                <w:sz w:val="28"/>
+                <w:szCs w:val="28"/>
+              </w:rPr>
+            </w:r>
+            <w:r>
+              <w:rPr>
+                <w:rFonts w:ascii="Times New Roman" w:hAnsi="Times New Roman" w:cs="Times New Roman"/>
+                <w:noProof/>
+                <w:webHidden/>
+                <w:sz w:val="28"/>
+                <w:szCs w:val="28"/>
               </w:rPr>
               <w:fldChar w:fldCharType="separate"/>
             </w:r>
             <w:r>
               <w:rPr>
-                <w:noProof/>
-                <w:webHidden/>
+                <w:rFonts w:ascii="Times New Roman" w:hAnsi="Times New Roman" w:cs="Times New Roman"/>
+                <w:noProof/>
+                <w:webHidden/>
+                <w:sz w:val="28"/>
+                <w:szCs w:val="28"/>
               </w:rPr>
               <w:t>9</w:t>
             </w:r>
             <w:r>
               <w:rPr>
-                <w:noProof/>
-                <w:webHidden/>
+                <w:rFonts w:ascii="Times New Roman" w:hAnsi="Times New Roman" w:cs="Times New Roman"/>
+                <w:noProof/>
+                <w:webHidden/>
+                <w:sz w:val="28"/>
+                <w:szCs w:val="28"/>
               </w:rPr>
               <w:fldChar w:fldCharType="end"/>
             </w:r>
@@ -839,63 +1153,89 @@
               <w:tab w:val="right" w:leader="dot" w:pos="9350"/>
             </w:tabs>
             <w:rPr>
+              <w:rFonts w:ascii="Times New Roman" w:hAnsi="Times New Roman" w:cs="Times New Roman"/>
               <w:noProof/>
+              <w:sz w:val="28"/>
+              <w:szCs w:val="28"/>
             </w:rPr>
           </w:pPr>
           <w:hyperlink w:anchor="_Toc195034890" w:history="1">
             <w:r>
               <w:rPr>
                 <w:rStyle w:val="Hyperlink"/>
-                <w:rFonts w:cs="Times New Roman"/>
-                <w:noProof/>
+                <w:rFonts w:ascii="Times New Roman" w:hAnsi="Times New Roman" w:cs="Times New Roman"/>
+                <w:noProof/>
+                <w:sz w:val="28"/>
+                <w:szCs w:val="28"/>
               </w:rPr>
               <w:t>Bước 2: Nhập dữ liệu cho file file 35_Chi_TestData_cotToanTu.csv:</w:t>
             </w:r>
             <w:r>
               <w:rPr>
-                <w:noProof/>
-                <w:webHidden/>
+                <w:rFonts w:ascii="Times New Roman" w:hAnsi="Times New Roman" w:cs="Times New Roman"/>
+                <w:noProof/>
+                <w:webHidden/>
+                <w:sz w:val="28"/>
+                <w:szCs w:val="28"/>
               </w:rPr>
               <w:tab/>
             </w:r>
             <w:r>
               <w:rPr>
-                <w:noProof/>
-                <w:webHidden/>
+                <w:rFonts w:ascii="Times New Roman" w:hAnsi="Times New Roman" w:cs="Times New Roman"/>
+                <w:noProof/>
+                <w:webHidden/>
+                <w:sz w:val="28"/>
+                <w:szCs w:val="28"/>
               </w:rPr>
               <w:fldChar w:fldCharType="begin"/>
             </w:r>
             <w:r>
               <w:rPr>
-                <w:noProof/>
-                <w:webHidden/>
+                <w:rFonts w:ascii="Times New Roman" w:hAnsi="Times New Roman" w:cs="Times New Roman"/>
+                <w:noProof/>
+                <w:webHidden/>
+                <w:sz w:val="28"/>
+                <w:szCs w:val="28"/>
               </w:rPr>
               <w:instrText xml:space="preserve"> PAGEREF _Toc195034890 \h </w:instrText>
             </w:r>
             <w:r>
               <w:rPr>
-                <w:noProof/>
-                <w:webHidden/>
-              </w:rPr>
-            </w:r>
-            <w:r>
-              <w:rPr>
-                <w:noProof/>
-                <w:webHidden/>
+                <w:rFonts w:ascii="Times New Roman" w:hAnsi="Times New Roman" w:cs="Times New Roman"/>
+                <w:noProof/>
+                <w:webHidden/>
+                <w:sz w:val="28"/>
+                <w:szCs w:val="28"/>
+              </w:rPr>
+            </w:r>
+            <w:r>
+              <w:rPr>
+                <w:rFonts w:ascii="Times New Roman" w:hAnsi="Times New Roman" w:cs="Times New Roman"/>
+                <w:noProof/>
+                <w:webHidden/>
+                <w:sz w:val="28"/>
+                <w:szCs w:val="28"/>
               </w:rPr>
               <w:fldChar w:fldCharType="separate"/>
             </w:r>
             <w:r>
               <w:rPr>
-                <w:noProof/>
-                <w:webHidden/>
+                <w:rFonts w:ascii="Times New Roman" w:hAnsi="Times New Roman" w:cs="Times New Roman"/>
+                <w:noProof/>
+                <w:webHidden/>
+                <w:sz w:val="28"/>
+                <w:szCs w:val="28"/>
               </w:rPr>
               <w:t>9</w:t>
             </w:r>
             <w:r>
               <w:rPr>
-                <w:noProof/>
-                <w:webHidden/>
+                <w:rFonts w:ascii="Times New Roman" w:hAnsi="Times New Roman" w:cs="Times New Roman"/>
+                <w:noProof/>
+                <w:webHidden/>
+                <w:sz w:val="28"/>
+                <w:szCs w:val="28"/>
               </w:rPr>
               <w:fldChar w:fldCharType="end"/>
             </w:r>
@@ -908,63 +1248,89 @@
               <w:tab w:val="right" w:leader="dot" w:pos="9350"/>
             </w:tabs>
             <w:rPr>
+              <w:rFonts w:ascii="Times New Roman" w:hAnsi="Times New Roman" w:cs="Times New Roman"/>
               <w:noProof/>
+              <w:sz w:val="28"/>
+              <w:szCs w:val="28"/>
             </w:rPr>
           </w:pPr>
           <w:hyperlink w:anchor="_Toc195034891" w:history="1">
             <w:r>
               <w:rPr>
                 <w:rStyle w:val="Hyperlink"/>
-                <w:rFonts w:cs="Times New Roman"/>
-                <w:noProof/>
+                <w:rFonts w:ascii="Times New Roman" w:hAnsi="Times New Roman" w:cs="Times New Roman"/>
+                <w:noProof/>
+                <w:sz w:val="28"/>
+                <w:szCs w:val="28"/>
               </w:rPr>
               <w:t>Bước 3: Chỉnh properties file 35_Chi_TestData_cotTooanTu.csv, thiết lập thuộc tính Copy to Directory thành copy Always:</w:t>
             </w:r>
             <w:r>
               <w:rPr>
-                <w:noProof/>
-                <w:webHidden/>
+                <w:rFonts w:ascii="Times New Roman" w:hAnsi="Times New Roman" w:cs="Times New Roman"/>
+                <w:noProof/>
+                <w:webHidden/>
+                <w:sz w:val="28"/>
+                <w:szCs w:val="28"/>
               </w:rPr>
               <w:tab/>
             </w:r>
             <w:r>
               <w:rPr>
-                <w:noProof/>
-                <w:webHidden/>
+                <w:rFonts w:ascii="Times New Roman" w:hAnsi="Times New Roman" w:cs="Times New Roman"/>
+                <w:noProof/>
+                <w:webHidden/>
+                <w:sz w:val="28"/>
+                <w:szCs w:val="28"/>
               </w:rPr>
               <w:fldChar w:fldCharType="begin"/>
             </w:r>
             <w:r>
               <w:rPr>
-                <w:noProof/>
-                <w:webHidden/>
+                <w:rFonts w:ascii="Times New Roman" w:hAnsi="Times New Roman" w:cs="Times New Roman"/>
+                <w:noProof/>
+                <w:webHidden/>
+                <w:sz w:val="28"/>
+                <w:szCs w:val="28"/>
               </w:rPr>
               <w:instrText xml:space="preserve"> PAGEREF _Toc195034891 \h </w:instrText>
             </w:r>
             <w:r>
               <w:rPr>
-                <w:noProof/>
-                <w:webHidden/>
-              </w:rPr>
-            </w:r>
-            <w:r>
-              <w:rPr>
-                <w:noProof/>
-                <w:webHidden/>
+                <w:rFonts w:ascii="Times New Roman" w:hAnsi="Times New Roman" w:cs="Times New Roman"/>
+                <w:noProof/>
+                <w:webHidden/>
+                <w:sz w:val="28"/>
+                <w:szCs w:val="28"/>
+              </w:rPr>
+            </w:r>
+            <w:r>
+              <w:rPr>
+                <w:rFonts w:ascii="Times New Roman" w:hAnsi="Times New Roman" w:cs="Times New Roman"/>
+                <w:noProof/>
+                <w:webHidden/>
+                <w:sz w:val="28"/>
+                <w:szCs w:val="28"/>
               </w:rPr>
               <w:fldChar w:fldCharType="separate"/>
             </w:r>
             <w:r>
               <w:rPr>
-                <w:noProof/>
-                <w:webHidden/>
+                <w:rFonts w:ascii="Times New Roman" w:hAnsi="Times New Roman" w:cs="Times New Roman"/>
+                <w:noProof/>
+                <w:webHidden/>
+                <w:sz w:val="28"/>
+                <w:szCs w:val="28"/>
               </w:rPr>
               <w:t>11</w:t>
             </w:r>
             <w:r>
               <w:rPr>
-                <w:noProof/>
-                <w:webHidden/>
+                <w:rFonts w:ascii="Times New Roman" w:hAnsi="Times New Roman" w:cs="Times New Roman"/>
+                <w:noProof/>
+                <w:webHidden/>
+                <w:sz w:val="28"/>
+                <w:szCs w:val="28"/>
               </w:rPr>
               <w:fldChar w:fldCharType="end"/>
             </w:r>
@@ -977,63 +1343,89 @@
               <w:tab w:val="right" w:leader="dot" w:pos="9350"/>
             </w:tabs>
             <w:rPr>
+              <w:rFonts w:ascii="Times New Roman" w:hAnsi="Times New Roman" w:cs="Times New Roman"/>
               <w:noProof/>
+              <w:sz w:val="28"/>
+              <w:szCs w:val="28"/>
             </w:rPr>
           </w:pPr>
           <w:hyperlink w:anchor="_Toc195034892" w:history="1">
             <w:r>
               <w:rPr>
                 <w:rStyle w:val="Hyperlink"/>
-                <w:rFonts w:cs="Times New Roman"/>
-                <w:noProof/>
+                <w:rFonts w:ascii="Times New Roman" w:hAnsi="Times New Roman" w:cs="Times New Roman"/>
+                <w:noProof/>
+                <w:sz w:val="28"/>
+                <w:szCs w:val="28"/>
               </w:rPr>
               <w:t>Bước 4: Code cho testcase:</w:t>
             </w:r>
             <w:r>
               <w:rPr>
-                <w:noProof/>
-                <w:webHidden/>
+                <w:rFonts w:ascii="Times New Roman" w:hAnsi="Times New Roman" w:cs="Times New Roman"/>
+                <w:noProof/>
+                <w:webHidden/>
+                <w:sz w:val="28"/>
+                <w:szCs w:val="28"/>
               </w:rPr>
               <w:tab/>
             </w:r>
             <w:r>
               <w:rPr>
-                <w:noProof/>
-                <w:webHidden/>
+                <w:rFonts w:ascii="Times New Roman" w:hAnsi="Times New Roman" w:cs="Times New Roman"/>
+                <w:noProof/>
+                <w:webHidden/>
+                <w:sz w:val="28"/>
+                <w:szCs w:val="28"/>
               </w:rPr>
               <w:fldChar w:fldCharType="begin"/>
             </w:r>
             <w:r>
               <w:rPr>
-                <w:noProof/>
-                <w:webHidden/>
+                <w:rFonts w:ascii="Times New Roman" w:hAnsi="Times New Roman" w:cs="Times New Roman"/>
+                <w:noProof/>
+                <w:webHidden/>
+                <w:sz w:val="28"/>
+                <w:szCs w:val="28"/>
               </w:rPr>
               <w:instrText xml:space="preserve"> PAGEREF _Toc195034892 \h </w:instrText>
             </w:r>
             <w:r>
               <w:rPr>
-                <w:noProof/>
-                <w:webHidden/>
-              </w:rPr>
-            </w:r>
-            <w:r>
-              <w:rPr>
-                <w:noProof/>
-                <w:webHidden/>
+                <w:rFonts w:ascii="Times New Roman" w:hAnsi="Times New Roman" w:cs="Times New Roman"/>
+                <w:noProof/>
+                <w:webHidden/>
+                <w:sz w:val="28"/>
+                <w:szCs w:val="28"/>
+              </w:rPr>
+            </w:r>
+            <w:r>
+              <w:rPr>
+                <w:rFonts w:ascii="Times New Roman" w:hAnsi="Times New Roman" w:cs="Times New Roman"/>
+                <w:noProof/>
+                <w:webHidden/>
+                <w:sz w:val="28"/>
+                <w:szCs w:val="28"/>
               </w:rPr>
               <w:fldChar w:fldCharType="separate"/>
             </w:r>
             <w:r>
               <w:rPr>
-                <w:noProof/>
-                <w:webHidden/>
+                <w:rFonts w:ascii="Times New Roman" w:hAnsi="Times New Roman" w:cs="Times New Roman"/>
+                <w:noProof/>
+                <w:webHidden/>
+                <w:sz w:val="28"/>
+                <w:szCs w:val="28"/>
               </w:rPr>
               <w:t>11</w:t>
             </w:r>
             <w:r>
               <w:rPr>
-                <w:noProof/>
-                <w:webHidden/>
+                <w:rFonts w:ascii="Times New Roman" w:hAnsi="Times New Roman" w:cs="Times New Roman"/>
+                <w:noProof/>
+                <w:webHidden/>
+                <w:sz w:val="28"/>
+                <w:szCs w:val="28"/>
               </w:rPr>
               <w:fldChar w:fldCharType="end"/>
             </w:r>
@@ -1046,74 +1438,110 @@
               <w:tab w:val="right" w:leader="dot" w:pos="9350"/>
             </w:tabs>
             <w:rPr>
+              <w:rFonts w:ascii="Times New Roman" w:hAnsi="Times New Roman" w:cs="Times New Roman"/>
               <w:noProof/>
+              <w:sz w:val="28"/>
+              <w:szCs w:val="28"/>
             </w:rPr>
           </w:pPr>
           <w:hyperlink w:anchor="_Toc195034893" w:history="1">
             <w:r>
               <w:rPr>
                 <w:rStyle w:val="Hyperlink"/>
-                <w:rFonts w:cs="Times New Roman"/>
-                <w:noProof/>
+                <w:rFonts w:ascii="Times New Roman" w:hAnsi="Times New Roman" w:cs="Times New Roman"/>
+                <w:noProof/>
+                <w:sz w:val="28"/>
+                <w:szCs w:val="28"/>
               </w:rPr>
               <w:t>Bước 5: Màn hình kết quả testcase:</w:t>
             </w:r>
             <w:r>
               <w:rPr>
-                <w:noProof/>
-                <w:webHidden/>
+                <w:rFonts w:ascii="Times New Roman" w:hAnsi="Times New Roman" w:cs="Times New Roman"/>
+                <w:noProof/>
+                <w:webHidden/>
+                <w:sz w:val="28"/>
+                <w:szCs w:val="28"/>
               </w:rPr>
               <w:tab/>
             </w:r>
             <w:r>
               <w:rPr>
-                <w:noProof/>
-                <w:webHidden/>
+                <w:rFonts w:ascii="Times New Roman" w:hAnsi="Times New Roman" w:cs="Times New Roman"/>
+                <w:noProof/>
+                <w:webHidden/>
+                <w:sz w:val="28"/>
+                <w:szCs w:val="28"/>
               </w:rPr>
               <w:fldChar w:fldCharType="begin"/>
             </w:r>
             <w:r>
               <w:rPr>
-                <w:noProof/>
-                <w:webHidden/>
+                <w:rFonts w:ascii="Times New Roman" w:hAnsi="Times New Roman" w:cs="Times New Roman"/>
+                <w:noProof/>
+                <w:webHidden/>
+                <w:sz w:val="28"/>
+                <w:szCs w:val="28"/>
               </w:rPr>
               <w:instrText xml:space="preserve"> PAGEREF _Toc195034893 \h </w:instrText>
             </w:r>
             <w:r>
               <w:rPr>
-                <w:noProof/>
-                <w:webHidden/>
-              </w:rPr>
-            </w:r>
-            <w:r>
-              <w:rPr>
-                <w:noProof/>
-                <w:webHidden/>
+                <w:rFonts w:ascii="Times New Roman" w:hAnsi="Times New Roman" w:cs="Times New Roman"/>
+                <w:noProof/>
+                <w:webHidden/>
+                <w:sz w:val="28"/>
+                <w:szCs w:val="28"/>
+              </w:rPr>
+            </w:r>
+            <w:r>
+              <w:rPr>
+                <w:rFonts w:ascii="Times New Roman" w:hAnsi="Times New Roman" w:cs="Times New Roman"/>
+                <w:noProof/>
+                <w:webHidden/>
+                <w:sz w:val="28"/>
+                <w:szCs w:val="28"/>
               </w:rPr>
               <w:fldChar w:fldCharType="separate"/>
             </w:r>
             <w:r>
               <w:rPr>
-                <w:noProof/>
-                <w:webHidden/>
+                <w:rFonts w:ascii="Times New Roman" w:hAnsi="Times New Roman" w:cs="Times New Roman"/>
+                <w:noProof/>
+                <w:webHidden/>
+                <w:sz w:val="28"/>
+                <w:szCs w:val="28"/>
               </w:rPr>
               <w:t>13</w:t>
             </w:r>
             <w:r>
               <w:rPr>
-                <w:noProof/>
-                <w:webHidden/>
+                <w:rFonts w:ascii="Times New Roman" w:hAnsi="Times New Roman" w:cs="Times New Roman"/>
+                <w:noProof/>
+                <w:webHidden/>
+                <w:sz w:val="28"/>
+                <w:szCs w:val="28"/>
               </w:rPr>
               <w:fldChar w:fldCharType="end"/>
             </w:r>
           </w:hyperlink>
         </w:p>
         <w:p>
+          <w:pPr>
+            <w:rPr>
+              <w:rFonts w:ascii="Times New Roman" w:hAnsi="Times New Roman" w:cs="Times New Roman"/>
+              <w:sz w:val="28"/>
+              <w:szCs w:val="28"/>
+            </w:rPr>
+          </w:pPr>
           <w:r>
             <w:rPr>
+              <w:rFonts w:ascii="Times New Roman" w:hAnsi="Times New Roman" w:cs="Times New Roman"/>
               <w:b/>
               <w:bCs/>
               <w:noProof/>
+              <w:sz w:val="28"/>
+              <w:szCs w:val="28"/>
             </w:rPr>
             <w:fldChar w:fldCharType="end"/>
           </w:r>
@@ -1142,7 +1570,7 @@
       </w:pPr>
       <w:r>
         <w:rPr>
-          <w:rFonts w:cs="Times New Roman"/>
+          <w:rFonts w:ascii="Times New Roman" w:hAnsi="Times New Roman" w:cs="Times New Roman"/>
           <w:sz w:val="28"/>
           <w:szCs w:val="28"/>
         </w:rPr>
@@ -1197,14 +1625,20 @@
     <w:p>
       <w:pPr>
         <w:rPr>
+          <w:rFonts w:ascii="Times New Roman" w:hAnsi="Times New Roman" w:cs="Times New Roman"/>
           <w:b/>
           <w:bCs/>
-        </w:rPr>
-      </w:pPr>
-      <w:r>
-        <w:rPr>
+          <w:sz w:val="28"/>
+          <w:szCs w:val="28"/>
+        </w:rPr>
+      </w:pPr>
+      <w:r>
+        <w:rPr>
+          <w:rFonts w:ascii="Times New Roman" w:hAnsi="Times New Roman" w:cs="Times New Roman"/>
           <w:b/>
           <w:bCs/>
+          <w:sz w:val="28"/>
+          <w:szCs w:val="28"/>
         </w:rPr>
         <w:t>Note:Tải bài thực hành buổi 1 về và tiếp tục làm lên đó</w:t>
       </w:r>
@@ -1322,7 +1756,7 @@
               </wp:anchor>
             </w:drawing>
           </mc:Choice>
-          <mc:Fallback xmlns:oel="http://schemas.microsoft.com/office/2019/extlst" xmlns:w16du="http://schemas.microsoft.com/office/word/2023/wordml/word16du" xmlns:w16sdtfl="http://schemas.microsoft.com/office/word/2024/wordml/sdtformatlock">
+          <mc:Fallback xmlns:w16sdtfl="http://schemas.microsoft.com/office/word/2024/wordml/sdtformatlock" xmlns:w16du="http://schemas.microsoft.com/office/word/2023/wordml/word16du" xmlns:oel="http://schemas.microsoft.com/office/2019/extlst">
             <w:pict>
               <v:rect w14:anchorId="7C336010" id="Rectangle 4" o:spid="_x0000_s1026" style="position:absolute;margin-left:11.8pt;margin-top:224.6pt;width:238.55pt;height:22.05pt;z-index:251661312;visibility:visible;mso-wrap-style:square;mso-height-percent:0;mso-wrap-distance-left:9pt;mso-wrap-distance-top:0;mso-wrap-distance-right:9pt;mso-wrap-distance-bottom:0;mso-position-horizontal:absolute;mso-position-horizontal-relative:text;mso-position-vertical:absolute;mso-position-vertical-relative:text;mso-height-percent:0;mso-height-relative:margin;v-text-anchor:middle" o:gfxdata="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" filled="f" strokecolor="red" strokeweight="1pt"/>
             </w:pict>
@@ -1399,7 +1833,7 @@
               </wp:anchor>
             </w:drawing>
           </mc:Choice>
-          <mc:Fallback xmlns:oel="http://schemas.microsoft.com/office/2019/extlst" xmlns:w16du="http://schemas.microsoft.com/office/word/2023/wordml/word16du" xmlns:w16sdtfl="http://schemas.microsoft.com/office/word/2024/wordml/sdtformatlock">
+          <mc:Fallback xmlns:w16sdtfl="http://schemas.microsoft.com/office/word/2024/wordml/sdtformatlock" xmlns:w16du="http://schemas.microsoft.com/office/word/2023/wordml/word16du" xmlns:oel="http://schemas.microsoft.com/office/2019/extlst">
             <w:pict>
               <v:rect w14:anchorId="6732D75F" id="Rectangle 2" o:spid="_x0000_s1026" style="position:absolute;margin-left:236.4pt;margin-top:191.3pt;width:236.95pt;height:23.1pt;z-index:251660288;visibility:visible;mso-wrap-style:square;mso-wrap-distance-left:9pt;mso-wrap-distance-top:0;mso-wrap-distance-right:9pt;mso-wrap-distance-bottom:0;mso-position-horizontal:absolute;mso-position-horizontal-relative:text;mso-position-vertical:absolute;mso-position-vertical-relative:text;v-text-anchor:middle" o:gfxdata="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" filled="f" strokecolor="red" strokeweight="1pt"/>
             </w:pict>
@@ -1476,7 +1910,7 @@
               </wp:anchor>
             </w:drawing>
           </mc:Choice>
-          <mc:Fallback xmlns:oel="http://schemas.microsoft.com/office/2019/extlst" xmlns:w16du="http://schemas.microsoft.com/office/word/2023/wordml/word16du" xmlns:w16sdtfl="http://schemas.microsoft.com/office/word/2024/wordml/sdtformatlock">
+          <mc:Fallback xmlns:w16sdtfl="http://schemas.microsoft.com/office/word/2024/wordml/sdtformatlock" xmlns:w16du="http://schemas.microsoft.com/office/word/2023/wordml/word16du" xmlns:oel="http://schemas.microsoft.com/office/2019/extlst">
             <w:pict>
               <v:rect w14:anchorId="5E1F8462" id="Rectangle 1" o:spid="_x0000_s1026" style="position:absolute;margin-left:238.55pt;margin-top:22.6pt;width:137.55pt;height:19.35pt;z-index:251659264;visibility:visible;mso-wrap-style:square;mso-wrap-distance-left:9pt;mso-wrap-distance-top:0;mso-wrap-distance-right:9pt;mso-wrap-distance-bottom:0;mso-position-horizontal:absolute;mso-position-horizontal-relative:text;mso-position-vertical:absolute;mso-position-vertical-relative:text;v-text-anchor:middle" o:gfxdata="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" filled="f" strokecolor="red" strokeweight="1pt"/>
             </w:pict>
@@ -2431,7 +2865,19 @@
             <w:tcW w:w="3116" w:type="dxa"/>
           </w:tcPr>
           <w:p>
-            <w:r>
+            <w:pPr>
+              <w:rPr>
+                <w:rFonts w:ascii="Times New Roman" w:hAnsi="Times New Roman" w:cs="Times New Roman"/>
+                <w:sz w:val="28"/>
+                <w:szCs w:val="28"/>
+              </w:rPr>
+            </w:pPr>
+            <w:r>
+              <w:rPr>
+                <w:rFonts w:ascii="Times New Roman" w:hAnsi="Times New Roman" w:cs="Times New Roman"/>
+                <w:sz w:val="28"/>
+                <w:szCs w:val="28"/>
+              </w:rPr>
               <w:t>a_35_Chi</w:t>
             </w:r>
           </w:p>
@@ -2441,7 +2887,19 @@
             <w:tcW w:w="3117" w:type="dxa"/>
           </w:tcPr>
           <w:p>
-            <w:r>
+            <w:pPr>
+              <w:rPr>
+                <w:rFonts w:ascii="Times New Roman" w:hAnsi="Times New Roman" w:cs="Times New Roman"/>
+                <w:sz w:val="28"/>
+                <w:szCs w:val="28"/>
+              </w:rPr>
+            </w:pPr>
+            <w:r>
+              <w:rPr>
+                <w:rFonts w:ascii="Times New Roman" w:hAnsi="Times New Roman" w:cs="Times New Roman"/>
+                <w:sz w:val="28"/>
+                <w:szCs w:val="28"/>
+              </w:rPr>
               <w:t>b_35_Chi</w:t>
             </w:r>
           </w:p>
@@ -2451,21 +2909,20 @@
             <w:tcW w:w="3117" w:type="dxa"/>
           </w:tcPr>
           <w:p>
-            <w:r>
-              <w:rPr>
-                <w:rFonts w:ascii="Times New Roman" w:hAnsi="Times New Roman" w:cs="Times New Roman"/>
-                <w:sz w:val="28"/>
-                <w:szCs w:val="28"/>
-              </w:rPr>
-              <w:t>expected</w:t>
-            </w:r>
-            <w:r>
-              <w:rPr>
-                <w:rFonts w:ascii="Times New Roman" w:hAnsi="Times New Roman" w:cs="Times New Roman"/>
-                <w:sz w:val="28"/>
-                <w:szCs w:val="28"/>
-              </w:rPr>
-              <w:t>_35_Chi</w:t>
+            <w:pPr>
+              <w:rPr>
+                <w:rFonts w:ascii="Times New Roman" w:hAnsi="Times New Roman" w:cs="Times New Roman"/>
+                <w:sz w:val="28"/>
+                <w:szCs w:val="28"/>
+              </w:rPr>
+            </w:pPr>
+            <w:r>
+              <w:rPr>
+                <w:rFonts w:ascii="Times New Roman" w:hAnsi="Times New Roman" w:cs="Times New Roman"/>
+                <w:sz w:val="28"/>
+                <w:szCs w:val="28"/>
+              </w:rPr>
+              <w:t>expected_35_Chi</w:t>
             </w:r>
           </w:p>
         </w:tc>
@@ -2476,7 +2933,19 @@
             <w:tcW w:w="3116" w:type="dxa"/>
           </w:tcPr>
           <w:p>
-            <w:r>
+            <w:pPr>
+              <w:rPr>
+                <w:rFonts w:ascii="Times New Roman" w:hAnsi="Times New Roman" w:cs="Times New Roman"/>
+                <w:sz w:val="28"/>
+                <w:szCs w:val="28"/>
+              </w:rPr>
+            </w:pPr>
+            <w:r>
+              <w:rPr>
+                <w:rFonts w:ascii="Times New Roman" w:hAnsi="Times New Roman" w:cs="Times New Roman"/>
+                <w:sz w:val="28"/>
+                <w:szCs w:val="28"/>
+              </w:rPr>
               <w:t>3</w:t>
             </w:r>
           </w:p>
@@ -2486,7 +2955,19 @@
             <w:tcW w:w="3117" w:type="dxa"/>
           </w:tcPr>
           <w:p>
-            <w:r>
+            <w:pPr>
+              <w:rPr>
+                <w:rFonts w:ascii="Times New Roman" w:hAnsi="Times New Roman" w:cs="Times New Roman"/>
+                <w:sz w:val="28"/>
+                <w:szCs w:val="28"/>
+              </w:rPr>
+            </w:pPr>
+            <w:r>
+              <w:rPr>
+                <w:rFonts w:ascii="Times New Roman" w:hAnsi="Times New Roman" w:cs="Times New Roman"/>
+                <w:sz w:val="28"/>
+                <w:szCs w:val="28"/>
+              </w:rPr>
               <w:t>3</w:t>
             </w:r>
           </w:p>
@@ -2496,7 +2977,19 @@
             <w:tcW w:w="3117" w:type="dxa"/>
           </w:tcPr>
           <w:p>
-            <w:r>
+            <w:pPr>
+              <w:rPr>
+                <w:rFonts w:ascii="Times New Roman" w:hAnsi="Times New Roman" w:cs="Times New Roman"/>
+                <w:sz w:val="28"/>
+                <w:szCs w:val="28"/>
+              </w:rPr>
+            </w:pPr>
+            <w:r>
+              <w:rPr>
+                <w:rFonts w:ascii="Times New Roman" w:hAnsi="Times New Roman" w:cs="Times New Roman"/>
+                <w:sz w:val="28"/>
+                <w:szCs w:val="28"/>
+              </w:rPr>
               <w:t>6(pass)</w:t>
             </w:r>
           </w:p>
@@ -2508,7 +3001,19 @@
             <w:tcW w:w="3116" w:type="dxa"/>
           </w:tcPr>
           <w:p>
-            <w:r>
+            <w:pPr>
+              <w:rPr>
+                <w:rFonts w:ascii="Times New Roman" w:hAnsi="Times New Roman" w:cs="Times New Roman"/>
+                <w:sz w:val="28"/>
+                <w:szCs w:val="28"/>
+              </w:rPr>
+            </w:pPr>
+            <w:r>
+              <w:rPr>
+                <w:rFonts w:ascii="Times New Roman" w:hAnsi="Times New Roman" w:cs="Times New Roman"/>
+                <w:sz w:val="28"/>
+                <w:szCs w:val="28"/>
+              </w:rPr>
               <w:t>3</w:t>
             </w:r>
           </w:p>
@@ -2518,7 +3023,19 @@
             <w:tcW w:w="3117" w:type="dxa"/>
           </w:tcPr>
           <w:p>
-            <w:r>
+            <w:pPr>
+              <w:rPr>
+                <w:rFonts w:ascii="Times New Roman" w:hAnsi="Times New Roman" w:cs="Times New Roman"/>
+                <w:sz w:val="28"/>
+                <w:szCs w:val="28"/>
+              </w:rPr>
+            </w:pPr>
+            <w:r>
+              <w:rPr>
+                <w:rFonts w:ascii="Times New Roman" w:hAnsi="Times New Roman" w:cs="Times New Roman"/>
+                <w:sz w:val="28"/>
+                <w:szCs w:val="28"/>
+              </w:rPr>
               <w:t>7</w:t>
             </w:r>
           </w:p>
@@ -2528,7 +3045,19 @@
             <w:tcW w:w="3117" w:type="dxa"/>
           </w:tcPr>
           <w:p>
-            <w:r>
+            <w:pPr>
+              <w:rPr>
+                <w:rFonts w:ascii="Times New Roman" w:hAnsi="Times New Roman" w:cs="Times New Roman"/>
+                <w:sz w:val="28"/>
+                <w:szCs w:val="28"/>
+              </w:rPr>
+            </w:pPr>
+            <w:r>
+              <w:rPr>
+                <w:rFonts w:ascii="Times New Roman" w:hAnsi="Times New Roman" w:cs="Times New Roman"/>
+                <w:sz w:val="28"/>
+                <w:szCs w:val="28"/>
+              </w:rPr>
               <w:t>9(fail)</w:t>
             </w:r>
           </w:p>
@@ -2540,7 +3069,19 @@
             <w:tcW w:w="3116" w:type="dxa"/>
           </w:tcPr>
           <w:p>
-            <w:r>
+            <w:pPr>
+              <w:rPr>
+                <w:rFonts w:ascii="Times New Roman" w:hAnsi="Times New Roman" w:cs="Times New Roman"/>
+                <w:sz w:val="28"/>
+                <w:szCs w:val="28"/>
+              </w:rPr>
+            </w:pPr>
+            <w:r>
+              <w:rPr>
+                <w:rFonts w:ascii="Times New Roman" w:hAnsi="Times New Roman" w:cs="Times New Roman"/>
+                <w:sz w:val="28"/>
+                <w:szCs w:val="28"/>
+              </w:rPr>
               <w:t>3</w:t>
             </w:r>
           </w:p>
@@ -2550,7 +3091,19 @@
             <w:tcW w:w="3117" w:type="dxa"/>
           </w:tcPr>
           <w:p>
-            <w:r>
+            <w:pPr>
+              <w:rPr>
+                <w:rFonts w:ascii="Times New Roman" w:hAnsi="Times New Roman" w:cs="Times New Roman"/>
+                <w:sz w:val="28"/>
+                <w:szCs w:val="28"/>
+              </w:rPr>
+            </w:pPr>
+            <w:r>
+              <w:rPr>
+                <w:rFonts w:ascii="Times New Roman" w:hAnsi="Times New Roman" w:cs="Times New Roman"/>
+                <w:sz w:val="28"/>
+                <w:szCs w:val="28"/>
+              </w:rPr>
               <w:t>9</w:t>
             </w:r>
           </w:p>
@@ -2560,7 +3113,19 @@
             <w:tcW w:w="3117" w:type="dxa"/>
           </w:tcPr>
           <w:p>
-            <w:r>
+            <w:pPr>
+              <w:rPr>
+                <w:rFonts w:ascii="Times New Roman" w:hAnsi="Times New Roman" w:cs="Times New Roman"/>
+                <w:sz w:val="28"/>
+                <w:szCs w:val="28"/>
+              </w:rPr>
+            </w:pPr>
+            <w:r>
+              <w:rPr>
+                <w:rFonts w:ascii="Times New Roman" w:hAnsi="Times New Roman" w:cs="Times New Roman"/>
+                <w:sz w:val="28"/>
+                <w:szCs w:val="28"/>
+              </w:rPr>
               <w:t>12(pass)</w:t>
             </w:r>
           </w:p>
@@ -2572,7 +3137,19 @@
             <w:tcW w:w="3116" w:type="dxa"/>
           </w:tcPr>
           <w:p>
-            <w:r>
+            <w:pPr>
+              <w:rPr>
+                <w:rFonts w:ascii="Times New Roman" w:hAnsi="Times New Roman" w:cs="Times New Roman"/>
+                <w:sz w:val="28"/>
+                <w:szCs w:val="28"/>
+              </w:rPr>
+            </w:pPr>
+            <w:r>
+              <w:rPr>
+                <w:rFonts w:ascii="Times New Roman" w:hAnsi="Times New Roman" w:cs="Times New Roman"/>
+                <w:sz w:val="28"/>
+                <w:szCs w:val="28"/>
+              </w:rPr>
               <w:t>2</w:t>
             </w:r>
           </w:p>
@@ -2582,7 +3159,19 @@
             <w:tcW w:w="3117" w:type="dxa"/>
           </w:tcPr>
           <w:p>
-            <w:r>
+            <w:pPr>
+              <w:rPr>
+                <w:rFonts w:ascii="Times New Roman" w:hAnsi="Times New Roman" w:cs="Times New Roman"/>
+                <w:sz w:val="28"/>
+                <w:szCs w:val="28"/>
+              </w:rPr>
+            </w:pPr>
+            <w:r>
+              <w:rPr>
+                <w:rFonts w:ascii="Times New Roman" w:hAnsi="Times New Roman" w:cs="Times New Roman"/>
+                <w:sz w:val="28"/>
+                <w:szCs w:val="28"/>
+              </w:rPr>
               <w:t>4</w:t>
             </w:r>
           </w:p>
@@ -2592,14 +3181,34 @@
             <w:tcW w:w="3117" w:type="dxa"/>
           </w:tcPr>
           <w:p>
-            <w:r>
+            <w:pPr>
+              <w:rPr>
+                <w:rFonts w:ascii="Times New Roman" w:hAnsi="Times New Roman" w:cs="Times New Roman"/>
+                <w:sz w:val="28"/>
+                <w:szCs w:val="28"/>
+              </w:rPr>
+            </w:pPr>
+            <w:r>
+              <w:rPr>
+                <w:rFonts w:ascii="Times New Roman" w:hAnsi="Times New Roman" w:cs="Times New Roman"/>
+                <w:sz w:val="28"/>
+                <w:szCs w:val="28"/>
+              </w:rPr>
               <w:t>7(fail)</w:t>
             </w:r>
           </w:p>
         </w:tc>
       </w:tr>
     </w:tbl>
-    <w:p/>
+    <w:p>
+      <w:pPr>
+        <w:rPr>
+          <w:rFonts w:ascii="Times New Roman" w:hAnsi="Times New Roman" w:cs="Times New Roman"/>
+          <w:sz w:val="28"/>
+          <w:szCs w:val="28"/>
+        </w:rPr>
+      </w:pPr>
+    </w:p>
     <w:p>
       <w:pPr>
         <w:rPr>
@@ -2873,7 +3482,7 @@
               </wp:anchor>
             </w:drawing>
           </mc:Choice>
-          <mc:Fallback xmlns:oel="http://schemas.microsoft.com/office/2019/extlst" xmlns:w16du="http://schemas.microsoft.com/office/word/2023/wordml/word16du" xmlns:w16sdtfl="http://schemas.microsoft.com/office/word/2024/wordml/sdtformatlock">
+          <mc:Fallback xmlns:w16sdtfl="http://schemas.microsoft.com/office/word/2024/wordml/sdtformatlock" xmlns:w16du="http://schemas.microsoft.com/office/word/2023/wordml/word16du" xmlns:oel="http://schemas.microsoft.com/office/2019/extlst">
             <w:pict>
               <v:rect w14:anchorId="6C0E1030" id="Rectangle 10" o:spid="_x0000_s1026" style="position:absolute;margin-left:16.65pt;margin-top:53.1pt;width:130.55pt;height:24.7pt;z-index:251667456;visibility:visible;mso-wrap-style:square;mso-width-percent:0;mso-height-percent:0;mso-wrap-distance-left:9pt;mso-wrap-distance-top:0;mso-wrap-distance-right:9pt;mso-wrap-distance-bottom:0;mso-position-horizontal:absolute;mso-position-horizontal-relative:text;mso-position-vertical:absolute;mso-position-vertical-relative:text;mso-width-percent:0;mso-height-percent:0;mso-width-relative:margin;mso-height-relative:margin;v-text-anchor:middle" o:gfxdata="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" filled="f" strokecolor="red" strokeweight="1pt"/>
             </w:pict>
@@ -3245,52 +3854,138 @@
           <w:szCs w:val="28"/>
         </w:rPr>
         <w:lastRenderedPageBreak/>
-        <w:t>Bước 6: Tạo đối tượng TestContext trong UnitTest:</w:t>
+        <w:t xml:space="preserve">Bước 6: Tạo đối tượng TestContext trong </w:t>
+      </w:r>
+      <w:r>
+        <w:rPr>
+          <w:rFonts w:cs="Times New Roman"/>
+          <w:szCs w:val="28"/>
+        </w:rPr>
+        <w:t xml:space="preserve">class </w:t>
+      </w:r>
+      <w:r>
+        <w:rPr>
+          <w:rFonts w:cs="Times New Roman"/>
+          <w:szCs w:val="28"/>
+        </w:rPr>
+        <w:t>UnitTest:</w:t>
       </w:r>
       <w:bookmarkEnd w:id="6"/>
     </w:p>
     <w:p>
       <w:pPr>
         <w:rPr>
+          <w:rFonts w:ascii="Times New Roman" w:hAnsi="Times New Roman" w:cs="Times New Roman"/>
+          <w:sz w:val="28"/>
+          <w:szCs w:val="28"/>
+        </w:rPr>
+      </w:pPr>
+      <w:r>
+        <w:rPr>
+          <w:rFonts w:ascii="Times New Roman" w:hAnsi="Times New Roman" w:cs="Times New Roman"/>
+          <w:color w:val="0000FF"/>
+          <w:kern w:val="0"/>
+          <w:sz w:val="28"/>
+          <w:szCs w:val="28"/>
+          <w:highlight w:val="white"/>
+        </w:rPr>
+        <w:t>public</w:t>
+      </w:r>
+      <w:r>
+        <w:rPr>
+          <w:rFonts w:ascii="Times New Roman" w:hAnsi="Times New Roman" w:cs="Times New Roman"/>
+          <w:color w:val="000000"/>
+          <w:kern w:val="0"/>
+          <w:sz w:val="28"/>
+          <w:szCs w:val="28"/>
+          <w:highlight w:val="white"/>
+        </w:rPr>
+        <w:t xml:space="preserve"> </w:t>
+      </w:r>
+      <w:r>
+        <w:rPr>
+          <w:rFonts w:ascii="Times New Roman" w:hAnsi="Times New Roman" w:cs="Times New Roman"/>
+          <w:color w:val="2B91AF"/>
+          <w:kern w:val="0"/>
+          <w:sz w:val="28"/>
+          <w:szCs w:val="28"/>
+          <w:highlight w:val="white"/>
+        </w:rPr>
+        <w:t>TestContext</w:t>
+      </w:r>
+      <w:r>
+        <w:rPr>
+          <w:rFonts w:ascii="Times New Roman" w:hAnsi="Times New Roman" w:cs="Times New Roman"/>
+          <w:color w:val="000000"/>
+          <w:kern w:val="0"/>
+          <w:sz w:val="28"/>
+          <w:szCs w:val="28"/>
+          <w:highlight w:val="white"/>
+        </w:rPr>
+        <w:t xml:space="preserve"> TestContext { </w:t>
+      </w:r>
+      <w:r>
+        <w:rPr>
+          <w:rFonts w:ascii="Times New Roman" w:hAnsi="Times New Roman" w:cs="Times New Roman"/>
+          <w:color w:val="0000FF"/>
+          <w:kern w:val="0"/>
+          <w:sz w:val="28"/>
+          <w:szCs w:val="28"/>
+          <w:highlight w:val="white"/>
+        </w:rPr>
+        <w:t>get</w:t>
+      </w:r>
+      <w:r>
+        <w:rPr>
+          <w:rFonts w:ascii="Times New Roman" w:hAnsi="Times New Roman" w:cs="Times New Roman"/>
+          <w:color w:val="000000"/>
+          <w:kern w:val="0"/>
+          <w:sz w:val="28"/>
+          <w:szCs w:val="28"/>
+          <w:highlight w:val="white"/>
+        </w:rPr>
+        <w:t xml:space="preserve">; </w:t>
+      </w:r>
+      <w:r>
+        <w:rPr>
+          <w:rFonts w:ascii="Times New Roman" w:hAnsi="Times New Roman" w:cs="Times New Roman"/>
+          <w:color w:val="0000FF"/>
+          <w:kern w:val="0"/>
+          <w:sz w:val="28"/>
+          <w:szCs w:val="28"/>
+          <w:highlight w:val="white"/>
+        </w:rPr>
+        <w:t>set</w:t>
+      </w:r>
+      <w:r>
+        <w:rPr>
+          <w:rFonts w:ascii="Times New Roman" w:hAnsi="Times New Roman" w:cs="Times New Roman"/>
+          <w:color w:val="000000"/>
+          <w:kern w:val="0"/>
+          <w:sz w:val="28"/>
+          <w:szCs w:val="28"/>
+          <w:highlight w:val="white"/>
+        </w:rPr>
+        <w:t>; }</w:t>
+      </w:r>
+    </w:p>
+    <w:p>
+      <w:pPr>
+        <w:pStyle w:val="Heading2"/>
+        <w:rPr>
           <w:rFonts w:cs="Times New Roman"/>
           <w:szCs w:val="28"/>
         </w:rPr>
       </w:pPr>
-      <w:r>
-        <w:rPr>
-          <w:rFonts w:ascii="Times New Roman" w:hAnsi="Times New Roman" w:cs="Times New Roman"/>
-          <w:sz w:val="28"/>
-          <w:szCs w:val="28"/>
-        </w:rPr>
-        <w:t>public TestContext TestContext { get; set; }</w:t>
-      </w:r>
-    </w:p>
-    <w:p>
-      <w:pPr>
-        <w:pStyle w:val="Heading2"/>
-      </w:pPr>
       <w:bookmarkStart w:id="7" w:name="_Toc195034886"/>
       <w:r>
+        <w:rPr>
+          <w:rFonts w:cs="Times New Roman"/>
+          <w:szCs w:val="28"/>
+        </w:rPr>
         <w:t>Bước 7: Code cho testcase:</w:t>
       </w:r>
       <w:bookmarkEnd w:id="7"/>
-    </w:p>
-    <w:p>
-      <w:pPr>
-        <w:rPr>
-          <w:rFonts w:ascii="Times New Roman" w:hAnsi="Times New Roman" w:cs="Times New Roman"/>
-          <w:sz w:val="28"/>
-          <w:szCs w:val="28"/>
-        </w:rPr>
-      </w:pPr>
-      <w:r>
-        <w:rPr>
-          <w:rFonts w:ascii="Times New Roman" w:hAnsi="Times New Roman" w:cs="Times New Roman"/>
-          <w:sz w:val="28"/>
-          <w:szCs w:val="28"/>
-        </w:rPr>
-        <w:t>[TestMethod]//1 testcase\</w:t>
-      </w:r>
     </w:p>
     <w:p>
       <w:pPr>
@@ -3299,24 +3994,24 @@
         <w:adjustRightInd w:val="0"/>
         <w:spacing w:after="0" w:line="240" w:lineRule="auto"/>
         <w:rPr>
-          <w:rFonts w:ascii="Cascadia Mono" w:hAnsi="Cascadia Mono" w:cs="Cascadia Mono"/>
+          <w:rFonts w:ascii="Times New Roman" w:hAnsi="Times New Roman" w:cs="Times New Roman"/>
           <w:color w:val="008000"/>
           <w:kern w:val="0"/>
-          <w:sz w:val="19"/>
-          <w:szCs w:val="19"/>
-          <w:highlight w:val="white"/>
-        </w:rPr>
-      </w:pPr>
-      <w:r>
-        <w:rPr>
-          <w:rFonts w:ascii="Cascadia Mono" w:hAnsi="Cascadia Mono" w:cs="Cascadia Mono"/>
+          <w:sz w:val="28"/>
+          <w:szCs w:val="28"/>
+          <w:highlight w:val="white"/>
+        </w:rPr>
+      </w:pPr>
+      <w:r>
+        <w:rPr>
+          <w:rFonts w:ascii="Times New Roman" w:hAnsi="Times New Roman" w:cs="Times New Roman"/>
           <w:color w:val="008000"/>
           <w:kern w:val="0"/>
-          <w:sz w:val="19"/>
-          <w:szCs w:val="19"/>
-          <w:highlight w:val="white"/>
-        </w:rPr>
-        <w:t>//TC1: Line 2: a= 3, b= 3, expected =6, PASS</w:t>
+          <w:sz w:val="28"/>
+          <w:szCs w:val="28"/>
+          <w:highlight w:val="white"/>
+        </w:rPr>
+        <w:t>//Doc file csv 3 dong</w:t>
       </w:r>
     </w:p>
     <w:p>
@@ -3326,24 +4021,46 @@
         <w:adjustRightInd w:val="0"/>
         <w:spacing w:after="0" w:line="240" w:lineRule="auto"/>
         <w:rPr>
-          <w:rFonts w:ascii="Cascadia Mono" w:hAnsi="Cascadia Mono" w:cs="Cascadia Mono"/>
-          <w:color w:val="008000"/>
-          <w:kern w:val="0"/>
-          <w:sz w:val="19"/>
-          <w:szCs w:val="19"/>
-          <w:highlight w:val="white"/>
-        </w:rPr>
-      </w:pPr>
-      <w:r>
-        <w:rPr>
-          <w:rFonts w:ascii="Cascadia Mono" w:hAnsi="Cascadia Mono" w:cs="Cascadia Mono"/>
-          <w:color w:val="008000"/>
-          <w:kern w:val="0"/>
-          <w:sz w:val="19"/>
-          <w:szCs w:val="19"/>
-          <w:highlight w:val="white"/>
-        </w:rPr>
-        <w:t>//TC2: Line 3: a= 3, b= 7, expected =9, FAIL</w:t>
+          <w:rFonts w:ascii="Times New Roman" w:hAnsi="Times New Roman" w:cs="Times New Roman"/>
+          <w:color w:val="000000"/>
+          <w:kern w:val="0"/>
+          <w:sz w:val="28"/>
+          <w:szCs w:val="28"/>
+          <w:highlight w:val="white"/>
+        </w:rPr>
+      </w:pPr>
+      <w:r>
+        <w:rPr>
+          <w:rFonts w:ascii="Times New Roman" w:hAnsi="Times New Roman" w:cs="Times New Roman"/>
+          <w:color w:val="000000"/>
+          <w:kern w:val="0"/>
+          <w:sz w:val="28"/>
+          <w:szCs w:val="28"/>
+          <w:highlight w:val="white"/>
+        </w:rPr>
+        <w:t>[</w:t>
+      </w:r>
+      <w:r>
+        <w:rPr>
+          <w:rFonts w:ascii="Times New Roman" w:hAnsi="Times New Roman" w:cs="Times New Roman"/>
+          <w:color w:val="2B91AF"/>
+          <w:kern w:val="0"/>
+          <w:sz w:val="28"/>
+          <w:szCs w:val="28"/>
+          <w:highlight w:val="white"/>
+        </w:rPr>
+        <w:t>TestMethod</w:t>
+      </w:r>
+      <w:r>
+        <w:rPr>
+          <w:rFonts w:ascii="Times New Roman" w:hAnsi="Times New Roman" w:cs="Times New Roman"/>
+          <w:color w:val="000000"/>
+          <w:kern w:val="0"/>
+          <w:sz w:val="28"/>
+          <w:szCs w:val="28"/>
+          <w:highlight w:val="white"/>
+        </w:rPr>
+        <w:t>]</w:t>
       </w:r>
     </w:p>
     <w:p>
@@ -3353,21 +4070,75 @@
         <w:adjustRightInd w:val="0"/>
         <w:spacing w:after="0" w:line="240" w:lineRule="auto"/>
         <w:rPr>
-          <w:rFonts w:ascii="Cascadia Mono" w:hAnsi="Cascadia Mono" w:cs="Cascadia Mono"/>
+          <w:rFonts w:ascii="Times New Roman" w:hAnsi="Times New Roman" w:cs="Times New Roman"/>
           <w:color w:val="008000"/>
           <w:kern w:val="0"/>
-          <w:sz w:val="19"/>
-          <w:szCs w:val="19"/>
-          <w:highlight w:val="white"/>
-        </w:rPr>
-      </w:pPr>
-      <w:r>
-        <w:rPr>
-          <w:rFonts w:ascii="Cascadia Mono" w:hAnsi="Cascadia Mono" w:cs="Cascadia Mono"/>
+          <w:sz w:val="28"/>
+          <w:szCs w:val="28"/>
+          <w:highlight w:val="white"/>
+        </w:rPr>
+      </w:pPr>
+      <w:r>
+        <w:rPr>
+          <w:rFonts w:ascii="Times New Roman" w:hAnsi="Times New Roman" w:cs="Times New Roman"/>
           <w:color w:val="008000"/>
           <w:kern w:val="0"/>
-          <w:sz w:val="19"/>
-          <w:szCs w:val="19"/>
+          <w:sz w:val="28"/>
+          <w:szCs w:val="28"/>
+          <w:highlight w:val="white"/>
+        </w:rPr>
+        <w:t>//TC1: Line 2: a= 3, b= 3, expected =6, PASS</w:t>
+      </w:r>
+    </w:p>
+    <w:p>
+      <w:pPr>
+        <w:autoSpaceDE w:val="0"/>
+        <w:autoSpaceDN w:val="0"/>
+        <w:adjustRightInd w:val="0"/>
+        <w:spacing w:after="0" w:line="240" w:lineRule="auto"/>
+        <w:rPr>
+          <w:rFonts w:ascii="Times New Roman" w:hAnsi="Times New Roman" w:cs="Times New Roman"/>
+          <w:color w:val="008000"/>
+          <w:kern w:val="0"/>
+          <w:sz w:val="28"/>
+          <w:szCs w:val="28"/>
+          <w:highlight w:val="white"/>
+        </w:rPr>
+      </w:pPr>
+      <w:r>
+        <w:rPr>
+          <w:rFonts w:ascii="Times New Roman" w:hAnsi="Times New Roman" w:cs="Times New Roman"/>
+          <w:color w:val="008000"/>
+          <w:kern w:val="0"/>
+          <w:sz w:val="28"/>
+          <w:szCs w:val="28"/>
+          <w:highlight w:val="white"/>
+        </w:rPr>
+        <w:t>//TC2: Line 3: a= 3, b= 7, expected =9, FAIL</w:t>
+      </w:r>
+    </w:p>
+    <w:p>
+      <w:pPr>
+        <w:autoSpaceDE w:val="0"/>
+        <w:autoSpaceDN w:val="0"/>
+        <w:adjustRightInd w:val="0"/>
+        <w:spacing w:after="0" w:line="240" w:lineRule="auto"/>
+        <w:rPr>
+          <w:rFonts w:ascii="Times New Roman" w:hAnsi="Times New Roman" w:cs="Times New Roman"/>
+          <w:color w:val="008000"/>
+          <w:kern w:val="0"/>
+          <w:sz w:val="28"/>
+          <w:szCs w:val="28"/>
+          <w:highlight w:val="white"/>
+        </w:rPr>
+      </w:pPr>
+      <w:r>
+        <w:rPr>
+          <w:rFonts w:ascii="Times New Roman" w:hAnsi="Times New Roman" w:cs="Times New Roman"/>
+          <w:color w:val="008000"/>
+          <w:kern w:val="0"/>
+          <w:sz w:val="28"/>
+          <w:szCs w:val="28"/>
           <w:highlight w:val="white"/>
         </w:rPr>
         <w:t>//TC3: Line 4: a= 3, b= 9, expected =12, PASS</w:t>
@@ -3375,19 +4146,26 @@
     </w:p>
     <w:p>
       <w:pPr>
-        <w:rPr>
-          <w:rFonts w:ascii="Times New Roman" w:hAnsi="Times New Roman" w:cs="Times New Roman"/>
-          <w:sz w:val="28"/>
-          <w:szCs w:val="28"/>
-        </w:rPr>
-      </w:pPr>
-      <w:r>
-        <w:rPr>
-          <w:rFonts w:ascii="Cascadia Mono" w:hAnsi="Cascadia Mono" w:cs="Cascadia Mono"/>
+        <w:autoSpaceDE w:val="0"/>
+        <w:autoSpaceDN w:val="0"/>
+        <w:adjustRightInd w:val="0"/>
+        <w:spacing w:after="0" w:line="240" w:lineRule="auto"/>
+        <w:rPr>
+          <w:rFonts w:ascii="Times New Roman" w:hAnsi="Times New Roman" w:cs="Times New Roman"/>
           <w:color w:val="008000"/>
           <w:kern w:val="0"/>
-          <w:sz w:val="19"/>
-          <w:szCs w:val="19"/>
+          <w:sz w:val="28"/>
+          <w:szCs w:val="28"/>
+          <w:highlight w:val="white"/>
+        </w:rPr>
+      </w:pPr>
+      <w:r>
+        <w:rPr>
+          <w:rFonts w:ascii="Times New Roman" w:hAnsi="Times New Roman" w:cs="Times New Roman"/>
+          <w:color w:val="008000"/>
+          <w:kern w:val="0"/>
+          <w:sz w:val="28"/>
+          <w:szCs w:val="28"/>
           <w:highlight w:val="white"/>
         </w:rPr>
         <w:t>//TC4: Line 5: a= 2, b= 4, expected =7, FAIL</w:t>
@@ -3395,223 +4173,687 @@
     </w:p>
     <w:p>
       <w:pPr>
-        <w:rPr>
-          <w:rFonts w:ascii="Times New Roman" w:hAnsi="Times New Roman" w:cs="Times New Roman"/>
-          <w:sz w:val="28"/>
-          <w:szCs w:val="28"/>
-        </w:rPr>
-      </w:pPr>
-      <w:r>
-        <w:rPr>
-          <w:rFonts w:ascii="Times New Roman" w:hAnsi="Times New Roman" w:cs="Times New Roman"/>
-          <w:sz w:val="28"/>
-          <w:szCs w:val="28"/>
-        </w:rPr>
-        <w:t xml:space="preserve">        [DataSource("Microsoft.VisualStudio.TestTools.DataSource.CSV",</w:t>
-      </w:r>
-    </w:p>
-    <w:p>
-      <w:pPr>
-        <w:rPr>
-          <w:rFonts w:ascii="Times New Roman" w:hAnsi="Times New Roman" w:cs="Times New Roman"/>
-          <w:sz w:val="28"/>
-          <w:szCs w:val="28"/>
-        </w:rPr>
-      </w:pPr>
-      <w:r>
-        <w:rPr>
-          <w:rFonts w:ascii="Times New Roman" w:hAnsi="Times New Roman" w:cs="Times New Roman"/>
-          <w:sz w:val="28"/>
-          <w:szCs w:val="28"/>
-        </w:rPr>
-        <w:t xml:space="preserve">            @".\35_Chi_Data\35_Chi_TestData.csv", "35_Chi_TestData#csv",</w:t>
-      </w:r>
-    </w:p>
-    <w:p>
-      <w:pPr>
-        <w:rPr>
-          <w:rFonts w:ascii="Times New Roman" w:hAnsi="Times New Roman" w:cs="Times New Roman"/>
-          <w:sz w:val="28"/>
-          <w:szCs w:val="28"/>
-        </w:rPr>
-      </w:pPr>
-      <w:r>
-        <w:rPr>
-          <w:rFonts w:ascii="Times New Roman" w:hAnsi="Times New Roman" w:cs="Times New Roman"/>
-          <w:sz w:val="28"/>
-          <w:szCs w:val="28"/>
-        </w:rPr>
-        <w:t xml:space="preserve">            DataAccessMethod.Sequential)]</w:t>
-      </w:r>
-    </w:p>
-    <w:p>
-      <w:pPr>
-        <w:rPr>
-          <w:rFonts w:ascii="Times New Roman" w:hAnsi="Times New Roman" w:cs="Times New Roman"/>
-          <w:sz w:val="28"/>
-          <w:szCs w:val="28"/>
-        </w:rPr>
-      </w:pPr>
-      <w:r>
-        <w:rPr>
-          <w:rFonts w:ascii="Times New Roman" w:hAnsi="Times New Roman" w:cs="Times New Roman"/>
-          <w:sz w:val="28"/>
-          <w:szCs w:val="28"/>
-        </w:rPr>
-        <w:t xml:space="preserve">        public void TestWithDataSource_Chi_35()</w:t>
-      </w:r>
-    </w:p>
-    <w:p>
-      <w:pPr>
-        <w:rPr>
-          <w:rFonts w:ascii="Times New Roman" w:hAnsi="Times New Roman" w:cs="Times New Roman"/>
-          <w:sz w:val="28"/>
-          <w:szCs w:val="28"/>
-        </w:rPr>
-      </w:pPr>
-      <w:r>
-        <w:rPr>
-          <w:rFonts w:ascii="Times New Roman" w:hAnsi="Times New Roman" w:cs="Times New Roman"/>
-          <w:sz w:val="28"/>
-          <w:szCs w:val="28"/>
-        </w:rPr>
-        <w:t xml:space="preserve">        {</w:t>
-      </w:r>
-    </w:p>
-    <w:p>
-      <w:pPr>
-        <w:rPr>
-          <w:rFonts w:ascii="Times New Roman" w:hAnsi="Times New Roman" w:cs="Times New Roman"/>
-          <w:sz w:val="28"/>
-          <w:szCs w:val="28"/>
-        </w:rPr>
-      </w:pPr>
-      <w:r>
-        <w:rPr>
-          <w:rFonts w:ascii="Times New Roman" w:hAnsi="Times New Roman" w:cs="Times New Roman"/>
-          <w:sz w:val="28"/>
-          <w:szCs w:val="28"/>
-        </w:rPr>
-        <w:t xml:space="preserve">            int a_Chi_35, b_Chi_35, expected_Chi_35, actual_Chi_35;</w:t>
-      </w:r>
-    </w:p>
-    <w:p>
-      <w:pPr>
-        <w:rPr>
-          <w:rFonts w:ascii="Times New Roman" w:hAnsi="Times New Roman" w:cs="Times New Roman"/>
-          <w:sz w:val="28"/>
-          <w:szCs w:val="28"/>
-        </w:rPr>
-      </w:pPr>
-      <w:r>
-        <w:rPr>
-          <w:rFonts w:ascii="Times New Roman" w:hAnsi="Times New Roman" w:cs="Times New Roman"/>
-          <w:sz w:val="28"/>
-          <w:szCs w:val="28"/>
-        </w:rPr>
-        <w:t xml:space="preserve">            a_Chi_35 = int.Parse(TestContext.DataRow[0].ToString());</w:t>
-      </w:r>
-    </w:p>
-    <w:p>
-      <w:pPr>
-        <w:rPr>
-          <w:rFonts w:ascii="Times New Roman" w:hAnsi="Times New Roman" w:cs="Times New Roman"/>
-          <w:sz w:val="28"/>
-          <w:szCs w:val="28"/>
-        </w:rPr>
-      </w:pPr>
-      <w:r>
-        <w:rPr>
-          <w:rFonts w:ascii="Times New Roman" w:hAnsi="Times New Roman" w:cs="Times New Roman"/>
-          <w:sz w:val="28"/>
-          <w:szCs w:val="28"/>
-        </w:rPr>
-        <w:t xml:space="preserve">            b_Chi_35 = int.Parse(TestContext.DataRow[1].ToString());</w:t>
-      </w:r>
-    </w:p>
-    <w:p>
-      <w:pPr>
-        <w:rPr>
-          <w:rFonts w:ascii="Times New Roman" w:hAnsi="Times New Roman" w:cs="Times New Roman"/>
-          <w:sz w:val="28"/>
-          <w:szCs w:val="28"/>
-        </w:rPr>
-      </w:pPr>
-      <w:r>
-        <w:rPr>
-          <w:rFonts w:ascii="Times New Roman" w:hAnsi="Times New Roman" w:cs="Times New Roman"/>
-          <w:sz w:val="28"/>
-          <w:szCs w:val="28"/>
-        </w:rPr>
-        <w:t xml:space="preserve">            expected_Chi_35 = int.Parse(TestContext.DataRow[2].ToString());</w:t>
-      </w:r>
-    </w:p>
-    <w:p>
-      <w:pPr>
-        <w:rPr>
-          <w:rFonts w:ascii="Times New Roman" w:hAnsi="Times New Roman" w:cs="Times New Roman"/>
-          <w:sz w:val="28"/>
-          <w:szCs w:val="28"/>
-        </w:rPr>
-      </w:pPr>
-      <w:r>
-        <w:rPr>
-          <w:rFonts w:ascii="Times New Roman" w:hAnsi="Times New Roman" w:cs="Times New Roman"/>
-          <w:sz w:val="28"/>
-          <w:szCs w:val="28"/>
-        </w:rPr>
-        <w:t xml:space="preserve">            Class1_demo_Chi_35 c = new Class1_demo_Chi_35(a_Chi_35, b_Chi_35);</w:t>
-      </w:r>
-    </w:p>
-    <w:p>
-      <w:pPr>
-        <w:rPr>
-          <w:rFonts w:ascii="Times New Roman" w:hAnsi="Times New Roman" w:cs="Times New Roman"/>
-          <w:sz w:val="28"/>
-          <w:szCs w:val="28"/>
-        </w:rPr>
-      </w:pPr>
-      <w:r>
-        <w:rPr>
-          <w:rFonts w:ascii="Times New Roman" w:hAnsi="Times New Roman" w:cs="Times New Roman"/>
-          <w:sz w:val="28"/>
-          <w:szCs w:val="28"/>
-        </w:rPr>
-        <w:t xml:space="preserve">            actual_Chi_35 = c.Execute("+");</w:t>
-      </w:r>
-    </w:p>
-    <w:p>
-      <w:pPr>
-        <w:rPr>
-          <w:rFonts w:ascii="Times New Roman" w:hAnsi="Times New Roman" w:cs="Times New Roman"/>
-          <w:sz w:val="28"/>
-          <w:szCs w:val="28"/>
-        </w:rPr>
-      </w:pPr>
-      <w:r>
-        <w:rPr>
-          <w:rFonts w:ascii="Times New Roman" w:hAnsi="Times New Roman" w:cs="Times New Roman"/>
-          <w:sz w:val="28"/>
-          <w:szCs w:val="28"/>
-        </w:rPr>
-        <w:t xml:space="preserve">            Assert.AreEqual(expected_Chi_35, actual_Chi_35);</w:t>
-      </w:r>
-    </w:p>
-    <w:p>
-      <w:pPr>
-        <w:rPr>
-          <w:rFonts w:ascii="Times New Roman" w:hAnsi="Times New Roman" w:cs="Times New Roman"/>
-          <w:sz w:val="28"/>
-          <w:szCs w:val="28"/>
-        </w:rPr>
-      </w:pPr>
-      <w:r>
-        <w:rPr>
-          <w:rFonts w:ascii="Times New Roman" w:hAnsi="Times New Roman" w:cs="Times New Roman"/>
-          <w:sz w:val="28"/>
-          <w:szCs w:val="28"/>
-        </w:rPr>
-        <w:t xml:space="preserve">        }</w:t>
+        <w:autoSpaceDE w:val="0"/>
+        <w:autoSpaceDN w:val="0"/>
+        <w:adjustRightInd w:val="0"/>
+        <w:spacing w:after="0" w:line="240" w:lineRule="auto"/>
+        <w:rPr>
+          <w:rFonts w:ascii="Times New Roman" w:hAnsi="Times New Roman" w:cs="Times New Roman"/>
+          <w:color w:val="000000"/>
+          <w:kern w:val="0"/>
+          <w:sz w:val="28"/>
+          <w:szCs w:val="28"/>
+          <w:highlight w:val="white"/>
+        </w:rPr>
+      </w:pPr>
+      <w:r>
+        <w:rPr>
+          <w:rFonts w:ascii="Times New Roman" w:hAnsi="Times New Roman" w:cs="Times New Roman"/>
+          <w:color w:val="000000"/>
+          <w:kern w:val="0"/>
+          <w:sz w:val="28"/>
+          <w:szCs w:val="28"/>
+          <w:highlight w:val="white"/>
+        </w:rPr>
+        <w:t>[</w:t>
+      </w:r>
+      <w:r>
+        <w:rPr>
+          <w:rFonts w:ascii="Times New Roman" w:hAnsi="Times New Roman" w:cs="Times New Roman"/>
+          <w:color w:val="2B91AF"/>
+          <w:kern w:val="0"/>
+          <w:sz w:val="28"/>
+          <w:szCs w:val="28"/>
+          <w:highlight w:val="white"/>
+        </w:rPr>
+        <w:t>DataSource</w:t>
+      </w:r>
+      <w:r>
+        <w:rPr>
+          <w:rFonts w:ascii="Times New Roman" w:hAnsi="Times New Roman" w:cs="Times New Roman"/>
+          <w:color w:val="000000"/>
+          <w:kern w:val="0"/>
+          <w:sz w:val="28"/>
+          <w:szCs w:val="28"/>
+          <w:highlight w:val="white"/>
+        </w:rPr>
+        <w:t>(</w:t>
+      </w:r>
+      <w:r>
+        <w:rPr>
+          <w:rFonts w:ascii="Times New Roman" w:hAnsi="Times New Roman" w:cs="Times New Roman"/>
+          <w:color w:val="A31515"/>
+          <w:kern w:val="0"/>
+          <w:sz w:val="28"/>
+          <w:szCs w:val="28"/>
+          <w:highlight w:val="white"/>
+        </w:rPr>
+        <w:t>"Microsoft.VisualStudio.TestTools.DataSource.CSV"</w:t>
+      </w:r>
+      <w:r>
+        <w:rPr>
+          <w:rFonts w:ascii="Times New Roman" w:hAnsi="Times New Roman" w:cs="Times New Roman"/>
+          <w:color w:val="000000"/>
+          <w:kern w:val="0"/>
+          <w:sz w:val="28"/>
+          <w:szCs w:val="28"/>
+          <w:highlight w:val="white"/>
+        </w:rPr>
+        <w:t>,</w:t>
+      </w:r>
+    </w:p>
+    <w:p>
+      <w:pPr>
+        <w:autoSpaceDE w:val="0"/>
+        <w:autoSpaceDN w:val="0"/>
+        <w:adjustRightInd w:val="0"/>
+        <w:spacing w:after="0" w:line="240" w:lineRule="auto"/>
+        <w:rPr>
+          <w:rFonts w:ascii="Times New Roman" w:hAnsi="Times New Roman" w:cs="Times New Roman"/>
+          <w:color w:val="000000"/>
+          <w:kern w:val="0"/>
+          <w:sz w:val="28"/>
+          <w:szCs w:val="28"/>
+          <w:highlight w:val="white"/>
+        </w:rPr>
+      </w:pPr>
+      <w:r>
+        <w:rPr>
+          <w:rFonts w:ascii="Times New Roman" w:hAnsi="Times New Roman" w:cs="Times New Roman"/>
+          <w:color w:val="000000"/>
+          <w:kern w:val="0"/>
+          <w:sz w:val="28"/>
+          <w:szCs w:val="28"/>
+          <w:highlight w:val="white"/>
+        </w:rPr>
+        <w:t xml:space="preserve">    </w:t>
+      </w:r>
+      <w:r>
+        <w:rPr>
+          <w:rFonts w:ascii="Times New Roman" w:hAnsi="Times New Roman" w:cs="Times New Roman"/>
+          <w:color w:val="800000"/>
+          <w:kern w:val="0"/>
+          <w:sz w:val="28"/>
+          <w:szCs w:val="28"/>
+          <w:highlight w:val="white"/>
+        </w:rPr>
+        <w:t>@".\35_Chi_Data\35_Chi_TestData.csv"</w:t>
+      </w:r>
+      <w:r>
+        <w:rPr>
+          <w:rFonts w:ascii="Times New Roman" w:hAnsi="Times New Roman" w:cs="Times New Roman"/>
+          <w:color w:val="000000"/>
+          <w:kern w:val="0"/>
+          <w:sz w:val="28"/>
+          <w:szCs w:val="28"/>
+          <w:highlight w:val="white"/>
+        </w:rPr>
+        <w:t xml:space="preserve">, </w:t>
+      </w:r>
+      <w:r>
+        <w:rPr>
+          <w:rFonts w:ascii="Times New Roman" w:hAnsi="Times New Roman" w:cs="Times New Roman"/>
+          <w:color w:val="A31515"/>
+          <w:kern w:val="0"/>
+          <w:sz w:val="28"/>
+          <w:szCs w:val="28"/>
+          <w:highlight w:val="white"/>
+        </w:rPr>
+        <w:t>"35_Chi_TestData#csv"</w:t>
+      </w:r>
+      <w:r>
+        <w:rPr>
+          <w:rFonts w:ascii="Times New Roman" w:hAnsi="Times New Roman" w:cs="Times New Roman"/>
+          <w:color w:val="000000"/>
+          <w:kern w:val="0"/>
+          <w:sz w:val="28"/>
+          <w:szCs w:val="28"/>
+          <w:highlight w:val="white"/>
+        </w:rPr>
+        <w:t>,</w:t>
+      </w:r>
+    </w:p>
+    <w:p>
+      <w:pPr>
+        <w:autoSpaceDE w:val="0"/>
+        <w:autoSpaceDN w:val="0"/>
+        <w:adjustRightInd w:val="0"/>
+        <w:spacing w:after="0" w:line="240" w:lineRule="auto"/>
+        <w:rPr>
+          <w:rFonts w:ascii="Times New Roman" w:hAnsi="Times New Roman" w:cs="Times New Roman"/>
+          <w:color w:val="000000"/>
+          <w:kern w:val="0"/>
+          <w:sz w:val="28"/>
+          <w:szCs w:val="28"/>
+          <w:highlight w:val="white"/>
+        </w:rPr>
+      </w:pPr>
+      <w:r>
+        <w:rPr>
+          <w:rFonts w:ascii="Times New Roman" w:hAnsi="Times New Roman" w:cs="Times New Roman"/>
+          <w:color w:val="000000"/>
+          <w:kern w:val="0"/>
+          <w:sz w:val="28"/>
+          <w:szCs w:val="28"/>
+          <w:highlight w:val="white"/>
+        </w:rPr>
+        <w:t xml:space="preserve">    </w:t>
+      </w:r>
+      <w:r>
+        <w:rPr>
+          <w:rFonts w:ascii="Times New Roman" w:hAnsi="Times New Roman" w:cs="Times New Roman"/>
+          <w:color w:val="2B91AF"/>
+          <w:kern w:val="0"/>
+          <w:sz w:val="28"/>
+          <w:szCs w:val="28"/>
+          <w:highlight w:val="white"/>
+        </w:rPr>
+        <w:t>DataAccessMethod</w:t>
+      </w:r>
+      <w:r>
+        <w:rPr>
+          <w:rFonts w:ascii="Times New Roman" w:hAnsi="Times New Roman" w:cs="Times New Roman"/>
+          <w:color w:val="000000"/>
+          <w:kern w:val="0"/>
+          <w:sz w:val="28"/>
+          <w:szCs w:val="28"/>
+          <w:highlight w:val="white"/>
+        </w:rPr>
+        <w:t>.Sequential)]</w:t>
+      </w:r>
+    </w:p>
+    <w:p>
+      <w:pPr>
+        <w:autoSpaceDE w:val="0"/>
+        <w:autoSpaceDN w:val="0"/>
+        <w:adjustRightInd w:val="0"/>
+        <w:spacing w:after="0" w:line="240" w:lineRule="auto"/>
+        <w:rPr>
+          <w:rFonts w:ascii="Times New Roman" w:hAnsi="Times New Roman" w:cs="Times New Roman"/>
+          <w:color w:val="000000"/>
+          <w:kern w:val="0"/>
+          <w:sz w:val="28"/>
+          <w:szCs w:val="28"/>
+          <w:highlight w:val="white"/>
+        </w:rPr>
+      </w:pPr>
+      <w:r>
+        <w:rPr>
+          <w:rFonts w:ascii="Times New Roman" w:hAnsi="Times New Roman" w:cs="Times New Roman"/>
+          <w:color w:val="0000FF"/>
+          <w:kern w:val="0"/>
+          <w:sz w:val="28"/>
+          <w:szCs w:val="28"/>
+          <w:highlight w:val="white"/>
+        </w:rPr>
+        <w:t>public</w:t>
+      </w:r>
+      <w:r>
+        <w:rPr>
+          <w:rFonts w:ascii="Times New Roman" w:hAnsi="Times New Roman" w:cs="Times New Roman"/>
+          <w:color w:val="000000"/>
+          <w:kern w:val="0"/>
+          <w:sz w:val="28"/>
+          <w:szCs w:val="28"/>
+          <w:highlight w:val="white"/>
+        </w:rPr>
+        <w:t xml:space="preserve"> </w:t>
+      </w:r>
+      <w:r>
+        <w:rPr>
+          <w:rFonts w:ascii="Times New Roman" w:hAnsi="Times New Roman" w:cs="Times New Roman"/>
+          <w:color w:val="0000FF"/>
+          <w:kern w:val="0"/>
+          <w:sz w:val="28"/>
+          <w:szCs w:val="28"/>
+          <w:highlight w:val="white"/>
+        </w:rPr>
+        <w:t>void</w:t>
+      </w:r>
+      <w:r>
+        <w:rPr>
+          <w:rFonts w:ascii="Times New Roman" w:hAnsi="Times New Roman" w:cs="Times New Roman"/>
+          <w:color w:val="000000"/>
+          <w:kern w:val="0"/>
+          <w:sz w:val="28"/>
+          <w:szCs w:val="28"/>
+          <w:highlight w:val="white"/>
+        </w:rPr>
+        <w:t xml:space="preserve"> TestWithDataSource_Chi_35()</w:t>
+      </w:r>
+    </w:p>
+    <w:p>
+      <w:pPr>
+        <w:autoSpaceDE w:val="0"/>
+        <w:autoSpaceDN w:val="0"/>
+        <w:adjustRightInd w:val="0"/>
+        <w:spacing w:after="0" w:line="240" w:lineRule="auto"/>
+        <w:rPr>
+          <w:rFonts w:ascii="Times New Roman" w:hAnsi="Times New Roman" w:cs="Times New Roman"/>
+          <w:color w:val="000000"/>
+          <w:kern w:val="0"/>
+          <w:sz w:val="28"/>
+          <w:szCs w:val="28"/>
+          <w:highlight w:val="white"/>
+        </w:rPr>
+      </w:pPr>
+      <w:r>
+        <w:rPr>
+          <w:rFonts w:ascii="Times New Roman" w:hAnsi="Times New Roman" w:cs="Times New Roman"/>
+          <w:color w:val="000000"/>
+          <w:kern w:val="0"/>
+          <w:sz w:val="28"/>
+          <w:szCs w:val="28"/>
+          <w:highlight w:val="white"/>
+        </w:rPr>
+        <w:t>{</w:t>
+      </w:r>
+    </w:p>
+    <w:p>
+      <w:pPr>
+        <w:autoSpaceDE w:val="0"/>
+        <w:autoSpaceDN w:val="0"/>
+        <w:adjustRightInd w:val="0"/>
+        <w:spacing w:after="0" w:line="240" w:lineRule="auto"/>
+        <w:rPr>
+          <w:rFonts w:ascii="Times New Roman" w:hAnsi="Times New Roman" w:cs="Times New Roman"/>
+          <w:color w:val="000000"/>
+          <w:kern w:val="0"/>
+          <w:sz w:val="28"/>
+          <w:szCs w:val="28"/>
+          <w:highlight w:val="white"/>
+        </w:rPr>
+      </w:pPr>
+      <w:r>
+        <w:rPr>
+          <w:rFonts w:ascii="Times New Roman" w:hAnsi="Times New Roman" w:cs="Times New Roman"/>
+          <w:color w:val="000000"/>
+          <w:kern w:val="0"/>
+          <w:sz w:val="28"/>
+          <w:szCs w:val="28"/>
+          <w:highlight w:val="white"/>
+        </w:rPr>
+        <w:t xml:space="preserve">    </w:t>
+      </w:r>
+      <w:r>
+        <w:rPr>
+          <w:rFonts w:ascii="Times New Roman" w:hAnsi="Times New Roman" w:cs="Times New Roman"/>
+          <w:color w:val="0000FF"/>
+          <w:kern w:val="0"/>
+          <w:sz w:val="28"/>
+          <w:szCs w:val="28"/>
+          <w:highlight w:val="white"/>
+        </w:rPr>
+        <w:t>int</w:t>
+      </w:r>
+      <w:r>
+        <w:rPr>
+          <w:rFonts w:ascii="Times New Roman" w:hAnsi="Times New Roman" w:cs="Times New Roman"/>
+          <w:color w:val="000000"/>
+          <w:kern w:val="0"/>
+          <w:sz w:val="28"/>
+          <w:szCs w:val="28"/>
+          <w:highlight w:val="white"/>
+        </w:rPr>
+        <w:t xml:space="preserve"> a_Chi_35, b_Chi_35, expected_Chi_35, actual_Chi_35;</w:t>
+      </w:r>
+    </w:p>
+    <w:p>
+      <w:pPr>
+        <w:autoSpaceDE w:val="0"/>
+        <w:autoSpaceDN w:val="0"/>
+        <w:adjustRightInd w:val="0"/>
+        <w:spacing w:after="0" w:line="240" w:lineRule="auto"/>
+        <w:rPr>
+          <w:rFonts w:ascii="Times New Roman" w:hAnsi="Times New Roman" w:cs="Times New Roman"/>
+          <w:color w:val="000000"/>
+          <w:kern w:val="0"/>
+          <w:sz w:val="28"/>
+          <w:szCs w:val="28"/>
+          <w:highlight w:val="white"/>
+        </w:rPr>
+      </w:pPr>
+      <w:r>
+        <w:rPr>
+          <w:rFonts w:ascii="Times New Roman" w:hAnsi="Times New Roman" w:cs="Times New Roman"/>
+          <w:color w:val="000000"/>
+          <w:kern w:val="0"/>
+          <w:sz w:val="28"/>
+          <w:szCs w:val="28"/>
+          <w:highlight w:val="white"/>
+        </w:rPr>
+        <w:t xml:space="preserve">    a_Chi_35 = </w:t>
+      </w:r>
+      <w:r>
+        <w:rPr>
+          <w:rFonts w:ascii="Times New Roman" w:hAnsi="Times New Roman" w:cs="Times New Roman"/>
+          <w:color w:val="0000FF"/>
+          <w:kern w:val="0"/>
+          <w:sz w:val="28"/>
+          <w:szCs w:val="28"/>
+          <w:highlight w:val="white"/>
+        </w:rPr>
+        <w:t>int</w:t>
+      </w:r>
+      <w:r>
+        <w:rPr>
+          <w:rFonts w:ascii="Times New Roman" w:hAnsi="Times New Roman" w:cs="Times New Roman"/>
+          <w:color w:val="000000"/>
+          <w:kern w:val="0"/>
+          <w:sz w:val="28"/>
+          <w:szCs w:val="28"/>
+          <w:highlight w:val="white"/>
+        </w:rPr>
+        <w:t>.Parse(TestContext.DataRow[0].ToString());</w:t>
+      </w:r>
+    </w:p>
+    <w:p>
+      <w:pPr>
+        <w:autoSpaceDE w:val="0"/>
+        <w:autoSpaceDN w:val="0"/>
+        <w:adjustRightInd w:val="0"/>
+        <w:spacing w:after="0" w:line="240" w:lineRule="auto"/>
+        <w:rPr>
+          <w:rFonts w:ascii="Times New Roman" w:hAnsi="Times New Roman" w:cs="Times New Roman"/>
+          <w:color w:val="000000"/>
+          <w:kern w:val="0"/>
+          <w:sz w:val="28"/>
+          <w:szCs w:val="28"/>
+          <w:highlight w:val="white"/>
+        </w:rPr>
+      </w:pPr>
+      <w:r>
+        <w:rPr>
+          <w:rFonts w:ascii="Times New Roman" w:hAnsi="Times New Roman" w:cs="Times New Roman"/>
+          <w:color w:val="000000"/>
+          <w:kern w:val="0"/>
+          <w:sz w:val="28"/>
+          <w:szCs w:val="28"/>
+          <w:highlight w:val="white"/>
+        </w:rPr>
+        <w:t xml:space="preserve">    b_Chi_35 = </w:t>
+      </w:r>
+      <w:r>
+        <w:rPr>
+          <w:rFonts w:ascii="Times New Roman" w:hAnsi="Times New Roman" w:cs="Times New Roman"/>
+          <w:color w:val="0000FF"/>
+          <w:kern w:val="0"/>
+          <w:sz w:val="28"/>
+          <w:szCs w:val="28"/>
+          <w:highlight w:val="white"/>
+        </w:rPr>
+        <w:t>int</w:t>
+      </w:r>
+      <w:r>
+        <w:rPr>
+          <w:rFonts w:ascii="Times New Roman" w:hAnsi="Times New Roman" w:cs="Times New Roman"/>
+          <w:color w:val="000000"/>
+          <w:kern w:val="0"/>
+          <w:sz w:val="28"/>
+          <w:szCs w:val="28"/>
+          <w:highlight w:val="white"/>
+        </w:rPr>
+        <w:t>.Parse(TestContext.DataRow[1].ToString());</w:t>
+      </w:r>
+    </w:p>
+    <w:p>
+      <w:pPr>
+        <w:autoSpaceDE w:val="0"/>
+        <w:autoSpaceDN w:val="0"/>
+        <w:adjustRightInd w:val="0"/>
+        <w:spacing w:after="0" w:line="240" w:lineRule="auto"/>
+        <w:rPr>
+          <w:rFonts w:ascii="Times New Roman" w:hAnsi="Times New Roman" w:cs="Times New Roman"/>
+          <w:color w:val="000000"/>
+          <w:kern w:val="0"/>
+          <w:sz w:val="28"/>
+          <w:szCs w:val="28"/>
+          <w:highlight w:val="white"/>
+        </w:rPr>
+      </w:pPr>
+      <w:r>
+        <w:rPr>
+          <w:rFonts w:ascii="Times New Roman" w:hAnsi="Times New Roman" w:cs="Times New Roman"/>
+          <w:color w:val="000000"/>
+          <w:kern w:val="0"/>
+          <w:sz w:val="28"/>
+          <w:szCs w:val="28"/>
+          <w:highlight w:val="white"/>
+        </w:rPr>
+        <w:t xml:space="preserve">    expected_Chi_35 = </w:t>
+      </w:r>
+      <w:r>
+        <w:rPr>
+          <w:rFonts w:ascii="Times New Roman" w:hAnsi="Times New Roman" w:cs="Times New Roman"/>
+          <w:color w:val="0000FF"/>
+          <w:kern w:val="0"/>
+          <w:sz w:val="28"/>
+          <w:szCs w:val="28"/>
+          <w:highlight w:val="white"/>
+        </w:rPr>
+        <w:t>int</w:t>
+      </w:r>
+      <w:r>
+        <w:rPr>
+          <w:rFonts w:ascii="Times New Roman" w:hAnsi="Times New Roman" w:cs="Times New Roman"/>
+          <w:color w:val="000000"/>
+          <w:kern w:val="0"/>
+          <w:sz w:val="28"/>
+          <w:szCs w:val="28"/>
+          <w:highlight w:val="white"/>
+        </w:rPr>
+        <w:t>.Parse(TestContext.DataRow[2].ToString());</w:t>
+      </w:r>
+    </w:p>
+    <w:p>
+      <w:pPr>
+        <w:autoSpaceDE w:val="0"/>
+        <w:autoSpaceDN w:val="0"/>
+        <w:adjustRightInd w:val="0"/>
+        <w:spacing w:after="0" w:line="240" w:lineRule="auto"/>
+        <w:rPr>
+          <w:rFonts w:ascii="Times New Roman" w:hAnsi="Times New Roman" w:cs="Times New Roman"/>
+          <w:color w:val="000000"/>
+          <w:kern w:val="0"/>
+          <w:sz w:val="28"/>
+          <w:szCs w:val="28"/>
+          <w:highlight w:val="white"/>
+        </w:rPr>
+      </w:pPr>
+      <w:r>
+        <w:rPr>
+          <w:rFonts w:ascii="Times New Roman" w:hAnsi="Times New Roman" w:cs="Times New Roman"/>
+          <w:color w:val="000000"/>
+          <w:kern w:val="0"/>
+          <w:sz w:val="28"/>
+          <w:szCs w:val="28"/>
+          <w:highlight w:val="white"/>
+        </w:rPr>
+        <w:t xml:space="preserve">    </w:t>
+      </w:r>
+      <w:r>
+        <w:rPr>
+          <w:rFonts w:ascii="Times New Roman" w:hAnsi="Times New Roman" w:cs="Times New Roman"/>
+          <w:color w:val="2B91AF"/>
+          <w:kern w:val="0"/>
+          <w:sz w:val="28"/>
+          <w:szCs w:val="28"/>
+          <w:highlight w:val="white"/>
+        </w:rPr>
+        <w:t>Class1_demo_Chi_35</w:t>
+      </w:r>
+      <w:r>
+        <w:rPr>
+          <w:rFonts w:ascii="Times New Roman" w:hAnsi="Times New Roman" w:cs="Times New Roman"/>
+          <w:color w:val="000000"/>
+          <w:kern w:val="0"/>
+          <w:sz w:val="28"/>
+          <w:szCs w:val="28"/>
+          <w:highlight w:val="white"/>
+        </w:rPr>
+        <w:t xml:space="preserve"> c = </w:t>
+      </w:r>
+      <w:r>
+        <w:rPr>
+          <w:rFonts w:ascii="Times New Roman" w:hAnsi="Times New Roman" w:cs="Times New Roman"/>
+          <w:color w:val="0000FF"/>
+          <w:kern w:val="0"/>
+          <w:sz w:val="28"/>
+          <w:szCs w:val="28"/>
+          <w:highlight w:val="white"/>
+        </w:rPr>
+        <w:t>new</w:t>
+      </w:r>
+      <w:r>
+        <w:rPr>
+          <w:rFonts w:ascii="Times New Roman" w:hAnsi="Times New Roman" w:cs="Times New Roman"/>
+          <w:color w:val="000000"/>
+          <w:kern w:val="0"/>
+          <w:sz w:val="28"/>
+          <w:szCs w:val="28"/>
+          <w:highlight w:val="white"/>
+        </w:rPr>
+        <w:t xml:space="preserve"> </w:t>
+      </w:r>
+      <w:r>
+        <w:rPr>
+          <w:rFonts w:ascii="Times New Roman" w:hAnsi="Times New Roman" w:cs="Times New Roman"/>
+          <w:color w:val="2B91AF"/>
+          <w:kern w:val="0"/>
+          <w:sz w:val="28"/>
+          <w:szCs w:val="28"/>
+          <w:highlight w:val="white"/>
+        </w:rPr>
+        <w:t>Class1_demo_Chi_35</w:t>
+      </w:r>
+      <w:r>
+        <w:rPr>
+          <w:rFonts w:ascii="Times New Roman" w:hAnsi="Times New Roman" w:cs="Times New Roman"/>
+          <w:color w:val="000000"/>
+          <w:kern w:val="0"/>
+          <w:sz w:val="28"/>
+          <w:szCs w:val="28"/>
+          <w:highlight w:val="white"/>
+        </w:rPr>
+        <w:t>(a_Chi_35, b_Chi_35);</w:t>
+      </w:r>
+    </w:p>
+    <w:p>
+      <w:pPr>
+        <w:autoSpaceDE w:val="0"/>
+        <w:autoSpaceDN w:val="0"/>
+        <w:adjustRightInd w:val="0"/>
+        <w:spacing w:after="0" w:line="240" w:lineRule="auto"/>
+        <w:rPr>
+          <w:rFonts w:ascii="Times New Roman" w:hAnsi="Times New Roman" w:cs="Times New Roman"/>
+          <w:color w:val="000000"/>
+          <w:kern w:val="0"/>
+          <w:sz w:val="28"/>
+          <w:szCs w:val="28"/>
+          <w:highlight w:val="white"/>
+        </w:rPr>
+      </w:pPr>
+      <w:r>
+        <w:rPr>
+          <w:rFonts w:ascii="Times New Roman" w:hAnsi="Times New Roman" w:cs="Times New Roman"/>
+          <w:color w:val="000000"/>
+          <w:kern w:val="0"/>
+          <w:sz w:val="28"/>
+          <w:szCs w:val="28"/>
+          <w:highlight w:val="white"/>
+        </w:rPr>
+        <w:t xml:space="preserve">    actual_Chi_35 = c.Execute_35_Chi(</w:t>
+      </w:r>
+      <w:r>
+        <w:rPr>
+          <w:rFonts w:ascii="Times New Roman" w:hAnsi="Times New Roman" w:cs="Times New Roman"/>
+          <w:color w:val="A31515"/>
+          <w:kern w:val="0"/>
+          <w:sz w:val="28"/>
+          <w:szCs w:val="28"/>
+          <w:highlight w:val="white"/>
+        </w:rPr>
+        <w:t>"+"</w:t>
+      </w:r>
+      <w:r>
+        <w:rPr>
+          <w:rFonts w:ascii="Times New Roman" w:hAnsi="Times New Roman" w:cs="Times New Roman"/>
+          <w:color w:val="000000"/>
+          <w:kern w:val="0"/>
+          <w:sz w:val="28"/>
+          <w:szCs w:val="28"/>
+          <w:highlight w:val="white"/>
+        </w:rPr>
+        <w:t>);</w:t>
+      </w:r>
+    </w:p>
+    <w:p>
+      <w:pPr>
+        <w:autoSpaceDE w:val="0"/>
+        <w:autoSpaceDN w:val="0"/>
+        <w:adjustRightInd w:val="0"/>
+        <w:spacing w:after="0" w:line="240" w:lineRule="auto"/>
+        <w:rPr>
+          <w:rFonts w:ascii="Times New Roman" w:hAnsi="Times New Roman" w:cs="Times New Roman"/>
+          <w:color w:val="000000"/>
+          <w:kern w:val="0"/>
+          <w:sz w:val="28"/>
+          <w:szCs w:val="28"/>
+          <w:highlight w:val="white"/>
+        </w:rPr>
+      </w:pPr>
+      <w:r>
+        <w:rPr>
+          <w:rFonts w:ascii="Times New Roman" w:hAnsi="Times New Roman" w:cs="Times New Roman"/>
+          <w:color w:val="000000"/>
+          <w:kern w:val="0"/>
+          <w:sz w:val="28"/>
+          <w:szCs w:val="28"/>
+          <w:highlight w:val="white"/>
+        </w:rPr>
+        <w:t xml:space="preserve">    </w:t>
+      </w:r>
+      <w:r>
+        <w:rPr>
+          <w:rFonts w:ascii="Times New Roman" w:hAnsi="Times New Roman" w:cs="Times New Roman"/>
+          <w:color w:val="2B91AF"/>
+          <w:kern w:val="0"/>
+          <w:sz w:val="28"/>
+          <w:szCs w:val="28"/>
+          <w:highlight w:val="white"/>
+        </w:rPr>
+        <w:t>Assert</w:t>
+      </w:r>
+      <w:r>
+        <w:rPr>
+          <w:rFonts w:ascii="Times New Roman" w:hAnsi="Times New Roman" w:cs="Times New Roman"/>
+          <w:color w:val="000000"/>
+          <w:kern w:val="0"/>
+          <w:sz w:val="28"/>
+          <w:szCs w:val="28"/>
+          <w:highlight w:val="white"/>
+        </w:rPr>
+        <w:t>.AreEqual(expected_Chi_35, actual_Chi_35);</w:t>
+      </w:r>
+    </w:p>
+    <w:p>
+      <w:pPr>
+        <w:rPr>
+          <w:rFonts w:ascii="Times New Roman" w:hAnsi="Times New Roman" w:cs="Times New Roman"/>
+          <w:sz w:val="28"/>
+          <w:szCs w:val="28"/>
+        </w:rPr>
+      </w:pPr>
+      <w:r>
+        <w:rPr>
+          <w:rFonts w:ascii="Times New Roman" w:hAnsi="Times New Roman" w:cs="Times New Roman"/>
+          <w:color w:val="000000"/>
+          <w:kern w:val="0"/>
+          <w:sz w:val="28"/>
+          <w:szCs w:val="28"/>
+          <w:highlight w:val="white"/>
+        </w:rPr>
+        <w:t>}</w:t>
       </w:r>
     </w:p>
     <w:p>
@@ -3628,7 +4870,6 @@
           <w:rFonts w:cs="Times New Roman"/>
           <w:szCs w:val="28"/>
         </w:rPr>
-        <w:lastRenderedPageBreak/>
         <w:t xml:space="preserve">Bước 8: </w:t>
       </w:r>
       <w:r>
@@ -3646,6 +4887,13 @@
         <w:t>kết quả testcase:</w:t>
       </w:r>
       <w:bookmarkEnd w:id="8"/>
+      <w:r>
+        <w:rPr>
+          <w:rFonts w:cs="Times New Roman"/>
+          <w:szCs w:val="28"/>
+        </w:rPr>
+        <w:t xml:space="preserve"> (2TC pass, 2TC fail)</w:t>
+      </w:r>
     </w:p>
     <w:p>
       <w:pPr>
@@ -3702,16 +4950,7 @@
     <w:p>
       <w:pPr>
         <w:rPr>
-          <w:rFonts w:ascii="Times New Roman" w:hAnsi="Times New Roman" w:cs="Times New Roman"/>
-          <w:sz w:val="28"/>
-          <w:szCs w:val="28"/>
-        </w:rPr>
-      </w:pPr>
-    </w:p>
-    <w:p>
-      <w:pPr>
-        <w:rPr>
-          <w:rFonts w:ascii="Times New Roman" w:eastAsiaTheme="majorEastAsia" w:hAnsi="Times New Roman" w:cstheme="majorBidi"/>
+          <w:rFonts w:ascii="Times New Roman" w:eastAsiaTheme="majorEastAsia" w:hAnsi="Times New Roman" w:cs="Times New Roman"/>
           <w:color w:val="000000" w:themeColor="text1"/>
           <w:sz w:val="28"/>
           <w:szCs w:val="28"/>
@@ -3719,6 +4958,7 @@
       </w:pPr>
       <w:r>
         <w:rPr>
+          <w:rFonts w:ascii="Times New Roman" w:hAnsi="Times New Roman" w:cs="Times New Roman"/>
           <w:sz w:val="28"/>
           <w:szCs w:val="28"/>
         </w:rPr>
@@ -3737,6 +4977,7 @@
       <w:bookmarkStart w:id="9" w:name="_Toc195034888"/>
       <w:r>
         <w:rPr>
+          <w:rFonts w:cs="Times New Roman"/>
           <w:sz w:val="28"/>
           <w:szCs w:val="28"/>
         </w:rPr>
@@ -3745,6 +4986,7 @@
       </w:r>
       <w:r>
         <w:rPr>
+          <w:rFonts w:cs="Times New Roman"/>
           <w:sz w:val="28"/>
           <w:szCs w:val="28"/>
         </w:rPr>
@@ -3752,6 +4994,7 @@
       </w:r>
       <w:r>
         <w:rPr>
+          <w:rFonts w:cs="Times New Roman"/>
           <w:sz w:val="28"/>
           <w:szCs w:val="28"/>
         </w:rPr>
@@ -3759,6 +5002,7 @@
       </w:r>
       <w:r>
         <w:rPr>
+          <w:rFonts w:cs="Times New Roman"/>
           <w:sz w:val="28"/>
           <w:szCs w:val="28"/>
         </w:rPr>
@@ -3766,6 +5010,7 @@
       </w:r>
       <w:r>
         <w:rPr>
+          <w:rFonts w:cs="Times New Roman"/>
           <w:sz w:val="28"/>
           <w:szCs w:val="28"/>
         </w:rPr>
@@ -3773,6 +5018,7 @@
       </w:r>
       <w:r>
         <w:rPr>
+          <w:rFonts w:cs="Times New Roman"/>
           <w:b/>
           <w:bCs/>
           <w:sz w:val="28"/>
@@ -3782,6 +5028,7 @@
       </w:r>
       <w:r>
         <w:rPr>
+          <w:rFonts w:cs="Times New Roman"/>
           <w:sz w:val="28"/>
           <w:szCs w:val="28"/>
         </w:rPr>
@@ -3999,7 +5246,19 @@
             <w:tcW w:w="2337" w:type="dxa"/>
           </w:tcPr>
           <w:p>
-            <w:r>
+            <w:pPr>
+              <w:rPr>
+                <w:rFonts w:ascii="Times New Roman" w:hAnsi="Times New Roman" w:cs="Times New Roman"/>
+                <w:sz w:val="28"/>
+                <w:szCs w:val="28"/>
+              </w:rPr>
+            </w:pPr>
+            <w:r>
+              <w:rPr>
+                <w:rFonts w:ascii="Times New Roman" w:hAnsi="Times New Roman" w:cs="Times New Roman"/>
+                <w:sz w:val="28"/>
+                <w:szCs w:val="28"/>
+              </w:rPr>
               <w:t>a</w:t>
             </w:r>
           </w:p>
@@ -4009,7 +5268,19 @@
             <w:tcW w:w="2337" w:type="dxa"/>
           </w:tcPr>
           <w:p>
-            <w:r>
+            <w:pPr>
+              <w:rPr>
+                <w:rFonts w:ascii="Times New Roman" w:hAnsi="Times New Roman" w:cs="Times New Roman"/>
+                <w:sz w:val="28"/>
+                <w:szCs w:val="28"/>
+              </w:rPr>
+            </w:pPr>
+            <w:r>
+              <w:rPr>
+                <w:rFonts w:ascii="Times New Roman" w:hAnsi="Times New Roman" w:cs="Times New Roman"/>
+                <w:sz w:val="28"/>
+                <w:szCs w:val="28"/>
+              </w:rPr>
               <w:t>b</w:t>
             </w:r>
           </w:p>
@@ -4019,7 +5290,19 @@
             <w:tcW w:w="2338" w:type="dxa"/>
           </w:tcPr>
           <w:p>
-            <w:r>
+            <w:pPr>
+              <w:rPr>
+                <w:rFonts w:ascii="Times New Roman" w:hAnsi="Times New Roman" w:cs="Times New Roman"/>
+                <w:sz w:val="28"/>
+                <w:szCs w:val="28"/>
+              </w:rPr>
+            </w:pPr>
+            <w:r>
+              <w:rPr>
+                <w:rFonts w:ascii="Times New Roman" w:hAnsi="Times New Roman" w:cs="Times New Roman"/>
+                <w:sz w:val="28"/>
+                <w:szCs w:val="28"/>
+              </w:rPr>
               <w:t>operator</w:t>
             </w:r>
           </w:p>
@@ -4029,7 +5312,19 @@
             <w:tcW w:w="2338" w:type="dxa"/>
           </w:tcPr>
           <w:p>
-            <w:r>
+            <w:pPr>
+              <w:rPr>
+                <w:rFonts w:ascii="Times New Roman" w:hAnsi="Times New Roman" w:cs="Times New Roman"/>
+                <w:sz w:val="28"/>
+                <w:szCs w:val="28"/>
+              </w:rPr>
+            </w:pPr>
+            <w:r>
+              <w:rPr>
+                <w:rFonts w:ascii="Times New Roman" w:hAnsi="Times New Roman" w:cs="Times New Roman"/>
+                <w:sz w:val="28"/>
+                <w:szCs w:val="28"/>
+              </w:rPr>
               <w:t>expected</w:t>
             </w:r>
           </w:p>
@@ -4041,7 +5336,19 @@
             <w:tcW w:w="2337" w:type="dxa"/>
           </w:tcPr>
           <w:p>
-            <w:r>
+            <w:pPr>
+              <w:rPr>
+                <w:rFonts w:ascii="Times New Roman" w:hAnsi="Times New Roman" w:cs="Times New Roman"/>
+                <w:sz w:val="28"/>
+                <w:szCs w:val="28"/>
+              </w:rPr>
+            </w:pPr>
+            <w:r>
+              <w:rPr>
+                <w:rFonts w:ascii="Times New Roman" w:hAnsi="Times New Roman" w:cs="Times New Roman"/>
+                <w:sz w:val="28"/>
+                <w:szCs w:val="28"/>
+              </w:rPr>
               <w:t>3</w:t>
             </w:r>
           </w:p>
@@ -4051,7 +5358,19 @@
             <w:tcW w:w="2337" w:type="dxa"/>
           </w:tcPr>
           <w:p>
-            <w:r>
+            <w:pPr>
+              <w:rPr>
+                <w:rFonts w:ascii="Times New Roman" w:hAnsi="Times New Roman" w:cs="Times New Roman"/>
+                <w:sz w:val="28"/>
+                <w:szCs w:val="28"/>
+              </w:rPr>
+            </w:pPr>
+            <w:r>
+              <w:rPr>
+                <w:rFonts w:ascii="Times New Roman" w:hAnsi="Times New Roman" w:cs="Times New Roman"/>
+                <w:sz w:val="28"/>
+                <w:szCs w:val="28"/>
+              </w:rPr>
               <w:t>5</w:t>
             </w:r>
           </w:p>
@@ -4061,7 +5380,19 @@
             <w:tcW w:w="2338" w:type="dxa"/>
           </w:tcPr>
           <w:p>
-            <w:r>
+            <w:pPr>
+              <w:rPr>
+                <w:rFonts w:ascii="Times New Roman" w:hAnsi="Times New Roman" w:cs="Times New Roman"/>
+                <w:sz w:val="28"/>
+                <w:szCs w:val="28"/>
+              </w:rPr>
+            </w:pPr>
+            <w:r>
+              <w:rPr>
+                <w:rFonts w:ascii="Times New Roman" w:hAnsi="Times New Roman" w:cs="Times New Roman"/>
+                <w:sz w:val="28"/>
+                <w:szCs w:val="28"/>
+              </w:rPr>
               <w:t>+</w:t>
             </w:r>
           </w:p>
@@ -4071,7 +5402,19 @@
             <w:tcW w:w="2338" w:type="dxa"/>
           </w:tcPr>
           <w:p>
-            <w:r>
+            <w:pPr>
+              <w:rPr>
+                <w:rFonts w:ascii="Times New Roman" w:hAnsi="Times New Roman" w:cs="Times New Roman"/>
+                <w:sz w:val="28"/>
+                <w:szCs w:val="28"/>
+              </w:rPr>
+            </w:pPr>
+            <w:r>
+              <w:rPr>
+                <w:rFonts w:ascii="Times New Roman" w:hAnsi="Times New Roman" w:cs="Times New Roman"/>
+                <w:sz w:val="28"/>
+                <w:szCs w:val="28"/>
+              </w:rPr>
               <w:t>8(pass)</w:t>
             </w:r>
           </w:p>
@@ -4083,7 +5426,19 @@
             <w:tcW w:w="2337" w:type="dxa"/>
           </w:tcPr>
           <w:p>
-            <w:r>
+            <w:pPr>
+              <w:rPr>
+                <w:rFonts w:ascii="Times New Roman" w:hAnsi="Times New Roman" w:cs="Times New Roman"/>
+                <w:sz w:val="28"/>
+                <w:szCs w:val="28"/>
+              </w:rPr>
+            </w:pPr>
+            <w:r>
+              <w:rPr>
+                <w:rFonts w:ascii="Times New Roman" w:hAnsi="Times New Roman" w:cs="Times New Roman"/>
+                <w:sz w:val="28"/>
+                <w:szCs w:val="28"/>
+              </w:rPr>
               <w:t>-3</w:t>
             </w:r>
           </w:p>
@@ -4093,7 +5448,19 @@
             <w:tcW w:w="2337" w:type="dxa"/>
           </w:tcPr>
           <w:p>
-            <w:r>
+            <w:pPr>
+              <w:rPr>
+                <w:rFonts w:ascii="Times New Roman" w:hAnsi="Times New Roman" w:cs="Times New Roman"/>
+                <w:sz w:val="28"/>
+                <w:szCs w:val="28"/>
+              </w:rPr>
+            </w:pPr>
+            <w:r>
+              <w:rPr>
+                <w:rFonts w:ascii="Times New Roman" w:hAnsi="Times New Roman" w:cs="Times New Roman"/>
+                <w:sz w:val="28"/>
+                <w:szCs w:val="28"/>
+              </w:rPr>
               <w:t>-5</w:t>
             </w:r>
           </w:p>
@@ -4103,7 +5470,19 @@
             <w:tcW w:w="2338" w:type="dxa"/>
           </w:tcPr>
           <w:p>
-            <w:r>
+            <w:pPr>
+              <w:rPr>
+                <w:rFonts w:ascii="Times New Roman" w:hAnsi="Times New Roman" w:cs="Times New Roman"/>
+                <w:sz w:val="28"/>
+                <w:szCs w:val="28"/>
+              </w:rPr>
+            </w:pPr>
+            <w:r>
+              <w:rPr>
+                <w:rFonts w:ascii="Times New Roman" w:hAnsi="Times New Roman" w:cs="Times New Roman"/>
+                <w:sz w:val="28"/>
+                <w:szCs w:val="28"/>
+              </w:rPr>
               <w:t>-</w:t>
             </w:r>
           </w:p>
@@ -4113,7 +5492,19 @@
             <w:tcW w:w="2338" w:type="dxa"/>
           </w:tcPr>
           <w:p>
-            <w:r>
+            <w:pPr>
+              <w:rPr>
+                <w:rFonts w:ascii="Times New Roman" w:hAnsi="Times New Roman" w:cs="Times New Roman"/>
+                <w:sz w:val="28"/>
+                <w:szCs w:val="28"/>
+              </w:rPr>
+            </w:pPr>
+            <w:r>
+              <w:rPr>
+                <w:rFonts w:ascii="Times New Roman" w:hAnsi="Times New Roman" w:cs="Times New Roman"/>
+                <w:sz w:val="28"/>
+                <w:szCs w:val="28"/>
+              </w:rPr>
               <w:t>2(pass)</w:t>
             </w:r>
           </w:p>
@@ -4125,7 +5516,19 @@
             <w:tcW w:w="2337" w:type="dxa"/>
           </w:tcPr>
           <w:p>
-            <w:r>
+            <w:pPr>
+              <w:rPr>
+                <w:rFonts w:ascii="Times New Roman" w:hAnsi="Times New Roman" w:cs="Times New Roman"/>
+                <w:sz w:val="28"/>
+                <w:szCs w:val="28"/>
+              </w:rPr>
+            </w:pPr>
+            <w:r>
+              <w:rPr>
+                <w:rFonts w:ascii="Times New Roman" w:hAnsi="Times New Roman" w:cs="Times New Roman"/>
+                <w:sz w:val="28"/>
+                <w:szCs w:val="28"/>
+              </w:rPr>
               <w:t>-3</w:t>
             </w:r>
           </w:p>
@@ -4135,18 +5538,20 @@
             <w:tcW w:w="2337" w:type="dxa"/>
           </w:tcPr>
           <w:p>
-            <w:r>
+            <w:pPr>
+              <w:rPr>
+                <w:rFonts w:ascii="Times New Roman" w:hAnsi="Times New Roman" w:cs="Times New Roman"/>
+                <w:sz w:val="28"/>
+                <w:szCs w:val="28"/>
+              </w:rPr>
+            </w:pPr>
+            <w:r>
+              <w:rPr>
+                <w:rFonts w:ascii="Times New Roman" w:hAnsi="Times New Roman" w:cs="Times New Roman"/>
+                <w:sz w:val="28"/>
+                <w:szCs w:val="28"/>
+              </w:rPr>
               <w:t>3</w:t>
-            </w:r>
-          </w:p>
-        </w:tc>
-        <w:tc>
-          <w:tcPr>
-            <w:tcW w:w="2338" w:type="dxa"/>
-          </w:tcPr>
-          <w:p>
-            <w:r>
-              <w:t>*</w:t>
             </w:r>
           </w:p>
         </w:tc>
@@ -4157,11 +5562,41 @@
           <w:p>
             <w:pPr>
               <w:rPr>
+                <w:rFonts w:ascii="Times New Roman" w:hAnsi="Times New Roman" w:cs="Times New Roman"/>
+                <w:sz w:val="28"/>
+                <w:szCs w:val="28"/>
+              </w:rPr>
+            </w:pPr>
+            <w:r>
+              <w:rPr>
+                <w:rFonts w:ascii="Times New Roman" w:hAnsi="Times New Roman" w:cs="Times New Roman"/>
+                <w:sz w:val="28"/>
+                <w:szCs w:val="28"/>
+              </w:rPr>
+              <w:t>*</w:t>
+            </w:r>
+          </w:p>
+        </w:tc>
+        <w:tc>
+          <w:tcPr>
+            <w:tcW w:w="2338" w:type="dxa"/>
+          </w:tcPr>
+          <w:p>
+            <w:pPr>
+              <w:rPr>
+                <w:rFonts w:ascii="Times New Roman" w:hAnsi="Times New Roman" w:cs="Times New Roman"/>
                 <w:b/>
                 <w:bCs/>
+                <w:sz w:val="28"/>
+                <w:szCs w:val="28"/>
               </w:rPr>
             </w:pPr>
             <w:r>
+              <w:rPr>
+                <w:rFonts w:ascii="Times New Roman" w:hAnsi="Times New Roman" w:cs="Times New Roman"/>
+                <w:sz w:val="28"/>
+                <w:szCs w:val="28"/>
+              </w:rPr>
               <w:t>-9(pass)</w:t>
             </w:r>
           </w:p>
@@ -4173,7 +5608,19 @@
             <w:tcW w:w="2337" w:type="dxa"/>
           </w:tcPr>
           <w:p>
-            <w:r>
+            <w:pPr>
+              <w:rPr>
+                <w:rFonts w:ascii="Times New Roman" w:hAnsi="Times New Roman" w:cs="Times New Roman"/>
+                <w:sz w:val="28"/>
+                <w:szCs w:val="28"/>
+              </w:rPr>
+            </w:pPr>
+            <w:r>
+              <w:rPr>
+                <w:rFonts w:ascii="Times New Roman" w:hAnsi="Times New Roman" w:cs="Times New Roman"/>
+                <w:sz w:val="28"/>
+                <w:szCs w:val="28"/>
+              </w:rPr>
               <w:lastRenderedPageBreak/>
               <w:t>-12</w:t>
             </w:r>
@@ -4184,18 +5631,20 @@
             <w:tcW w:w="2337" w:type="dxa"/>
           </w:tcPr>
           <w:p>
-            <w:r>
+            <w:pPr>
+              <w:rPr>
+                <w:rFonts w:ascii="Times New Roman" w:hAnsi="Times New Roman" w:cs="Times New Roman"/>
+                <w:sz w:val="28"/>
+                <w:szCs w:val="28"/>
+              </w:rPr>
+            </w:pPr>
+            <w:r>
+              <w:rPr>
+                <w:rFonts w:ascii="Times New Roman" w:hAnsi="Times New Roman" w:cs="Times New Roman"/>
+                <w:sz w:val="28"/>
+                <w:szCs w:val="28"/>
+              </w:rPr>
               <w:t>4</w:t>
-            </w:r>
-          </w:p>
-        </w:tc>
-        <w:tc>
-          <w:tcPr>
-            <w:tcW w:w="2338" w:type="dxa"/>
-          </w:tcPr>
-          <w:p>
-            <w:r>
-              <w:t>/</w:t>
             </w:r>
           </w:p>
         </w:tc>
@@ -4206,11 +5655,41 @@
           <w:p>
             <w:pPr>
               <w:rPr>
+                <w:rFonts w:ascii="Times New Roman" w:hAnsi="Times New Roman" w:cs="Times New Roman"/>
+                <w:sz w:val="28"/>
+                <w:szCs w:val="28"/>
+              </w:rPr>
+            </w:pPr>
+            <w:r>
+              <w:rPr>
+                <w:rFonts w:ascii="Times New Roman" w:hAnsi="Times New Roman" w:cs="Times New Roman"/>
+                <w:sz w:val="28"/>
+                <w:szCs w:val="28"/>
+              </w:rPr>
+              <w:t>/</w:t>
+            </w:r>
+          </w:p>
+        </w:tc>
+        <w:tc>
+          <w:tcPr>
+            <w:tcW w:w="2338" w:type="dxa"/>
+          </w:tcPr>
+          <w:p>
+            <w:pPr>
+              <w:rPr>
+                <w:rFonts w:ascii="Times New Roman" w:hAnsi="Times New Roman" w:cs="Times New Roman"/>
                 <w:b/>
                 <w:bCs/>
+                <w:sz w:val="28"/>
+                <w:szCs w:val="28"/>
               </w:rPr>
             </w:pPr>
             <w:r>
+              <w:rPr>
+                <w:rFonts w:ascii="Times New Roman" w:hAnsi="Times New Roman" w:cs="Times New Roman"/>
+                <w:sz w:val="28"/>
+                <w:szCs w:val="28"/>
+              </w:rPr>
               <w:t>-3(pass)</w:t>
             </w:r>
           </w:p>
@@ -4222,7 +5701,19 @@
             <w:tcW w:w="2337" w:type="dxa"/>
           </w:tcPr>
           <w:p>
-            <w:r>
+            <w:pPr>
+              <w:rPr>
+                <w:rFonts w:ascii="Times New Roman" w:hAnsi="Times New Roman" w:cs="Times New Roman"/>
+                <w:sz w:val="28"/>
+                <w:szCs w:val="28"/>
+              </w:rPr>
+            </w:pPr>
+            <w:r>
+              <w:rPr>
+                <w:rFonts w:ascii="Times New Roman" w:hAnsi="Times New Roman" w:cs="Times New Roman"/>
+                <w:sz w:val="28"/>
+                <w:szCs w:val="28"/>
+              </w:rPr>
               <w:t>4</w:t>
             </w:r>
           </w:p>
@@ -4232,7 +5723,19 @@
             <w:tcW w:w="2337" w:type="dxa"/>
           </w:tcPr>
           <w:p>
-            <w:r>
+            <w:pPr>
+              <w:rPr>
+                <w:rFonts w:ascii="Times New Roman" w:hAnsi="Times New Roman" w:cs="Times New Roman"/>
+                <w:sz w:val="28"/>
+                <w:szCs w:val="28"/>
+              </w:rPr>
+            </w:pPr>
+            <w:r>
+              <w:rPr>
+                <w:rFonts w:ascii="Times New Roman" w:hAnsi="Times New Roman" w:cs="Times New Roman"/>
+                <w:sz w:val="28"/>
+                <w:szCs w:val="28"/>
+              </w:rPr>
               <w:t>6</w:t>
             </w:r>
           </w:p>
@@ -4242,7 +5745,19 @@
             <w:tcW w:w="2338" w:type="dxa"/>
           </w:tcPr>
           <w:p>
-            <w:r>
+            <w:pPr>
+              <w:rPr>
+                <w:rFonts w:ascii="Times New Roman" w:hAnsi="Times New Roman" w:cs="Times New Roman"/>
+                <w:sz w:val="28"/>
+                <w:szCs w:val="28"/>
+              </w:rPr>
+            </w:pPr>
+            <w:r>
+              <w:rPr>
+                <w:rFonts w:ascii="Times New Roman" w:hAnsi="Times New Roman" w:cs="Times New Roman"/>
+                <w:sz w:val="28"/>
+                <w:szCs w:val="28"/>
+              </w:rPr>
               <w:t>+</w:t>
             </w:r>
           </w:p>
@@ -4252,7 +5767,19 @@
             <w:tcW w:w="2338" w:type="dxa"/>
           </w:tcPr>
           <w:p>
-            <w:r>
+            <w:pPr>
+              <w:rPr>
+                <w:rFonts w:ascii="Times New Roman" w:hAnsi="Times New Roman" w:cs="Times New Roman"/>
+                <w:sz w:val="28"/>
+                <w:szCs w:val="28"/>
+              </w:rPr>
+            </w:pPr>
+            <w:r>
+              <w:rPr>
+                <w:rFonts w:ascii="Times New Roman" w:hAnsi="Times New Roman" w:cs="Times New Roman"/>
+                <w:sz w:val="28"/>
+                <w:szCs w:val="28"/>
+              </w:rPr>
               <w:t>10(pass)</w:t>
             </w:r>
           </w:p>
@@ -4264,7 +5791,19 @@
             <w:tcW w:w="2337" w:type="dxa"/>
           </w:tcPr>
           <w:p>
-            <w:r>
+            <w:pPr>
+              <w:rPr>
+                <w:rFonts w:ascii="Times New Roman" w:hAnsi="Times New Roman" w:cs="Times New Roman"/>
+                <w:sz w:val="28"/>
+                <w:szCs w:val="28"/>
+              </w:rPr>
+            </w:pPr>
+            <w:r>
+              <w:rPr>
+                <w:rFonts w:ascii="Times New Roman" w:hAnsi="Times New Roman" w:cs="Times New Roman"/>
+                <w:sz w:val="28"/>
+                <w:szCs w:val="28"/>
+              </w:rPr>
               <w:t>-3</w:t>
             </w:r>
           </w:p>
@@ -4274,7 +5813,19 @@
             <w:tcW w:w="2337" w:type="dxa"/>
           </w:tcPr>
           <w:p>
-            <w:r>
+            <w:pPr>
+              <w:rPr>
+                <w:rFonts w:ascii="Times New Roman" w:hAnsi="Times New Roman" w:cs="Times New Roman"/>
+                <w:sz w:val="28"/>
+                <w:szCs w:val="28"/>
+              </w:rPr>
+            </w:pPr>
+            <w:r>
+              <w:rPr>
+                <w:rFonts w:ascii="Times New Roman" w:hAnsi="Times New Roman" w:cs="Times New Roman"/>
+                <w:sz w:val="28"/>
+                <w:szCs w:val="28"/>
+              </w:rPr>
               <w:t>-4</w:t>
             </w:r>
           </w:p>
@@ -4284,7 +5835,19 @@
             <w:tcW w:w="2338" w:type="dxa"/>
           </w:tcPr>
           <w:p>
-            <w:r>
+            <w:pPr>
+              <w:rPr>
+                <w:rFonts w:ascii="Times New Roman" w:hAnsi="Times New Roman" w:cs="Times New Roman"/>
+                <w:sz w:val="28"/>
+                <w:szCs w:val="28"/>
+              </w:rPr>
+            </w:pPr>
+            <w:r>
+              <w:rPr>
+                <w:rFonts w:ascii="Times New Roman" w:hAnsi="Times New Roman" w:cs="Times New Roman"/>
+                <w:sz w:val="28"/>
+                <w:szCs w:val="28"/>
+              </w:rPr>
               <w:t>-</w:t>
             </w:r>
           </w:p>
@@ -4294,7 +5857,19 @@
             <w:tcW w:w="2338" w:type="dxa"/>
           </w:tcPr>
           <w:p>
-            <w:r>
+            <w:pPr>
+              <w:rPr>
+                <w:rFonts w:ascii="Times New Roman" w:hAnsi="Times New Roman" w:cs="Times New Roman"/>
+                <w:sz w:val="28"/>
+                <w:szCs w:val="28"/>
+              </w:rPr>
+            </w:pPr>
+            <w:r>
+              <w:rPr>
+                <w:rFonts w:ascii="Times New Roman" w:hAnsi="Times New Roman" w:cs="Times New Roman"/>
+                <w:sz w:val="28"/>
+                <w:szCs w:val="28"/>
+              </w:rPr>
               <w:t>1(pass)</w:t>
             </w:r>
           </w:p>
@@ -4306,7 +5881,19 @@
             <w:tcW w:w="2337" w:type="dxa"/>
           </w:tcPr>
           <w:p>
-            <w:r>
+            <w:pPr>
+              <w:rPr>
+                <w:rFonts w:ascii="Times New Roman" w:hAnsi="Times New Roman" w:cs="Times New Roman"/>
+                <w:sz w:val="28"/>
+                <w:szCs w:val="28"/>
+              </w:rPr>
+            </w:pPr>
+            <w:r>
+              <w:rPr>
+                <w:rFonts w:ascii="Times New Roman" w:hAnsi="Times New Roman" w:cs="Times New Roman"/>
+                <w:sz w:val="28"/>
+                <w:szCs w:val="28"/>
+              </w:rPr>
               <w:t>3</w:t>
             </w:r>
           </w:p>
@@ -4316,7 +5903,19 @@
             <w:tcW w:w="2337" w:type="dxa"/>
           </w:tcPr>
           <w:p>
-            <w:r>
+            <w:pPr>
+              <w:rPr>
+                <w:rFonts w:ascii="Times New Roman" w:hAnsi="Times New Roman" w:cs="Times New Roman"/>
+                <w:sz w:val="28"/>
+                <w:szCs w:val="28"/>
+              </w:rPr>
+            </w:pPr>
+            <w:r>
+              <w:rPr>
+                <w:rFonts w:ascii="Times New Roman" w:hAnsi="Times New Roman" w:cs="Times New Roman"/>
+                <w:sz w:val="28"/>
+                <w:szCs w:val="28"/>
+              </w:rPr>
               <w:t>3</w:t>
             </w:r>
           </w:p>
@@ -4326,7 +5925,19 @@
             <w:tcW w:w="2338" w:type="dxa"/>
           </w:tcPr>
           <w:p>
-            <w:r>
+            <w:pPr>
+              <w:rPr>
+                <w:rFonts w:ascii="Times New Roman" w:hAnsi="Times New Roman" w:cs="Times New Roman"/>
+                <w:sz w:val="28"/>
+                <w:szCs w:val="28"/>
+              </w:rPr>
+            </w:pPr>
+            <w:r>
+              <w:rPr>
+                <w:rFonts w:ascii="Times New Roman" w:hAnsi="Times New Roman" w:cs="Times New Roman"/>
+                <w:sz w:val="28"/>
+                <w:szCs w:val="28"/>
+              </w:rPr>
               <w:t>*</w:t>
             </w:r>
           </w:p>
@@ -4336,7 +5947,19 @@
             <w:tcW w:w="2338" w:type="dxa"/>
           </w:tcPr>
           <w:p>
-            <w:r>
+            <w:pPr>
+              <w:rPr>
+                <w:rFonts w:ascii="Times New Roman" w:hAnsi="Times New Roman" w:cs="Times New Roman"/>
+                <w:sz w:val="28"/>
+                <w:szCs w:val="28"/>
+              </w:rPr>
+            </w:pPr>
+            <w:r>
+              <w:rPr>
+                <w:rFonts w:ascii="Times New Roman" w:hAnsi="Times New Roman" w:cs="Times New Roman"/>
+                <w:sz w:val="28"/>
+                <w:szCs w:val="28"/>
+              </w:rPr>
               <w:t>9(pass)</w:t>
             </w:r>
           </w:p>
@@ -4348,7 +5971,19 @@
             <w:tcW w:w="2337" w:type="dxa"/>
           </w:tcPr>
           <w:p>
-            <w:r>
+            <w:pPr>
+              <w:rPr>
+                <w:rFonts w:ascii="Times New Roman" w:hAnsi="Times New Roman" w:cs="Times New Roman"/>
+                <w:sz w:val="28"/>
+                <w:szCs w:val="28"/>
+              </w:rPr>
+            </w:pPr>
+            <w:r>
+              <w:rPr>
+                <w:rFonts w:ascii="Times New Roman" w:hAnsi="Times New Roman" w:cs="Times New Roman"/>
+                <w:sz w:val="28"/>
+                <w:szCs w:val="28"/>
+              </w:rPr>
               <w:t>8</w:t>
             </w:r>
           </w:p>
@@ -4358,7 +5993,19 @@
             <w:tcW w:w="2337" w:type="dxa"/>
           </w:tcPr>
           <w:p>
-            <w:r>
+            <w:pPr>
+              <w:rPr>
+                <w:rFonts w:ascii="Times New Roman" w:hAnsi="Times New Roman" w:cs="Times New Roman"/>
+                <w:sz w:val="28"/>
+                <w:szCs w:val="28"/>
+              </w:rPr>
+            </w:pPr>
+            <w:r>
+              <w:rPr>
+                <w:rFonts w:ascii="Times New Roman" w:hAnsi="Times New Roman" w:cs="Times New Roman"/>
+                <w:sz w:val="28"/>
+                <w:szCs w:val="28"/>
+              </w:rPr>
               <w:t>4</w:t>
             </w:r>
           </w:p>
@@ -4368,7 +6015,19 @@
             <w:tcW w:w="2338" w:type="dxa"/>
           </w:tcPr>
           <w:p>
-            <w:r>
+            <w:pPr>
+              <w:rPr>
+                <w:rFonts w:ascii="Times New Roman" w:hAnsi="Times New Roman" w:cs="Times New Roman"/>
+                <w:sz w:val="28"/>
+                <w:szCs w:val="28"/>
+              </w:rPr>
+            </w:pPr>
+            <w:r>
+              <w:rPr>
+                <w:rFonts w:ascii="Times New Roman" w:hAnsi="Times New Roman" w:cs="Times New Roman"/>
+                <w:sz w:val="28"/>
+                <w:szCs w:val="28"/>
+              </w:rPr>
               <w:t>/</w:t>
             </w:r>
           </w:p>
@@ -4378,7 +6037,19 @@
             <w:tcW w:w="2338" w:type="dxa"/>
           </w:tcPr>
           <w:p>
-            <w:r>
+            <w:pPr>
+              <w:rPr>
+                <w:rFonts w:ascii="Times New Roman" w:hAnsi="Times New Roman" w:cs="Times New Roman"/>
+                <w:sz w:val="28"/>
+                <w:szCs w:val="28"/>
+              </w:rPr>
+            </w:pPr>
+            <w:r>
+              <w:rPr>
+                <w:rFonts w:ascii="Times New Roman" w:hAnsi="Times New Roman" w:cs="Times New Roman"/>
+                <w:sz w:val="28"/>
+                <w:szCs w:val="28"/>
+              </w:rPr>
               <w:t>2(pass)</w:t>
             </w:r>
           </w:p>
@@ -4390,7 +6061,19 @@
             <w:tcW w:w="2337" w:type="dxa"/>
           </w:tcPr>
           <w:p>
-            <w:r>
+            <w:pPr>
+              <w:rPr>
+                <w:rFonts w:ascii="Times New Roman" w:hAnsi="Times New Roman" w:cs="Times New Roman"/>
+                <w:sz w:val="28"/>
+                <w:szCs w:val="28"/>
+              </w:rPr>
+            </w:pPr>
+            <w:r>
+              <w:rPr>
+                <w:rFonts w:ascii="Times New Roman" w:hAnsi="Times New Roman" w:cs="Times New Roman"/>
+                <w:sz w:val="28"/>
+                <w:szCs w:val="28"/>
+              </w:rPr>
               <w:t>3</w:t>
             </w:r>
           </w:p>
@@ -4400,7 +6083,19 @@
             <w:tcW w:w="2337" w:type="dxa"/>
           </w:tcPr>
           <w:p>
-            <w:r>
+            <w:pPr>
+              <w:rPr>
+                <w:rFonts w:ascii="Times New Roman" w:hAnsi="Times New Roman" w:cs="Times New Roman"/>
+                <w:sz w:val="28"/>
+                <w:szCs w:val="28"/>
+              </w:rPr>
+            </w:pPr>
+            <w:r>
+              <w:rPr>
+                <w:rFonts w:ascii="Times New Roman" w:hAnsi="Times New Roman" w:cs="Times New Roman"/>
+                <w:sz w:val="28"/>
+                <w:szCs w:val="28"/>
+              </w:rPr>
               <w:t>5</w:t>
             </w:r>
           </w:p>
@@ -4410,7 +6105,19 @@
             <w:tcW w:w="2338" w:type="dxa"/>
           </w:tcPr>
           <w:p>
-            <w:r>
+            <w:pPr>
+              <w:rPr>
+                <w:rFonts w:ascii="Times New Roman" w:hAnsi="Times New Roman" w:cs="Times New Roman"/>
+                <w:sz w:val="28"/>
+                <w:szCs w:val="28"/>
+              </w:rPr>
+            </w:pPr>
+            <w:r>
+              <w:rPr>
+                <w:rFonts w:ascii="Times New Roman" w:hAnsi="Times New Roman" w:cs="Times New Roman"/>
+                <w:sz w:val="28"/>
+                <w:szCs w:val="28"/>
+              </w:rPr>
               <w:t>+</w:t>
             </w:r>
           </w:p>
@@ -4420,7 +6127,19 @@
             <w:tcW w:w="2338" w:type="dxa"/>
           </w:tcPr>
           <w:p>
-            <w:r>
+            <w:pPr>
+              <w:rPr>
+                <w:rFonts w:ascii="Times New Roman" w:hAnsi="Times New Roman" w:cs="Times New Roman"/>
+                <w:sz w:val="28"/>
+                <w:szCs w:val="28"/>
+              </w:rPr>
+            </w:pPr>
+            <w:r>
+              <w:rPr>
+                <w:rFonts w:ascii="Times New Roman" w:hAnsi="Times New Roman" w:cs="Times New Roman"/>
+                <w:sz w:val="28"/>
+                <w:szCs w:val="28"/>
+              </w:rPr>
               <w:t>1(fail)</w:t>
             </w:r>
           </w:p>
@@ -4432,7 +6151,19 @@
             <w:tcW w:w="2337" w:type="dxa"/>
           </w:tcPr>
           <w:p>
-            <w:r>
+            <w:pPr>
+              <w:rPr>
+                <w:rFonts w:ascii="Times New Roman" w:hAnsi="Times New Roman" w:cs="Times New Roman"/>
+                <w:sz w:val="28"/>
+                <w:szCs w:val="28"/>
+              </w:rPr>
+            </w:pPr>
+            <w:r>
+              <w:rPr>
+                <w:rFonts w:ascii="Times New Roman" w:hAnsi="Times New Roman" w:cs="Times New Roman"/>
+                <w:sz w:val="28"/>
+                <w:szCs w:val="28"/>
+              </w:rPr>
               <w:t>-3</w:t>
             </w:r>
           </w:p>
@@ -4442,7 +6173,19 @@
             <w:tcW w:w="2337" w:type="dxa"/>
           </w:tcPr>
           <w:p>
-            <w:r>
+            <w:pPr>
+              <w:rPr>
+                <w:rFonts w:ascii="Times New Roman" w:hAnsi="Times New Roman" w:cs="Times New Roman"/>
+                <w:sz w:val="28"/>
+                <w:szCs w:val="28"/>
+              </w:rPr>
+            </w:pPr>
+            <w:r>
+              <w:rPr>
+                <w:rFonts w:ascii="Times New Roman" w:hAnsi="Times New Roman" w:cs="Times New Roman"/>
+                <w:sz w:val="28"/>
+                <w:szCs w:val="28"/>
+              </w:rPr>
               <w:t>-5</w:t>
             </w:r>
           </w:p>
@@ -4452,7 +6195,19 @@
             <w:tcW w:w="2338" w:type="dxa"/>
           </w:tcPr>
           <w:p>
-            <w:r>
+            <w:pPr>
+              <w:rPr>
+                <w:rFonts w:ascii="Times New Roman" w:hAnsi="Times New Roman" w:cs="Times New Roman"/>
+                <w:sz w:val="28"/>
+                <w:szCs w:val="28"/>
+              </w:rPr>
+            </w:pPr>
+            <w:r>
+              <w:rPr>
+                <w:rFonts w:ascii="Times New Roman" w:hAnsi="Times New Roman" w:cs="Times New Roman"/>
+                <w:sz w:val="28"/>
+                <w:szCs w:val="28"/>
+              </w:rPr>
               <w:t>-</w:t>
             </w:r>
           </w:p>
@@ -4462,7 +6217,19 @@
             <w:tcW w:w="2338" w:type="dxa"/>
           </w:tcPr>
           <w:p>
-            <w:r>
+            <w:pPr>
+              <w:rPr>
+                <w:rFonts w:ascii="Times New Roman" w:hAnsi="Times New Roman" w:cs="Times New Roman"/>
+                <w:sz w:val="28"/>
+                <w:szCs w:val="28"/>
+              </w:rPr>
+            </w:pPr>
+            <w:r>
+              <w:rPr>
+                <w:rFonts w:ascii="Times New Roman" w:hAnsi="Times New Roman" w:cs="Times New Roman"/>
+                <w:sz w:val="28"/>
+                <w:szCs w:val="28"/>
+              </w:rPr>
               <w:t>-2(fail)</w:t>
             </w:r>
           </w:p>
@@ -4474,7 +6241,19 @@
             <w:tcW w:w="2337" w:type="dxa"/>
           </w:tcPr>
           <w:p>
-            <w:r>
+            <w:pPr>
+              <w:rPr>
+                <w:rFonts w:ascii="Times New Roman" w:hAnsi="Times New Roman" w:cs="Times New Roman"/>
+                <w:sz w:val="28"/>
+                <w:szCs w:val="28"/>
+              </w:rPr>
+            </w:pPr>
+            <w:r>
+              <w:rPr>
+                <w:rFonts w:ascii="Times New Roman" w:hAnsi="Times New Roman" w:cs="Times New Roman"/>
+                <w:sz w:val="28"/>
+                <w:szCs w:val="28"/>
+              </w:rPr>
               <w:t>-3</w:t>
             </w:r>
           </w:p>
@@ -4484,7 +6263,19 @@
             <w:tcW w:w="2337" w:type="dxa"/>
           </w:tcPr>
           <w:p>
-            <w:r>
+            <w:pPr>
+              <w:rPr>
+                <w:rFonts w:ascii="Times New Roman" w:hAnsi="Times New Roman" w:cs="Times New Roman"/>
+                <w:sz w:val="28"/>
+                <w:szCs w:val="28"/>
+              </w:rPr>
+            </w:pPr>
+            <w:r>
+              <w:rPr>
+                <w:rFonts w:ascii="Times New Roman" w:hAnsi="Times New Roman" w:cs="Times New Roman"/>
+                <w:sz w:val="28"/>
+                <w:szCs w:val="28"/>
+              </w:rPr>
               <w:t>3</w:t>
             </w:r>
           </w:p>
@@ -4494,7 +6285,19 @@
             <w:tcW w:w="2338" w:type="dxa"/>
           </w:tcPr>
           <w:p>
-            <w:r>
+            <w:pPr>
+              <w:rPr>
+                <w:rFonts w:ascii="Times New Roman" w:hAnsi="Times New Roman" w:cs="Times New Roman"/>
+                <w:sz w:val="28"/>
+                <w:szCs w:val="28"/>
+              </w:rPr>
+            </w:pPr>
+            <w:r>
+              <w:rPr>
+                <w:rFonts w:ascii="Times New Roman" w:hAnsi="Times New Roman" w:cs="Times New Roman"/>
+                <w:sz w:val="28"/>
+                <w:szCs w:val="28"/>
+              </w:rPr>
               <w:t>*</w:t>
             </w:r>
           </w:p>
@@ -4504,7 +6307,19 @@
             <w:tcW w:w="2338" w:type="dxa"/>
           </w:tcPr>
           <w:p>
-            <w:r>
+            <w:pPr>
+              <w:rPr>
+                <w:rFonts w:ascii="Times New Roman" w:hAnsi="Times New Roman" w:cs="Times New Roman"/>
+                <w:sz w:val="28"/>
+                <w:szCs w:val="28"/>
+              </w:rPr>
+            </w:pPr>
+            <w:r>
+              <w:rPr>
+                <w:rFonts w:ascii="Times New Roman" w:hAnsi="Times New Roman" w:cs="Times New Roman"/>
+                <w:sz w:val="28"/>
+                <w:szCs w:val="28"/>
+              </w:rPr>
               <w:t>3(fail)</w:t>
             </w:r>
           </w:p>
@@ -4516,7 +6331,19 @@
             <w:tcW w:w="2337" w:type="dxa"/>
           </w:tcPr>
           <w:p>
-            <w:r>
+            <w:pPr>
+              <w:rPr>
+                <w:rFonts w:ascii="Times New Roman" w:hAnsi="Times New Roman" w:cs="Times New Roman"/>
+                <w:sz w:val="28"/>
+                <w:szCs w:val="28"/>
+              </w:rPr>
+            </w:pPr>
+            <w:r>
+              <w:rPr>
+                <w:rFonts w:ascii="Times New Roman" w:hAnsi="Times New Roman" w:cs="Times New Roman"/>
+                <w:sz w:val="28"/>
+                <w:szCs w:val="28"/>
+              </w:rPr>
               <w:t>-12</w:t>
             </w:r>
           </w:p>
@@ -4526,7 +6353,19 @@
             <w:tcW w:w="2337" w:type="dxa"/>
           </w:tcPr>
           <w:p>
-            <w:r>
+            <w:pPr>
+              <w:rPr>
+                <w:rFonts w:ascii="Times New Roman" w:hAnsi="Times New Roman" w:cs="Times New Roman"/>
+                <w:sz w:val="28"/>
+                <w:szCs w:val="28"/>
+              </w:rPr>
+            </w:pPr>
+            <w:r>
+              <w:rPr>
+                <w:rFonts w:ascii="Times New Roman" w:hAnsi="Times New Roman" w:cs="Times New Roman"/>
+                <w:sz w:val="28"/>
+                <w:szCs w:val="28"/>
+              </w:rPr>
               <w:t>4</w:t>
             </w:r>
           </w:p>
@@ -4536,7 +6375,19 @@
             <w:tcW w:w="2338" w:type="dxa"/>
           </w:tcPr>
           <w:p>
-            <w:r>
+            <w:pPr>
+              <w:rPr>
+                <w:rFonts w:ascii="Times New Roman" w:hAnsi="Times New Roman" w:cs="Times New Roman"/>
+                <w:sz w:val="28"/>
+                <w:szCs w:val="28"/>
+              </w:rPr>
+            </w:pPr>
+            <w:r>
+              <w:rPr>
+                <w:rFonts w:ascii="Times New Roman" w:hAnsi="Times New Roman" w:cs="Times New Roman"/>
+                <w:sz w:val="28"/>
+                <w:szCs w:val="28"/>
+              </w:rPr>
               <w:t>/</w:t>
             </w:r>
           </w:p>
@@ -4546,7 +6397,19 @@
             <w:tcW w:w="2338" w:type="dxa"/>
           </w:tcPr>
           <w:p>
-            <w:r>
+            <w:pPr>
+              <w:rPr>
+                <w:rFonts w:ascii="Times New Roman" w:hAnsi="Times New Roman" w:cs="Times New Roman"/>
+                <w:sz w:val="28"/>
+                <w:szCs w:val="28"/>
+              </w:rPr>
+            </w:pPr>
+            <w:r>
+              <w:rPr>
+                <w:rFonts w:ascii="Times New Roman" w:hAnsi="Times New Roman" w:cs="Times New Roman"/>
+                <w:sz w:val="28"/>
+                <w:szCs w:val="28"/>
+              </w:rPr>
               <w:t>4(fail)</w:t>
             </w:r>
           </w:p>
@@ -4558,7 +6421,19 @@
             <w:tcW w:w="2337" w:type="dxa"/>
           </w:tcPr>
           <w:p>
-            <w:r>
+            <w:pPr>
+              <w:rPr>
+                <w:rFonts w:ascii="Times New Roman" w:hAnsi="Times New Roman" w:cs="Times New Roman"/>
+                <w:sz w:val="28"/>
+                <w:szCs w:val="28"/>
+              </w:rPr>
+            </w:pPr>
+            <w:r>
+              <w:rPr>
+                <w:rFonts w:ascii="Times New Roman" w:hAnsi="Times New Roman" w:cs="Times New Roman"/>
+                <w:sz w:val="28"/>
+                <w:szCs w:val="28"/>
+              </w:rPr>
               <w:t>4</w:t>
             </w:r>
           </w:p>
@@ -4568,7 +6443,19 @@
             <w:tcW w:w="2337" w:type="dxa"/>
           </w:tcPr>
           <w:p>
-            <w:r>
+            <w:pPr>
+              <w:rPr>
+                <w:rFonts w:ascii="Times New Roman" w:hAnsi="Times New Roman" w:cs="Times New Roman"/>
+                <w:sz w:val="28"/>
+                <w:szCs w:val="28"/>
+              </w:rPr>
+            </w:pPr>
+            <w:r>
+              <w:rPr>
+                <w:rFonts w:ascii="Times New Roman" w:hAnsi="Times New Roman" w:cs="Times New Roman"/>
+                <w:sz w:val="28"/>
+                <w:szCs w:val="28"/>
+              </w:rPr>
               <w:t>6</w:t>
             </w:r>
           </w:p>
@@ -4578,7 +6465,19 @@
             <w:tcW w:w="2338" w:type="dxa"/>
           </w:tcPr>
           <w:p>
-            <w:r>
+            <w:pPr>
+              <w:rPr>
+                <w:rFonts w:ascii="Times New Roman" w:hAnsi="Times New Roman" w:cs="Times New Roman"/>
+                <w:sz w:val="28"/>
+                <w:szCs w:val="28"/>
+              </w:rPr>
+            </w:pPr>
+            <w:r>
+              <w:rPr>
+                <w:rFonts w:ascii="Times New Roman" w:hAnsi="Times New Roman" w:cs="Times New Roman"/>
+                <w:sz w:val="28"/>
+                <w:szCs w:val="28"/>
+              </w:rPr>
               <w:t>+</w:t>
             </w:r>
           </w:p>
@@ -4588,7 +6487,19 @@
             <w:tcW w:w="2338" w:type="dxa"/>
           </w:tcPr>
           <w:p>
-            <w:r>
+            <w:pPr>
+              <w:rPr>
+                <w:rFonts w:ascii="Times New Roman" w:hAnsi="Times New Roman" w:cs="Times New Roman"/>
+                <w:sz w:val="28"/>
+                <w:szCs w:val="28"/>
+              </w:rPr>
+            </w:pPr>
+            <w:r>
+              <w:rPr>
+                <w:rFonts w:ascii="Times New Roman" w:hAnsi="Times New Roman" w:cs="Times New Roman"/>
+                <w:sz w:val="28"/>
+                <w:szCs w:val="28"/>
+              </w:rPr>
               <w:t>5(fail)</w:t>
             </w:r>
           </w:p>
@@ -4600,7 +6511,19 @@
             <w:tcW w:w="2337" w:type="dxa"/>
           </w:tcPr>
           <w:p>
-            <w:r>
+            <w:pPr>
+              <w:rPr>
+                <w:rFonts w:ascii="Times New Roman" w:hAnsi="Times New Roman" w:cs="Times New Roman"/>
+                <w:sz w:val="28"/>
+                <w:szCs w:val="28"/>
+              </w:rPr>
+            </w:pPr>
+            <w:r>
+              <w:rPr>
+                <w:rFonts w:ascii="Times New Roman" w:hAnsi="Times New Roman" w:cs="Times New Roman"/>
+                <w:sz w:val="28"/>
+                <w:szCs w:val="28"/>
+              </w:rPr>
               <w:t>-3</w:t>
             </w:r>
           </w:p>
@@ -4610,7 +6533,19 @@
             <w:tcW w:w="2337" w:type="dxa"/>
           </w:tcPr>
           <w:p>
-            <w:r>
+            <w:pPr>
+              <w:rPr>
+                <w:rFonts w:ascii="Times New Roman" w:hAnsi="Times New Roman" w:cs="Times New Roman"/>
+                <w:sz w:val="28"/>
+                <w:szCs w:val="28"/>
+              </w:rPr>
+            </w:pPr>
+            <w:r>
+              <w:rPr>
+                <w:rFonts w:ascii="Times New Roman" w:hAnsi="Times New Roman" w:cs="Times New Roman"/>
+                <w:sz w:val="28"/>
+                <w:szCs w:val="28"/>
+              </w:rPr>
               <w:t>-4</w:t>
             </w:r>
           </w:p>
@@ -4620,7 +6555,19 @@
             <w:tcW w:w="2338" w:type="dxa"/>
           </w:tcPr>
           <w:p>
-            <w:r>
+            <w:pPr>
+              <w:rPr>
+                <w:rFonts w:ascii="Times New Roman" w:hAnsi="Times New Roman" w:cs="Times New Roman"/>
+                <w:sz w:val="28"/>
+                <w:szCs w:val="28"/>
+              </w:rPr>
+            </w:pPr>
+            <w:r>
+              <w:rPr>
+                <w:rFonts w:ascii="Times New Roman" w:hAnsi="Times New Roman" w:cs="Times New Roman"/>
+                <w:sz w:val="28"/>
+                <w:szCs w:val="28"/>
+              </w:rPr>
               <w:t>-</w:t>
             </w:r>
           </w:p>
@@ -4630,7 +6577,19 @@
             <w:tcW w:w="2338" w:type="dxa"/>
           </w:tcPr>
           <w:p>
-            <w:r>
+            <w:pPr>
+              <w:rPr>
+                <w:rFonts w:ascii="Times New Roman" w:hAnsi="Times New Roman" w:cs="Times New Roman"/>
+                <w:sz w:val="28"/>
+                <w:szCs w:val="28"/>
+              </w:rPr>
+            </w:pPr>
+            <w:r>
+              <w:rPr>
+                <w:rFonts w:ascii="Times New Roman" w:hAnsi="Times New Roman" w:cs="Times New Roman"/>
+                <w:sz w:val="28"/>
+                <w:szCs w:val="28"/>
+              </w:rPr>
               <w:t>6(fail)</w:t>
             </w:r>
           </w:p>
@@ -4642,7 +6601,19 @@
             <w:tcW w:w="2337" w:type="dxa"/>
           </w:tcPr>
           <w:p>
-            <w:r>
+            <w:pPr>
+              <w:rPr>
+                <w:rFonts w:ascii="Times New Roman" w:hAnsi="Times New Roman" w:cs="Times New Roman"/>
+                <w:sz w:val="28"/>
+                <w:szCs w:val="28"/>
+              </w:rPr>
+            </w:pPr>
+            <w:r>
+              <w:rPr>
+                <w:rFonts w:ascii="Times New Roman" w:hAnsi="Times New Roman" w:cs="Times New Roman"/>
+                <w:sz w:val="28"/>
+                <w:szCs w:val="28"/>
+              </w:rPr>
               <w:t>3</w:t>
             </w:r>
           </w:p>
@@ -4652,7 +6623,19 @@
             <w:tcW w:w="2337" w:type="dxa"/>
           </w:tcPr>
           <w:p>
-            <w:r>
+            <w:pPr>
+              <w:rPr>
+                <w:rFonts w:ascii="Times New Roman" w:hAnsi="Times New Roman" w:cs="Times New Roman"/>
+                <w:sz w:val="28"/>
+                <w:szCs w:val="28"/>
+              </w:rPr>
+            </w:pPr>
+            <w:r>
+              <w:rPr>
+                <w:rFonts w:ascii="Times New Roman" w:hAnsi="Times New Roman" w:cs="Times New Roman"/>
+                <w:sz w:val="28"/>
+                <w:szCs w:val="28"/>
+              </w:rPr>
               <w:t>3</w:t>
             </w:r>
           </w:p>
@@ -4662,7 +6645,19 @@
             <w:tcW w:w="2338" w:type="dxa"/>
           </w:tcPr>
           <w:p>
-            <w:r>
+            <w:pPr>
+              <w:rPr>
+                <w:rFonts w:ascii="Times New Roman" w:hAnsi="Times New Roman" w:cs="Times New Roman"/>
+                <w:sz w:val="28"/>
+                <w:szCs w:val="28"/>
+              </w:rPr>
+            </w:pPr>
+            <w:r>
+              <w:rPr>
+                <w:rFonts w:ascii="Times New Roman" w:hAnsi="Times New Roman" w:cs="Times New Roman"/>
+                <w:sz w:val="28"/>
+                <w:szCs w:val="28"/>
+              </w:rPr>
               <w:t>*</w:t>
             </w:r>
           </w:p>
@@ -4672,7 +6667,19 @@
             <w:tcW w:w="2338" w:type="dxa"/>
           </w:tcPr>
           <w:p>
-            <w:r>
+            <w:pPr>
+              <w:rPr>
+                <w:rFonts w:ascii="Times New Roman" w:hAnsi="Times New Roman" w:cs="Times New Roman"/>
+                <w:sz w:val="28"/>
+                <w:szCs w:val="28"/>
+              </w:rPr>
+            </w:pPr>
+            <w:r>
+              <w:rPr>
+                <w:rFonts w:ascii="Times New Roman" w:hAnsi="Times New Roman" w:cs="Times New Roman"/>
+                <w:sz w:val="28"/>
+                <w:szCs w:val="28"/>
+              </w:rPr>
               <w:t>7(fail)</w:t>
             </w:r>
           </w:p>
@@ -4684,7 +6691,19 @@
             <w:tcW w:w="2337" w:type="dxa"/>
           </w:tcPr>
           <w:p>
-            <w:r>
+            <w:pPr>
+              <w:rPr>
+                <w:rFonts w:ascii="Times New Roman" w:hAnsi="Times New Roman" w:cs="Times New Roman"/>
+                <w:sz w:val="28"/>
+                <w:szCs w:val="28"/>
+              </w:rPr>
+            </w:pPr>
+            <w:r>
+              <w:rPr>
+                <w:rFonts w:ascii="Times New Roman" w:hAnsi="Times New Roman" w:cs="Times New Roman"/>
+                <w:sz w:val="28"/>
+                <w:szCs w:val="28"/>
+              </w:rPr>
               <w:t>8</w:t>
             </w:r>
           </w:p>
@@ -4694,7 +6713,19 @@
             <w:tcW w:w="2337" w:type="dxa"/>
           </w:tcPr>
           <w:p>
-            <w:r>
+            <w:pPr>
+              <w:rPr>
+                <w:rFonts w:ascii="Times New Roman" w:hAnsi="Times New Roman" w:cs="Times New Roman"/>
+                <w:sz w:val="28"/>
+                <w:szCs w:val="28"/>
+              </w:rPr>
+            </w:pPr>
+            <w:r>
+              <w:rPr>
+                <w:rFonts w:ascii="Times New Roman" w:hAnsi="Times New Roman" w:cs="Times New Roman"/>
+                <w:sz w:val="28"/>
+                <w:szCs w:val="28"/>
+              </w:rPr>
               <w:t>4</w:t>
             </w:r>
           </w:p>
@@ -4704,7 +6735,19 @@
             <w:tcW w:w="2338" w:type="dxa"/>
           </w:tcPr>
           <w:p>
-            <w:r>
+            <w:pPr>
+              <w:rPr>
+                <w:rFonts w:ascii="Times New Roman" w:hAnsi="Times New Roman" w:cs="Times New Roman"/>
+                <w:sz w:val="28"/>
+                <w:szCs w:val="28"/>
+              </w:rPr>
+            </w:pPr>
+            <w:r>
+              <w:rPr>
+                <w:rFonts w:ascii="Times New Roman" w:hAnsi="Times New Roman" w:cs="Times New Roman"/>
+                <w:sz w:val="28"/>
+                <w:szCs w:val="28"/>
+              </w:rPr>
               <w:t>/</w:t>
             </w:r>
           </w:p>
@@ -4714,282 +6757,462 @@
             <w:tcW w:w="2338" w:type="dxa"/>
           </w:tcPr>
           <w:p>
-            <w:r>
+            <w:pPr>
+              <w:rPr>
+                <w:rFonts w:ascii="Times New Roman" w:hAnsi="Times New Roman" w:cs="Times New Roman"/>
+                <w:sz w:val="28"/>
+                <w:szCs w:val="28"/>
+              </w:rPr>
+            </w:pPr>
+            <w:r>
+              <w:rPr>
+                <w:rFonts w:ascii="Times New Roman" w:hAnsi="Times New Roman" w:cs="Times New Roman"/>
+                <w:sz w:val="28"/>
+                <w:szCs w:val="28"/>
+              </w:rPr>
               <w:t>8(fail)</w:t>
             </w:r>
           </w:p>
         </w:tc>
       </w:tr>
     </w:tbl>
-    <w:p/>
-    <w:p>
-      <w:pPr>
-        <w:rPr>
-          <w:rFonts w:ascii="Times New Roman" w:hAnsi="Times New Roman" w:cs="Times New Roman"/>
-          <w:sz w:val="28"/>
-          <w:szCs w:val="28"/>
-        </w:rPr>
-      </w:pPr>
-      <w:r>
-        <w:rPr>
-          <w:rFonts w:ascii="Times New Roman" w:hAnsi="Times New Roman" w:cs="Times New Roman"/>
-          <w:sz w:val="28"/>
-          <w:szCs w:val="28"/>
-        </w:rPr>
-        <w:t>a,b,operator,expected</w:t>
-      </w:r>
-    </w:p>
-    <w:p>
-      <w:pPr>
-        <w:rPr>
-          <w:rFonts w:ascii="Times New Roman" w:hAnsi="Times New Roman" w:cs="Times New Roman"/>
-          <w:sz w:val="28"/>
-          <w:szCs w:val="28"/>
-        </w:rPr>
-      </w:pPr>
-      <w:r>
-        <w:rPr>
-          <w:rFonts w:ascii="Times New Roman" w:hAnsi="Times New Roman" w:cs="Times New Roman"/>
-          <w:sz w:val="28"/>
-          <w:szCs w:val="28"/>
+    <w:p>
+      <w:pPr>
+        <w:rPr>
+          <w:rFonts w:ascii="Times New Roman" w:hAnsi="Times New Roman" w:cs="Times New Roman"/>
+          <w:sz w:val="28"/>
+          <w:szCs w:val="28"/>
+        </w:rPr>
+      </w:pPr>
+    </w:p>
+    <w:p>
+      <w:pPr>
+        <w:autoSpaceDE w:val="0"/>
+        <w:autoSpaceDN w:val="0"/>
+        <w:adjustRightInd w:val="0"/>
+        <w:spacing w:after="0" w:line="240" w:lineRule="auto"/>
+        <w:rPr>
+          <w:rFonts w:ascii="Times New Roman" w:hAnsi="Times New Roman" w:cs="Times New Roman"/>
+          <w:color w:val="000000"/>
+          <w:kern w:val="0"/>
+          <w:sz w:val="28"/>
+          <w:szCs w:val="28"/>
+          <w:highlight w:val="white"/>
+        </w:rPr>
+      </w:pPr>
+      <w:r>
+        <w:rPr>
+          <w:rFonts w:ascii="Times New Roman" w:hAnsi="Times New Roman" w:cs="Times New Roman"/>
+          <w:color w:val="000000"/>
+          <w:kern w:val="0"/>
+          <w:sz w:val="28"/>
+          <w:szCs w:val="28"/>
+          <w:highlight w:val="white"/>
+        </w:rPr>
+        <w:t>a_35_Chi,b_35_Chi,operator_35_Chi,expected_35_Chi</w:t>
+      </w:r>
+    </w:p>
+    <w:p>
+      <w:pPr>
+        <w:autoSpaceDE w:val="0"/>
+        <w:autoSpaceDN w:val="0"/>
+        <w:adjustRightInd w:val="0"/>
+        <w:spacing w:after="0" w:line="240" w:lineRule="auto"/>
+        <w:rPr>
+          <w:rFonts w:ascii="Times New Roman" w:hAnsi="Times New Roman" w:cs="Times New Roman"/>
+          <w:color w:val="000000"/>
+          <w:kern w:val="0"/>
+          <w:sz w:val="28"/>
+          <w:szCs w:val="28"/>
+          <w:highlight w:val="white"/>
+        </w:rPr>
+      </w:pPr>
+      <w:r>
+        <w:rPr>
+          <w:rFonts w:ascii="Times New Roman" w:hAnsi="Times New Roman" w:cs="Times New Roman"/>
+          <w:color w:val="000000"/>
+          <w:kern w:val="0"/>
+          <w:sz w:val="28"/>
+          <w:szCs w:val="28"/>
+          <w:highlight w:val="white"/>
         </w:rPr>
         <w:t>3,5,'+,8</w:t>
       </w:r>
     </w:p>
     <w:p>
       <w:pPr>
-        <w:rPr>
-          <w:rFonts w:ascii="Times New Roman" w:hAnsi="Times New Roman" w:cs="Times New Roman"/>
-          <w:sz w:val="28"/>
-          <w:szCs w:val="28"/>
-        </w:rPr>
-      </w:pPr>
-      <w:r>
-        <w:rPr>
-          <w:rFonts w:ascii="Times New Roman" w:hAnsi="Times New Roman" w:cs="Times New Roman"/>
-          <w:sz w:val="28"/>
-          <w:szCs w:val="28"/>
+        <w:autoSpaceDE w:val="0"/>
+        <w:autoSpaceDN w:val="0"/>
+        <w:adjustRightInd w:val="0"/>
+        <w:spacing w:after="0" w:line="240" w:lineRule="auto"/>
+        <w:rPr>
+          <w:rFonts w:ascii="Times New Roman" w:hAnsi="Times New Roman" w:cs="Times New Roman"/>
+          <w:color w:val="000000"/>
+          <w:kern w:val="0"/>
+          <w:sz w:val="28"/>
+          <w:szCs w:val="28"/>
+          <w:highlight w:val="white"/>
+        </w:rPr>
+      </w:pPr>
+      <w:r>
+        <w:rPr>
+          <w:rFonts w:ascii="Times New Roman" w:hAnsi="Times New Roman" w:cs="Times New Roman"/>
+          <w:color w:val="000000"/>
+          <w:kern w:val="0"/>
+          <w:sz w:val="28"/>
+          <w:szCs w:val="28"/>
+          <w:highlight w:val="white"/>
         </w:rPr>
         <w:t>-3,-5,'-,2</w:t>
       </w:r>
     </w:p>
     <w:p>
       <w:pPr>
-        <w:rPr>
-          <w:rFonts w:ascii="Times New Roman" w:hAnsi="Times New Roman" w:cs="Times New Roman"/>
-          <w:sz w:val="28"/>
-          <w:szCs w:val="28"/>
-        </w:rPr>
-      </w:pPr>
-      <w:r>
-        <w:rPr>
-          <w:rFonts w:ascii="Times New Roman" w:hAnsi="Times New Roman" w:cs="Times New Roman"/>
-          <w:sz w:val="28"/>
-          <w:szCs w:val="28"/>
+        <w:autoSpaceDE w:val="0"/>
+        <w:autoSpaceDN w:val="0"/>
+        <w:adjustRightInd w:val="0"/>
+        <w:spacing w:after="0" w:line="240" w:lineRule="auto"/>
+        <w:rPr>
+          <w:rFonts w:ascii="Times New Roman" w:hAnsi="Times New Roman" w:cs="Times New Roman"/>
+          <w:color w:val="000000"/>
+          <w:kern w:val="0"/>
+          <w:sz w:val="28"/>
+          <w:szCs w:val="28"/>
+          <w:highlight w:val="white"/>
+        </w:rPr>
+      </w:pPr>
+      <w:r>
+        <w:rPr>
+          <w:rFonts w:ascii="Times New Roman" w:hAnsi="Times New Roman" w:cs="Times New Roman"/>
+          <w:color w:val="000000"/>
+          <w:kern w:val="0"/>
+          <w:sz w:val="28"/>
+          <w:szCs w:val="28"/>
+          <w:highlight w:val="white"/>
         </w:rPr>
         <w:t>-3,3,'*,-9</w:t>
       </w:r>
     </w:p>
     <w:p>
       <w:pPr>
-        <w:rPr>
-          <w:rFonts w:ascii="Times New Roman" w:hAnsi="Times New Roman" w:cs="Times New Roman"/>
-          <w:sz w:val="28"/>
-          <w:szCs w:val="28"/>
-        </w:rPr>
-      </w:pPr>
-      <w:r>
-        <w:rPr>
-          <w:rFonts w:ascii="Times New Roman" w:hAnsi="Times New Roman" w:cs="Times New Roman"/>
-          <w:sz w:val="28"/>
-          <w:szCs w:val="28"/>
+        <w:autoSpaceDE w:val="0"/>
+        <w:autoSpaceDN w:val="0"/>
+        <w:adjustRightInd w:val="0"/>
+        <w:spacing w:after="0" w:line="240" w:lineRule="auto"/>
+        <w:rPr>
+          <w:rFonts w:ascii="Times New Roman" w:hAnsi="Times New Roman" w:cs="Times New Roman"/>
+          <w:color w:val="000000"/>
+          <w:kern w:val="0"/>
+          <w:sz w:val="28"/>
+          <w:szCs w:val="28"/>
+          <w:highlight w:val="white"/>
+        </w:rPr>
+      </w:pPr>
+      <w:r>
+        <w:rPr>
+          <w:rFonts w:ascii="Times New Roman" w:hAnsi="Times New Roman" w:cs="Times New Roman"/>
+          <w:color w:val="000000"/>
+          <w:kern w:val="0"/>
+          <w:sz w:val="28"/>
+          <w:szCs w:val="28"/>
+          <w:highlight w:val="white"/>
         </w:rPr>
         <w:t>-12,4,'/,-3</w:t>
       </w:r>
     </w:p>
     <w:p>
       <w:pPr>
-        <w:rPr>
-          <w:rFonts w:ascii="Times New Roman" w:hAnsi="Times New Roman" w:cs="Times New Roman"/>
-          <w:sz w:val="28"/>
-          <w:szCs w:val="28"/>
-        </w:rPr>
-      </w:pPr>
-      <w:r>
-        <w:rPr>
-          <w:rFonts w:ascii="Times New Roman" w:hAnsi="Times New Roman" w:cs="Times New Roman"/>
-          <w:sz w:val="28"/>
-          <w:szCs w:val="28"/>
+        <w:autoSpaceDE w:val="0"/>
+        <w:autoSpaceDN w:val="0"/>
+        <w:adjustRightInd w:val="0"/>
+        <w:spacing w:after="0" w:line="240" w:lineRule="auto"/>
+        <w:rPr>
+          <w:rFonts w:ascii="Times New Roman" w:hAnsi="Times New Roman" w:cs="Times New Roman"/>
+          <w:color w:val="000000"/>
+          <w:kern w:val="0"/>
+          <w:sz w:val="28"/>
+          <w:szCs w:val="28"/>
+          <w:highlight w:val="white"/>
+        </w:rPr>
+      </w:pPr>
+      <w:r>
+        <w:rPr>
+          <w:rFonts w:ascii="Times New Roman" w:hAnsi="Times New Roman" w:cs="Times New Roman"/>
+          <w:color w:val="000000"/>
+          <w:kern w:val="0"/>
+          <w:sz w:val="28"/>
+          <w:szCs w:val="28"/>
+          <w:highlight w:val="white"/>
         </w:rPr>
         <w:t>4,6,'+,10</w:t>
       </w:r>
     </w:p>
     <w:p>
       <w:pPr>
-        <w:rPr>
-          <w:rFonts w:ascii="Times New Roman" w:hAnsi="Times New Roman" w:cs="Times New Roman"/>
-          <w:sz w:val="28"/>
-          <w:szCs w:val="28"/>
-        </w:rPr>
-      </w:pPr>
-      <w:r>
-        <w:rPr>
-          <w:rFonts w:ascii="Times New Roman" w:hAnsi="Times New Roman" w:cs="Times New Roman"/>
-          <w:sz w:val="28"/>
-          <w:szCs w:val="28"/>
+        <w:autoSpaceDE w:val="0"/>
+        <w:autoSpaceDN w:val="0"/>
+        <w:adjustRightInd w:val="0"/>
+        <w:spacing w:after="0" w:line="240" w:lineRule="auto"/>
+        <w:rPr>
+          <w:rFonts w:ascii="Times New Roman" w:hAnsi="Times New Roman" w:cs="Times New Roman"/>
+          <w:color w:val="000000"/>
+          <w:kern w:val="0"/>
+          <w:sz w:val="28"/>
+          <w:szCs w:val="28"/>
+          <w:highlight w:val="white"/>
+        </w:rPr>
+      </w:pPr>
+      <w:r>
+        <w:rPr>
+          <w:rFonts w:ascii="Times New Roman" w:hAnsi="Times New Roman" w:cs="Times New Roman"/>
+          <w:color w:val="000000"/>
+          <w:kern w:val="0"/>
+          <w:sz w:val="28"/>
+          <w:szCs w:val="28"/>
+          <w:highlight w:val="white"/>
         </w:rPr>
         <w:t>-3,-4,'-,1</w:t>
       </w:r>
     </w:p>
     <w:p>
       <w:pPr>
-        <w:rPr>
-          <w:rFonts w:ascii="Times New Roman" w:hAnsi="Times New Roman" w:cs="Times New Roman"/>
-          <w:sz w:val="28"/>
-          <w:szCs w:val="28"/>
-        </w:rPr>
-      </w:pPr>
-      <w:r>
-        <w:rPr>
-          <w:rFonts w:ascii="Times New Roman" w:hAnsi="Times New Roman" w:cs="Times New Roman"/>
-          <w:sz w:val="28"/>
-          <w:szCs w:val="28"/>
+        <w:autoSpaceDE w:val="0"/>
+        <w:autoSpaceDN w:val="0"/>
+        <w:adjustRightInd w:val="0"/>
+        <w:spacing w:after="0" w:line="240" w:lineRule="auto"/>
+        <w:rPr>
+          <w:rFonts w:ascii="Times New Roman" w:hAnsi="Times New Roman" w:cs="Times New Roman"/>
+          <w:color w:val="000000"/>
+          <w:kern w:val="0"/>
+          <w:sz w:val="28"/>
+          <w:szCs w:val="28"/>
+          <w:highlight w:val="white"/>
+        </w:rPr>
+      </w:pPr>
+      <w:r>
+        <w:rPr>
+          <w:rFonts w:ascii="Times New Roman" w:hAnsi="Times New Roman" w:cs="Times New Roman"/>
+          <w:color w:val="000000"/>
+          <w:kern w:val="0"/>
+          <w:sz w:val="28"/>
+          <w:szCs w:val="28"/>
+          <w:highlight w:val="white"/>
         </w:rPr>
         <w:t>3,3,'*,9</w:t>
       </w:r>
     </w:p>
     <w:p>
       <w:pPr>
-        <w:rPr>
-          <w:rFonts w:ascii="Times New Roman" w:hAnsi="Times New Roman" w:cs="Times New Roman"/>
-          <w:sz w:val="28"/>
-          <w:szCs w:val="28"/>
-        </w:rPr>
-      </w:pPr>
-      <w:r>
-        <w:rPr>
-          <w:rFonts w:ascii="Times New Roman" w:hAnsi="Times New Roman" w:cs="Times New Roman"/>
-          <w:sz w:val="28"/>
-          <w:szCs w:val="28"/>
+        <w:autoSpaceDE w:val="0"/>
+        <w:autoSpaceDN w:val="0"/>
+        <w:adjustRightInd w:val="0"/>
+        <w:spacing w:after="0" w:line="240" w:lineRule="auto"/>
+        <w:rPr>
+          <w:rFonts w:ascii="Times New Roman" w:hAnsi="Times New Roman" w:cs="Times New Roman"/>
+          <w:color w:val="000000"/>
+          <w:kern w:val="0"/>
+          <w:sz w:val="28"/>
+          <w:szCs w:val="28"/>
+          <w:highlight w:val="white"/>
+        </w:rPr>
+      </w:pPr>
+      <w:r>
+        <w:rPr>
+          <w:rFonts w:ascii="Times New Roman" w:hAnsi="Times New Roman" w:cs="Times New Roman"/>
+          <w:color w:val="000000"/>
+          <w:kern w:val="0"/>
+          <w:sz w:val="28"/>
+          <w:szCs w:val="28"/>
+          <w:highlight w:val="white"/>
         </w:rPr>
         <w:t>8,4,'/,2</w:t>
       </w:r>
     </w:p>
     <w:p>
       <w:pPr>
-        <w:rPr>
-          <w:rFonts w:ascii="Times New Roman" w:hAnsi="Times New Roman" w:cs="Times New Roman"/>
-          <w:sz w:val="28"/>
-          <w:szCs w:val="28"/>
-        </w:rPr>
-      </w:pPr>
-      <w:r>
-        <w:rPr>
-          <w:rFonts w:ascii="Times New Roman" w:hAnsi="Times New Roman" w:cs="Times New Roman"/>
-          <w:sz w:val="28"/>
-          <w:szCs w:val="28"/>
+        <w:autoSpaceDE w:val="0"/>
+        <w:autoSpaceDN w:val="0"/>
+        <w:adjustRightInd w:val="0"/>
+        <w:spacing w:after="0" w:line="240" w:lineRule="auto"/>
+        <w:rPr>
+          <w:rFonts w:ascii="Times New Roman" w:hAnsi="Times New Roman" w:cs="Times New Roman"/>
+          <w:color w:val="000000"/>
+          <w:kern w:val="0"/>
+          <w:sz w:val="28"/>
+          <w:szCs w:val="28"/>
+          <w:highlight w:val="white"/>
+        </w:rPr>
+      </w:pPr>
+      <w:r>
+        <w:rPr>
+          <w:rFonts w:ascii="Times New Roman" w:hAnsi="Times New Roman" w:cs="Times New Roman"/>
+          <w:color w:val="000000"/>
+          <w:kern w:val="0"/>
+          <w:sz w:val="28"/>
+          <w:szCs w:val="28"/>
+          <w:highlight w:val="white"/>
         </w:rPr>
         <w:t>3,5,'+,1</w:t>
       </w:r>
     </w:p>
     <w:p>
       <w:pPr>
-        <w:rPr>
-          <w:rFonts w:ascii="Times New Roman" w:hAnsi="Times New Roman" w:cs="Times New Roman"/>
-          <w:sz w:val="28"/>
-          <w:szCs w:val="28"/>
-        </w:rPr>
-      </w:pPr>
-      <w:r>
-        <w:rPr>
-          <w:rFonts w:ascii="Times New Roman" w:hAnsi="Times New Roman" w:cs="Times New Roman"/>
-          <w:sz w:val="28"/>
-          <w:szCs w:val="28"/>
+        <w:autoSpaceDE w:val="0"/>
+        <w:autoSpaceDN w:val="0"/>
+        <w:adjustRightInd w:val="0"/>
+        <w:spacing w:after="0" w:line="240" w:lineRule="auto"/>
+        <w:rPr>
+          <w:rFonts w:ascii="Times New Roman" w:hAnsi="Times New Roman" w:cs="Times New Roman"/>
+          <w:color w:val="000000"/>
+          <w:kern w:val="0"/>
+          <w:sz w:val="28"/>
+          <w:szCs w:val="28"/>
+          <w:highlight w:val="white"/>
+        </w:rPr>
+      </w:pPr>
+      <w:r>
+        <w:rPr>
+          <w:rFonts w:ascii="Times New Roman" w:hAnsi="Times New Roman" w:cs="Times New Roman"/>
+          <w:color w:val="000000"/>
+          <w:kern w:val="0"/>
+          <w:sz w:val="28"/>
+          <w:szCs w:val="28"/>
+          <w:highlight w:val="white"/>
         </w:rPr>
         <w:t>-3,-5,'-,-2</w:t>
       </w:r>
     </w:p>
     <w:p>
       <w:pPr>
-        <w:rPr>
-          <w:rFonts w:ascii="Times New Roman" w:hAnsi="Times New Roman" w:cs="Times New Roman"/>
-          <w:sz w:val="28"/>
-          <w:szCs w:val="28"/>
-        </w:rPr>
-      </w:pPr>
-      <w:r>
-        <w:rPr>
-          <w:rFonts w:ascii="Times New Roman" w:hAnsi="Times New Roman" w:cs="Times New Roman"/>
-          <w:sz w:val="28"/>
-          <w:szCs w:val="28"/>
+        <w:autoSpaceDE w:val="0"/>
+        <w:autoSpaceDN w:val="0"/>
+        <w:adjustRightInd w:val="0"/>
+        <w:spacing w:after="0" w:line="240" w:lineRule="auto"/>
+        <w:rPr>
+          <w:rFonts w:ascii="Times New Roman" w:hAnsi="Times New Roman" w:cs="Times New Roman"/>
+          <w:color w:val="000000"/>
+          <w:kern w:val="0"/>
+          <w:sz w:val="28"/>
+          <w:szCs w:val="28"/>
+          <w:highlight w:val="white"/>
+        </w:rPr>
+      </w:pPr>
+      <w:r>
+        <w:rPr>
+          <w:rFonts w:ascii="Times New Roman" w:hAnsi="Times New Roman" w:cs="Times New Roman"/>
+          <w:color w:val="000000"/>
+          <w:kern w:val="0"/>
+          <w:sz w:val="28"/>
+          <w:szCs w:val="28"/>
+          <w:highlight w:val="white"/>
         </w:rPr>
         <w:t>-3,3,'*,3</w:t>
       </w:r>
     </w:p>
     <w:p>
       <w:pPr>
-        <w:rPr>
-          <w:rFonts w:ascii="Times New Roman" w:hAnsi="Times New Roman" w:cs="Times New Roman"/>
-          <w:sz w:val="28"/>
-          <w:szCs w:val="28"/>
-        </w:rPr>
-      </w:pPr>
-      <w:r>
-        <w:rPr>
-          <w:rFonts w:ascii="Times New Roman" w:hAnsi="Times New Roman" w:cs="Times New Roman"/>
-          <w:sz w:val="28"/>
-          <w:szCs w:val="28"/>
+        <w:autoSpaceDE w:val="0"/>
+        <w:autoSpaceDN w:val="0"/>
+        <w:adjustRightInd w:val="0"/>
+        <w:spacing w:after="0" w:line="240" w:lineRule="auto"/>
+        <w:rPr>
+          <w:rFonts w:ascii="Times New Roman" w:hAnsi="Times New Roman" w:cs="Times New Roman"/>
+          <w:color w:val="000000"/>
+          <w:kern w:val="0"/>
+          <w:sz w:val="28"/>
+          <w:szCs w:val="28"/>
+          <w:highlight w:val="white"/>
+        </w:rPr>
+      </w:pPr>
+      <w:r>
+        <w:rPr>
+          <w:rFonts w:ascii="Times New Roman" w:hAnsi="Times New Roman" w:cs="Times New Roman"/>
+          <w:color w:val="000000"/>
+          <w:kern w:val="0"/>
+          <w:sz w:val="28"/>
+          <w:szCs w:val="28"/>
+          <w:highlight w:val="white"/>
         </w:rPr>
         <w:t>-12,4,'/,4</w:t>
       </w:r>
     </w:p>
     <w:p>
       <w:pPr>
-        <w:rPr>
-          <w:rFonts w:ascii="Times New Roman" w:hAnsi="Times New Roman" w:cs="Times New Roman"/>
-          <w:sz w:val="28"/>
-          <w:szCs w:val="28"/>
-        </w:rPr>
-      </w:pPr>
-      <w:r>
-        <w:rPr>
-          <w:rFonts w:ascii="Times New Roman" w:hAnsi="Times New Roman" w:cs="Times New Roman"/>
-          <w:sz w:val="28"/>
-          <w:szCs w:val="28"/>
+        <w:autoSpaceDE w:val="0"/>
+        <w:autoSpaceDN w:val="0"/>
+        <w:adjustRightInd w:val="0"/>
+        <w:spacing w:after="0" w:line="240" w:lineRule="auto"/>
+        <w:rPr>
+          <w:rFonts w:ascii="Times New Roman" w:hAnsi="Times New Roman" w:cs="Times New Roman"/>
+          <w:color w:val="000000"/>
+          <w:kern w:val="0"/>
+          <w:sz w:val="28"/>
+          <w:szCs w:val="28"/>
+          <w:highlight w:val="white"/>
+        </w:rPr>
+      </w:pPr>
+      <w:r>
+        <w:rPr>
+          <w:rFonts w:ascii="Times New Roman" w:hAnsi="Times New Roman" w:cs="Times New Roman"/>
+          <w:color w:val="000000"/>
+          <w:kern w:val="0"/>
+          <w:sz w:val="28"/>
+          <w:szCs w:val="28"/>
+          <w:highlight w:val="white"/>
         </w:rPr>
         <w:t>4,6,'+,5</w:t>
       </w:r>
     </w:p>
     <w:p>
       <w:pPr>
-        <w:rPr>
-          <w:rFonts w:ascii="Times New Roman" w:hAnsi="Times New Roman" w:cs="Times New Roman"/>
-          <w:sz w:val="28"/>
-          <w:szCs w:val="28"/>
-        </w:rPr>
-      </w:pPr>
-      <w:r>
-        <w:rPr>
-          <w:rFonts w:ascii="Times New Roman" w:hAnsi="Times New Roman" w:cs="Times New Roman"/>
-          <w:sz w:val="28"/>
-          <w:szCs w:val="28"/>
+        <w:autoSpaceDE w:val="0"/>
+        <w:autoSpaceDN w:val="0"/>
+        <w:adjustRightInd w:val="0"/>
+        <w:spacing w:after="0" w:line="240" w:lineRule="auto"/>
+        <w:rPr>
+          <w:rFonts w:ascii="Times New Roman" w:hAnsi="Times New Roman" w:cs="Times New Roman"/>
+          <w:color w:val="000000"/>
+          <w:kern w:val="0"/>
+          <w:sz w:val="28"/>
+          <w:szCs w:val="28"/>
+          <w:highlight w:val="white"/>
+        </w:rPr>
+      </w:pPr>
+      <w:r>
+        <w:rPr>
+          <w:rFonts w:ascii="Times New Roman" w:hAnsi="Times New Roman" w:cs="Times New Roman"/>
+          <w:color w:val="000000"/>
+          <w:kern w:val="0"/>
+          <w:sz w:val="28"/>
+          <w:szCs w:val="28"/>
+          <w:highlight w:val="white"/>
         </w:rPr>
         <w:t>-3,-4,'-,6</w:t>
       </w:r>
     </w:p>
     <w:p>
       <w:pPr>
-        <w:rPr>
-          <w:rFonts w:ascii="Times New Roman" w:hAnsi="Times New Roman" w:cs="Times New Roman"/>
-          <w:sz w:val="28"/>
-          <w:szCs w:val="28"/>
-        </w:rPr>
-      </w:pPr>
-      <w:r>
-        <w:rPr>
-          <w:rFonts w:ascii="Times New Roman" w:hAnsi="Times New Roman" w:cs="Times New Roman"/>
-          <w:sz w:val="28"/>
-          <w:szCs w:val="28"/>
+        <w:autoSpaceDE w:val="0"/>
+        <w:autoSpaceDN w:val="0"/>
+        <w:adjustRightInd w:val="0"/>
+        <w:spacing w:after="0" w:line="240" w:lineRule="auto"/>
+        <w:rPr>
+          <w:rFonts w:ascii="Times New Roman" w:hAnsi="Times New Roman" w:cs="Times New Roman"/>
+          <w:color w:val="000000"/>
+          <w:kern w:val="0"/>
+          <w:sz w:val="28"/>
+          <w:szCs w:val="28"/>
+          <w:highlight w:val="white"/>
+        </w:rPr>
+      </w:pPr>
+      <w:r>
+        <w:rPr>
+          <w:rFonts w:ascii="Times New Roman" w:hAnsi="Times New Roman" w:cs="Times New Roman"/>
+          <w:color w:val="000000"/>
+          <w:kern w:val="0"/>
+          <w:sz w:val="28"/>
+          <w:szCs w:val="28"/>
+          <w:highlight w:val="white"/>
         </w:rPr>
         <w:t>3,3,'*,7</w:t>
       </w:r>
@@ -4998,34 +7221,63 @@
       <w:pPr>
         <w:rPr>
           <w:rFonts w:ascii="Times New Roman" w:hAnsi="Times New Roman" w:cs="Times New Roman"/>
-          <w:sz w:val="28"/>
-          <w:szCs w:val="28"/>
-        </w:rPr>
-      </w:pPr>
-      <w:r>
-        <w:rPr>
-          <w:rFonts w:ascii="Times New Roman" w:hAnsi="Times New Roman" w:cs="Times New Roman"/>
-          <w:sz w:val="28"/>
+          <w:color w:val="000000"/>
+          <w:kern w:val="0"/>
+          <w:sz w:val="28"/>
+          <w:szCs w:val="28"/>
+          <w:highlight w:val="white"/>
+        </w:rPr>
+      </w:pPr>
+      <w:r>
+        <w:rPr>
+          <w:rFonts w:ascii="Times New Roman" w:hAnsi="Times New Roman" w:cs="Times New Roman"/>
+          <w:color w:val="000000"/>
+          <w:kern w:val="0"/>
+          <w:sz w:val="28"/>
+          <w:szCs w:val="28"/>
+          <w:highlight w:val="white"/>
+        </w:rPr>
+        <w:t>8,4,'/,8</w:t>
+      </w:r>
+    </w:p>
+    <w:p>
+      <w:pPr>
+        <w:rPr>
+          <w:rFonts w:ascii="Times New Roman" w:hAnsi="Times New Roman" w:cs="Times New Roman"/>
+          <w:color w:val="000000"/>
+          <w:kern w:val="0"/>
+          <w:sz w:val="28"/>
+          <w:szCs w:val="28"/>
+          <w:highlight w:val="white"/>
+        </w:rPr>
+      </w:pPr>
+      <w:r>
+        <w:rPr>
+          <w:rFonts w:ascii="Times New Roman" w:hAnsi="Times New Roman" w:cs="Times New Roman"/>
+          <w:color w:val="000000"/>
+          <w:kern w:val="0"/>
+          <w:sz w:val="28"/>
+          <w:szCs w:val="28"/>
+          <w:highlight w:val="white"/>
+        </w:rPr>
+        <w:br w:type="page"/>
+      </w:r>
+    </w:p>
+    <w:p>
+      <w:pPr>
+        <w:pStyle w:val="Heading2"/>
+        <w:rPr>
+          <w:rFonts w:cs="Times New Roman"/>
+          <w:szCs w:val="28"/>
+        </w:rPr>
+      </w:pPr>
+      <w:bookmarkStart w:id="12" w:name="_Toc195034891"/>
+      <w:r>
+        <w:rPr>
+          <w:rFonts w:cs="Times New Roman"/>
           <w:szCs w:val="28"/>
         </w:rPr>
         <w:lastRenderedPageBreak/>
-        <w:t>8,4,'/,8</w:t>
-      </w:r>
-    </w:p>
-    <w:p>
-      <w:pPr>
-        <w:pStyle w:val="Heading2"/>
-        <w:rPr>
-          <w:rFonts w:cs="Times New Roman"/>
-          <w:szCs w:val="28"/>
-        </w:rPr>
-      </w:pPr>
-      <w:bookmarkStart w:id="12" w:name="_Toc195034891"/>
-      <w:r>
-        <w:rPr>
-          <w:rFonts w:cs="Times New Roman"/>
-          <w:szCs w:val="28"/>
-        </w:rPr>
         <w:t>Bước 3: Chỉnh properties file 35_Chi_TestData_cotTooanTu.csv, thiết lập thuộc tính Copy to Directory thành copy Always:</w:t>
       </w:r>
       <w:bookmarkEnd w:id="12"/>
@@ -5271,46 +7523,29 @@
     </w:p>
     <w:p>
       <w:pPr>
-        <w:rPr>
-          <w:rFonts w:ascii="Times New Roman" w:hAnsi="Times New Roman" w:cs="Times New Roman"/>
-          <w:sz w:val="28"/>
-          <w:szCs w:val="28"/>
-        </w:rPr>
-      </w:pPr>
-      <w:r>
-        <w:rPr>
-          <w:rFonts w:ascii="Times New Roman" w:hAnsi="Times New Roman" w:cs="Times New Roman"/>
-          <w:sz w:val="28"/>
-          <w:szCs w:val="28"/>
-        </w:rPr>
-        <w:t>[TestMethod]//1 testcase\</w:t>
-      </w:r>
-    </w:p>
-    <w:p>
-      <w:pPr>
         <w:autoSpaceDE w:val="0"/>
         <w:autoSpaceDN w:val="0"/>
         <w:adjustRightInd w:val="0"/>
         <w:spacing w:after="0" w:line="240" w:lineRule="auto"/>
         <w:rPr>
-          <w:rFonts w:ascii="Cascadia Mono" w:hAnsi="Cascadia Mono" w:cs="Cascadia Mono"/>
+          <w:rFonts w:ascii="Times New Roman" w:hAnsi="Times New Roman" w:cs="Times New Roman"/>
           <w:color w:val="008000"/>
           <w:kern w:val="0"/>
-          <w:sz w:val="19"/>
-          <w:szCs w:val="19"/>
-          <w:highlight w:val="white"/>
-        </w:rPr>
-      </w:pPr>
-      <w:r>
-        <w:rPr>
-          <w:rFonts w:ascii="Cascadia Mono" w:hAnsi="Cascadia Mono" w:cs="Cascadia Mono"/>
+          <w:sz w:val="28"/>
+          <w:szCs w:val="28"/>
+          <w:highlight w:val="white"/>
+        </w:rPr>
+      </w:pPr>
+      <w:r>
+        <w:rPr>
+          <w:rFonts w:ascii="Times New Roman" w:hAnsi="Times New Roman" w:cs="Times New Roman"/>
           <w:color w:val="008000"/>
           <w:kern w:val="0"/>
-          <w:sz w:val="19"/>
-          <w:szCs w:val="19"/>
-          <w:highlight w:val="white"/>
-        </w:rPr>
-        <w:t>//TC1: Line 2: a= 3, b= 5, operator =+ , expected =8, PASS</w:t>
+          <w:sz w:val="28"/>
+          <w:szCs w:val="28"/>
+          <w:highlight w:val="white"/>
+        </w:rPr>
+        <w:t>//Doc file csv 4 dong, 8TC Pass, 8TC Fail</w:t>
       </w:r>
     </w:p>
     <w:p>
@@ -5320,24 +7555,46 @@
         <w:adjustRightInd w:val="0"/>
         <w:spacing w:after="0" w:line="240" w:lineRule="auto"/>
         <w:rPr>
-          <w:rFonts w:ascii="Cascadia Mono" w:hAnsi="Cascadia Mono" w:cs="Cascadia Mono"/>
-          <w:color w:val="008000"/>
-          <w:kern w:val="0"/>
-          <w:sz w:val="19"/>
-          <w:szCs w:val="19"/>
-          <w:highlight w:val="white"/>
-        </w:rPr>
-      </w:pPr>
-      <w:r>
-        <w:rPr>
-          <w:rFonts w:ascii="Cascadia Mono" w:hAnsi="Cascadia Mono" w:cs="Cascadia Mono"/>
-          <w:color w:val="008000"/>
-          <w:kern w:val="0"/>
-          <w:sz w:val="19"/>
-          <w:szCs w:val="19"/>
-          <w:highlight w:val="white"/>
-        </w:rPr>
-        <w:t>//TC2: Line 3: a= -3, b= -5, operator =- , expected =2, PASS</w:t>
+          <w:rFonts w:ascii="Times New Roman" w:hAnsi="Times New Roman" w:cs="Times New Roman"/>
+          <w:color w:val="000000"/>
+          <w:kern w:val="0"/>
+          <w:sz w:val="28"/>
+          <w:szCs w:val="28"/>
+          <w:highlight w:val="white"/>
+        </w:rPr>
+      </w:pPr>
+      <w:r>
+        <w:rPr>
+          <w:rFonts w:ascii="Times New Roman" w:hAnsi="Times New Roman" w:cs="Times New Roman"/>
+          <w:color w:val="000000"/>
+          <w:kern w:val="0"/>
+          <w:sz w:val="28"/>
+          <w:szCs w:val="28"/>
+          <w:highlight w:val="white"/>
+        </w:rPr>
+        <w:t>[</w:t>
+      </w:r>
+      <w:r>
+        <w:rPr>
+          <w:rFonts w:ascii="Times New Roman" w:hAnsi="Times New Roman" w:cs="Times New Roman"/>
+          <w:color w:val="2B91AF"/>
+          <w:kern w:val="0"/>
+          <w:sz w:val="28"/>
+          <w:szCs w:val="28"/>
+          <w:highlight w:val="white"/>
+        </w:rPr>
+        <w:t>TestMethod</w:t>
+      </w:r>
+      <w:r>
+        <w:rPr>
+          <w:rFonts w:ascii="Times New Roman" w:hAnsi="Times New Roman" w:cs="Times New Roman"/>
+          <w:color w:val="000000"/>
+          <w:kern w:val="0"/>
+          <w:sz w:val="28"/>
+          <w:szCs w:val="28"/>
+          <w:highlight w:val="white"/>
+        </w:rPr>
+        <w:t>]</w:t>
       </w:r>
     </w:p>
     <w:p>
@@ -5347,24 +7604,24 @@
         <w:adjustRightInd w:val="0"/>
         <w:spacing w:after="0" w:line="240" w:lineRule="auto"/>
         <w:rPr>
-          <w:rFonts w:ascii="Cascadia Mono" w:hAnsi="Cascadia Mono" w:cs="Cascadia Mono"/>
+          <w:rFonts w:ascii="Times New Roman" w:hAnsi="Times New Roman" w:cs="Times New Roman"/>
           <w:color w:val="008000"/>
           <w:kern w:val="0"/>
-          <w:sz w:val="19"/>
-          <w:szCs w:val="19"/>
-          <w:highlight w:val="white"/>
-        </w:rPr>
-      </w:pPr>
-      <w:r>
-        <w:rPr>
-          <w:rFonts w:ascii="Cascadia Mono" w:hAnsi="Cascadia Mono" w:cs="Cascadia Mono"/>
+          <w:sz w:val="28"/>
+          <w:szCs w:val="28"/>
+          <w:highlight w:val="white"/>
+        </w:rPr>
+      </w:pPr>
+      <w:r>
+        <w:rPr>
+          <w:rFonts w:ascii="Times New Roman" w:hAnsi="Times New Roman" w:cs="Times New Roman"/>
           <w:color w:val="008000"/>
           <w:kern w:val="0"/>
-          <w:sz w:val="19"/>
-          <w:szCs w:val="19"/>
-          <w:highlight w:val="white"/>
-        </w:rPr>
-        <w:t>//TC3: Line 4: a= -3, b= 3, operator =* , expected =-9, PASS</w:t>
+          <w:sz w:val="28"/>
+          <w:szCs w:val="28"/>
+          <w:highlight w:val="white"/>
+        </w:rPr>
+        <w:t>//TC1: Line 2: a= 3, b= 5, operator =+ , expected =8, PASS</w:t>
       </w:r>
     </w:p>
     <w:p>
@@ -5374,24 +7631,24 @@
         <w:adjustRightInd w:val="0"/>
         <w:spacing w:after="0" w:line="240" w:lineRule="auto"/>
         <w:rPr>
-          <w:rFonts w:ascii="Cascadia Mono" w:hAnsi="Cascadia Mono" w:cs="Cascadia Mono"/>
+          <w:rFonts w:ascii="Times New Roman" w:hAnsi="Times New Roman" w:cs="Times New Roman"/>
           <w:color w:val="008000"/>
           <w:kern w:val="0"/>
-          <w:sz w:val="19"/>
-          <w:szCs w:val="19"/>
-          <w:highlight w:val="white"/>
-        </w:rPr>
-      </w:pPr>
-      <w:r>
-        <w:rPr>
-          <w:rFonts w:ascii="Cascadia Mono" w:hAnsi="Cascadia Mono" w:cs="Cascadia Mono"/>
+          <w:sz w:val="28"/>
+          <w:szCs w:val="28"/>
+          <w:highlight w:val="white"/>
+        </w:rPr>
+      </w:pPr>
+      <w:r>
+        <w:rPr>
+          <w:rFonts w:ascii="Times New Roman" w:hAnsi="Times New Roman" w:cs="Times New Roman"/>
           <w:color w:val="008000"/>
           <w:kern w:val="0"/>
-          <w:sz w:val="19"/>
-          <w:szCs w:val="19"/>
-          <w:highlight w:val="white"/>
-        </w:rPr>
-        <w:t>//TC4: Line 5: a= -12, b= 4, operator =/ , expected =-3, PASS</w:t>
+          <w:sz w:val="28"/>
+          <w:szCs w:val="28"/>
+          <w:highlight w:val="white"/>
+        </w:rPr>
+        <w:t>//TC2: Line 3: a= -3, b= -5, operator =- , expected =2, PASS</w:t>
       </w:r>
     </w:p>
     <w:p>
@@ -5401,24 +7658,24 @@
         <w:adjustRightInd w:val="0"/>
         <w:spacing w:after="0" w:line="240" w:lineRule="auto"/>
         <w:rPr>
-          <w:rFonts w:ascii="Cascadia Mono" w:hAnsi="Cascadia Mono" w:cs="Cascadia Mono"/>
+          <w:rFonts w:ascii="Times New Roman" w:hAnsi="Times New Roman" w:cs="Times New Roman"/>
           <w:color w:val="008000"/>
           <w:kern w:val="0"/>
-          <w:sz w:val="19"/>
-          <w:szCs w:val="19"/>
-          <w:highlight w:val="white"/>
-        </w:rPr>
-      </w:pPr>
-      <w:r>
-        <w:rPr>
-          <w:rFonts w:ascii="Cascadia Mono" w:hAnsi="Cascadia Mono" w:cs="Cascadia Mono"/>
+          <w:sz w:val="28"/>
+          <w:szCs w:val="28"/>
+          <w:highlight w:val="white"/>
+        </w:rPr>
+      </w:pPr>
+      <w:r>
+        <w:rPr>
+          <w:rFonts w:ascii="Times New Roman" w:hAnsi="Times New Roman" w:cs="Times New Roman"/>
           <w:color w:val="008000"/>
           <w:kern w:val="0"/>
-          <w:sz w:val="19"/>
-          <w:szCs w:val="19"/>
-          <w:highlight w:val="white"/>
-        </w:rPr>
-        <w:t>//TC5: Line 6: a= 4, b= 6, operator =+ , expected =10, PASS</w:t>
+          <w:sz w:val="28"/>
+          <w:szCs w:val="28"/>
+          <w:highlight w:val="white"/>
+        </w:rPr>
+        <w:t>//TC3: Line 4: a= -3, b= 3, operator =* , expected =-9, PASS</w:t>
       </w:r>
     </w:p>
     <w:p>
@@ -5428,24 +7685,24 @@
         <w:adjustRightInd w:val="0"/>
         <w:spacing w:after="0" w:line="240" w:lineRule="auto"/>
         <w:rPr>
-          <w:rFonts w:ascii="Cascadia Mono" w:hAnsi="Cascadia Mono" w:cs="Cascadia Mono"/>
+          <w:rFonts w:ascii="Times New Roman" w:hAnsi="Times New Roman" w:cs="Times New Roman"/>
           <w:color w:val="008000"/>
           <w:kern w:val="0"/>
-          <w:sz w:val="19"/>
-          <w:szCs w:val="19"/>
-          <w:highlight w:val="white"/>
-        </w:rPr>
-      </w:pPr>
-      <w:r>
-        <w:rPr>
-          <w:rFonts w:ascii="Cascadia Mono" w:hAnsi="Cascadia Mono" w:cs="Cascadia Mono"/>
+          <w:sz w:val="28"/>
+          <w:szCs w:val="28"/>
+          <w:highlight w:val="white"/>
+        </w:rPr>
+      </w:pPr>
+      <w:r>
+        <w:rPr>
+          <w:rFonts w:ascii="Times New Roman" w:hAnsi="Times New Roman" w:cs="Times New Roman"/>
           <w:color w:val="008000"/>
           <w:kern w:val="0"/>
-          <w:sz w:val="19"/>
-          <w:szCs w:val="19"/>
-          <w:highlight w:val="white"/>
-        </w:rPr>
-        <w:t>//TC6: Line 7: a= -3, b= -4, operator =- , expected =1, PASS</w:t>
+          <w:sz w:val="28"/>
+          <w:szCs w:val="28"/>
+          <w:highlight w:val="white"/>
+        </w:rPr>
+        <w:t>//TC4: Line 5: a= -12, b= 4, operator =/ , expected =-3, PASS</w:t>
       </w:r>
     </w:p>
     <w:p>
@@ -5455,24 +7712,24 @@
         <w:adjustRightInd w:val="0"/>
         <w:spacing w:after="0" w:line="240" w:lineRule="auto"/>
         <w:rPr>
-          <w:rFonts w:ascii="Cascadia Mono" w:hAnsi="Cascadia Mono" w:cs="Cascadia Mono"/>
+          <w:rFonts w:ascii="Times New Roman" w:hAnsi="Times New Roman" w:cs="Times New Roman"/>
           <w:color w:val="008000"/>
           <w:kern w:val="0"/>
-          <w:sz w:val="19"/>
-          <w:szCs w:val="19"/>
-          <w:highlight w:val="white"/>
-        </w:rPr>
-      </w:pPr>
-      <w:r>
-        <w:rPr>
-          <w:rFonts w:ascii="Cascadia Mono" w:hAnsi="Cascadia Mono" w:cs="Cascadia Mono"/>
+          <w:sz w:val="28"/>
+          <w:szCs w:val="28"/>
+          <w:highlight w:val="white"/>
+        </w:rPr>
+      </w:pPr>
+      <w:r>
+        <w:rPr>
+          <w:rFonts w:ascii="Times New Roman" w:hAnsi="Times New Roman" w:cs="Times New Roman"/>
           <w:color w:val="008000"/>
           <w:kern w:val="0"/>
-          <w:sz w:val="19"/>
-          <w:szCs w:val="19"/>
-          <w:highlight w:val="white"/>
-        </w:rPr>
-        <w:t>//TC7: Line 8: a= 3, b= 3, operator =* , expected =9, PASS</w:t>
+          <w:sz w:val="28"/>
+          <w:szCs w:val="28"/>
+          <w:highlight w:val="white"/>
+        </w:rPr>
+        <w:t>//TC5: Line 6: a= 4, b= 6, operator =+ , expected =10, PASS</w:t>
       </w:r>
     </w:p>
     <w:p>
@@ -5482,24 +7739,24 @@
         <w:adjustRightInd w:val="0"/>
         <w:spacing w:after="0" w:line="240" w:lineRule="auto"/>
         <w:rPr>
-          <w:rFonts w:ascii="Cascadia Mono" w:hAnsi="Cascadia Mono" w:cs="Cascadia Mono"/>
+          <w:rFonts w:ascii="Times New Roman" w:hAnsi="Times New Roman" w:cs="Times New Roman"/>
           <w:color w:val="008000"/>
           <w:kern w:val="0"/>
-          <w:sz w:val="19"/>
-          <w:szCs w:val="19"/>
-          <w:highlight w:val="white"/>
-        </w:rPr>
-      </w:pPr>
-      <w:r>
-        <w:rPr>
-          <w:rFonts w:ascii="Cascadia Mono" w:hAnsi="Cascadia Mono" w:cs="Cascadia Mono"/>
+          <w:sz w:val="28"/>
+          <w:szCs w:val="28"/>
+          <w:highlight w:val="white"/>
+        </w:rPr>
+      </w:pPr>
+      <w:r>
+        <w:rPr>
+          <w:rFonts w:ascii="Times New Roman" w:hAnsi="Times New Roman" w:cs="Times New Roman"/>
           <w:color w:val="008000"/>
           <w:kern w:val="0"/>
-          <w:sz w:val="19"/>
-          <w:szCs w:val="19"/>
-          <w:highlight w:val="white"/>
-        </w:rPr>
-        <w:t>//TC8: Line 9: a= 8, b= 4, operator =/ , expected =2, PASS</w:t>
+          <w:sz w:val="28"/>
+          <w:szCs w:val="28"/>
+          <w:highlight w:val="white"/>
+        </w:rPr>
+        <w:t>//TC6: Line 7: a= -3, b= -4, operator =- , expected =1, PASS</w:t>
       </w:r>
     </w:p>
     <w:p>
@@ -5509,24 +7766,24 @@
         <w:adjustRightInd w:val="0"/>
         <w:spacing w:after="0" w:line="240" w:lineRule="auto"/>
         <w:rPr>
-          <w:rFonts w:ascii="Cascadia Mono" w:hAnsi="Cascadia Mono" w:cs="Cascadia Mono"/>
+          <w:rFonts w:ascii="Times New Roman" w:hAnsi="Times New Roman" w:cs="Times New Roman"/>
           <w:color w:val="008000"/>
           <w:kern w:val="0"/>
-          <w:sz w:val="19"/>
-          <w:szCs w:val="19"/>
-          <w:highlight w:val="white"/>
-        </w:rPr>
-      </w:pPr>
-      <w:r>
-        <w:rPr>
-          <w:rFonts w:ascii="Cascadia Mono" w:hAnsi="Cascadia Mono" w:cs="Cascadia Mono"/>
+          <w:sz w:val="28"/>
+          <w:szCs w:val="28"/>
+          <w:highlight w:val="white"/>
+        </w:rPr>
+      </w:pPr>
+      <w:r>
+        <w:rPr>
+          <w:rFonts w:ascii="Times New Roman" w:hAnsi="Times New Roman" w:cs="Times New Roman"/>
           <w:color w:val="008000"/>
           <w:kern w:val="0"/>
-          <w:sz w:val="19"/>
-          <w:szCs w:val="19"/>
-          <w:highlight w:val="white"/>
-        </w:rPr>
-        <w:t>//TC9: Line 10: a= 3, b= 5, operator =+ , expected =1, FAIL</w:t>
+          <w:sz w:val="28"/>
+          <w:szCs w:val="28"/>
+          <w:highlight w:val="white"/>
+        </w:rPr>
+        <w:t>//TC7: Line 8: a= 3, b= 3, operator =* , expected =9, PASS</w:t>
       </w:r>
     </w:p>
     <w:p>
@@ -5536,24 +7793,24 @@
         <w:adjustRightInd w:val="0"/>
         <w:spacing w:after="0" w:line="240" w:lineRule="auto"/>
         <w:rPr>
-          <w:rFonts w:ascii="Cascadia Mono" w:hAnsi="Cascadia Mono" w:cs="Cascadia Mono"/>
+          <w:rFonts w:ascii="Times New Roman" w:hAnsi="Times New Roman" w:cs="Times New Roman"/>
           <w:color w:val="008000"/>
           <w:kern w:val="0"/>
-          <w:sz w:val="19"/>
-          <w:szCs w:val="19"/>
-          <w:highlight w:val="white"/>
-        </w:rPr>
-      </w:pPr>
-      <w:r>
-        <w:rPr>
-          <w:rFonts w:ascii="Cascadia Mono" w:hAnsi="Cascadia Mono" w:cs="Cascadia Mono"/>
+          <w:sz w:val="28"/>
+          <w:szCs w:val="28"/>
+          <w:highlight w:val="white"/>
+        </w:rPr>
+      </w:pPr>
+      <w:r>
+        <w:rPr>
+          <w:rFonts w:ascii="Times New Roman" w:hAnsi="Times New Roman" w:cs="Times New Roman"/>
           <w:color w:val="008000"/>
           <w:kern w:val="0"/>
-          <w:sz w:val="19"/>
-          <w:szCs w:val="19"/>
-          <w:highlight w:val="white"/>
-        </w:rPr>
-        <w:t>//TC110: Line 11: a= -3, b= -5, operator =- , expected =-2, FAIL</w:t>
+          <w:sz w:val="28"/>
+          <w:szCs w:val="28"/>
+          <w:highlight w:val="white"/>
+        </w:rPr>
+        <w:t>//TC8: Line 9: a= 8, b= 4, operator =/ , expected =2, PASS</w:t>
       </w:r>
     </w:p>
     <w:p>
@@ -5563,24 +7820,24 @@
         <w:adjustRightInd w:val="0"/>
         <w:spacing w:after="0" w:line="240" w:lineRule="auto"/>
         <w:rPr>
-          <w:rFonts w:ascii="Cascadia Mono" w:hAnsi="Cascadia Mono" w:cs="Cascadia Mono"/>
+          <w:rFonts w:ascii="Times New Roman" w:hAnsi="Times New Roman" w:cs="Times New Roman"/>
           <w:color w:val="008000"/>
           <w:kern w:val="0"/>
-          <w:sz w:val="19"/>
-          <w:szCs w:val="19"/>
-          <w:highlight w:val="white"/>
-        </w:rPr>
-      </w:pPr>
-      <w:r>
-        <w:rPr>
-          <w:rFonts w:ascii="Cascadia Mono" w:hAnsi="Cascadia Mono" w:cs="Cascadia Mono"/>
+          <w:sz w:val="28"/>
+          <w:szCs w:val="28"/>
+          <w:highlight w:val="white"/>
+        </w:rPr>
+      </w:pPr>
+      <w:r>
+        <w:rPr>
+          <w:rFonts w:ascii="Times New Roman" w:hAnsi="Times New Roman" w:cs="Times New Roman"/>
           <w:color w:val="008000"/>
           <w:kern w:val="0"/>
-          <w:sz w:val="19"/>
-          <w:szCs w:val="19"/>
-          <w:highlight w:val="white"/>
-        </w:rPr>
-        <w:t>//TC11: Line 12: a= -3, b= 3, operator =* , expected =3, FAIL</w:t>
+          <w:sz w:val="28"/>
+          <w:szCs w:val="28"/>
+          <w:highlight w:val="white"/>
+        </w:rPr>
+        <w:t>//TC9: Line 10: a= 3, b= 5, operator =+ , expected =1, FAIL</w:t>
       </w:r>
     </w:p>
     <w:p>
@@ -5590,24 +7847,24 @@
         <w:adjustRightInd w:val="0"/>
         <w:spacing w:after="0" w:line="240" w:lineRule="auto"/>
         <w:rPr>
-          <w:rFonts w:ascii="Cascadia Mono" w:hAnsi="Cascadia Mono" w:cs="Cascadia Mono"/>
+          <w:rFonts w:ascii="Times New Roman" w:hAnsi="Times New Roman" w:cs="Times New Roman"/>
           <w:color w:val="008000"/>
           <w:kern w:val="0"/>
-          <w:sz w:val="19"/>
-          <w:szCs w:val="19"/>
-          <w:highlight w:val="white"/>
-        </w:rPr>
-      </w:pPr>
-      <w:r>
-        <w:rPr>
-          <w:rFonts w:ascii="Cascadia Mono" w:hAnsi="Cascadia Mono" w:cs="Cascadia Mono"/>
+          <w:sz w:val="28"/>
+          <w:szCs w:val="28"/>
+          <w:highlight w:val="white"/>
+        </w:rPr>
+      </w:pPr>
+      <w:r>
+        <w:rPr>
+          <w:rFonts w:ascii="Times New Roman" w:hAnsi="Times New Roman" w:cs="Times New Roman"/>
           <w:color w:val="008000"/>
           <w:kern w:val="0"/>
-          <w:sz w:val="19"/>
-          <w:szCs w:val="19"/>
-          <w:highlight w:val="white"/>
-        </w:rPr>
-        <w:t>//TC12: Line 13: a= -12, b= 4, operator =/ , expected =4, FAIL</w:t>
+          <w:sz w:val="28"/>
+          <w:szCs w:val="28"/>
+          <w:highlight w:val="white"/>
+        </w:rPr>
+        <w:t>//TC10: Line 11: a= -3, b= -5, operator =- , expected =-2, FAIL</w:t>
       </w:r>
     </w:p>
     <w:p>
@@ -5617,24 +7874,24 @@
         <w:adjustRightInd w:val="0"/>
         <w:spacing w:after="0" w:line="240" w:lineRule="auto"/>
         <w:rPr>
-          <w:rFonts w:ascii="Cascadia Mono" w:hAnsi="Cascadia Mono" w:cs="Cascadia Mono"/>
+          <w:rFonts w:ascii="Times New Roman" w:hAnsi="Times New Roman" w:cs="Times New Roman"/>
           <w:color w:val="008000"/>
           <w:kern w:val="0"/>
-          <w:sz w:val="19"/>
-          <w:szCs w:val="19"/>
-          <w:highlight w:val="white"/>
-        </w:rPr>
-      </w:pPr>
-      <w:r>
-        <w:rPr>
-          <w:rFonts w:ascii="Cascadia Mono" w:hAnsi="Cascadia Mono" w:cs="Cascadia Mono"/>
+          <w:sz w:val="28"/>
+          <w:szCs w:val="28"/>
+          <w:highlight w:val="white"/>
+        </w:rPr>
+      </w:pPr>
+      <w:r>
+        <w:rPr>
+          <w:rFonts w:ascii="Times New Roman" w:hAnsi="Times New Roman" w:cs="Times New Roman"/>
           <w:color w:val="008000"/>
           <w:kern w:val="0"/>
-          <w:sz w:val="19"/>
-          <w:szCs w:val="19"/>
-          <w:highlight w:val="white"/>
-        </w:rPr>
-        <w:t>//TC13: Line 14: a= 4, b= 6, operator =+ , expected =5, FAIL</w:t>
+          <w:sz w:val="28"/>
+          <w:szCs w:val="28"/>
+          <w:highlight w:val="white"/>
+        </w:rPr>
+        <w:t>//TC11: Line 12: a= -3, b= 3, operator =* , expected =3, FAIL</w:t>
       </w:r>
     </w:p>
     <w:p>
@@ -5644,24 +7901,24 @@
         <w:adjustRightInd w:val="0"/>
         <w:spacing w:after="0" w:line="240" w:lineRule="auto"/>
         <w:rPr>
-          <w:rFonts w:ascii="Cascadia Mono" w:hAnsi="Cascadia Mono" w:cs="Cascadia Mono"/>
+          <w:rFonts w:ascii="Times New Roman" w:hAnsi="Times New Roman" w:cs="Times New Roman"/>
           <w:color w:val="008000"/>
           <w:kern w:val="0"/>
-          <w:sz w:val="19"/>
-          <w:szCs w:val="19"/>
-          <w:highlight w:val="white"/>
-        </w:rPr>
-      </w:pPr>
-      <w:r>
-        <w:rPr>
-          <w:rFonts w:ascii="Cascadia Mono" w:hAnsi="Cascadia Mono" w:cs="Cascadia Mono"/>
+          <w:sz w:val="28"/>
+          <w:szCs w:val="28"/>
+          <w:highlight w:val="white"/>
+        </w:rPr>
+      </w:pPr>
+      <w:r>
+        <w:rPr>
+          <w:rFonts w:ascii="Times New Roman" w:hAnsi="Times New Roman" w:cs="Times New Roman"/>
           <w:color w:val="008000"/>
           <w:kern w:val="0"/>
-          <w:sz w:val="19"/>
-          <w:szCs w:val="19"/>
-          <w:highlight w:val="white"/>
-        </w:rPr>
-        <w:t>//TC14: Line 15: a= -3, b= -4, operator =- , expected =6, FAIL</w:t>
+          <w:sz w:val="28"/>
+          <w:szCs w:val="28"/>
+          <w:highlight w:val="white"/>
+        </w:rPr>
+        <w:t>//TC12: Line 13: a= -12, b= 4, operator =/ , expected =4, FAIL</w:t>
       </w:r>
     </w:p>
     <w:p>
@@ -5671,21 +7928,76 @@
         <w:adjustRightInd w:val="0"/>
         <w:spacing w:after="0" w:line="240" w:lineRule="auto"/>
         <w:rPr>
-          <w:rFonts w:ascii="Cascadia Mono" w:hAnsi="Cascadia Mono" w:cs="Cascadia Mono"/>
+          <w:rFonts w:ascii="Times New Roman" w:hAnsi="Times New Roman" w:cs="Times New Roman"/>
           <w:color w:val="008000"/>
           <w:kern w:val="0"/>
-          <w:sz w:val="19"/>
-          <w:szCs w:val="19"/>
-          <w:highlight w:val="white"/>
-        </w:rPr>
-      </w:pPr>
-      <w:r>
-        <w:rPr>
-          <w:rFonts w:ascii="Cascadia Mono" w:hAnsi="Cascadia Mono" w:cs="Cascadia Mono"/>
+          <w:sz w:val="28"/>
+          <w:szCs w:val="28"/>
+          <w:highlight w:val="white"/>
+        </w:rPr>
+      </w:pPr>
+      <w:r>
+        <w:rPr>
+          <w:rFonts w:ascii="Times New Roman" w:hAnsi="Times New Roman" w:cs="Times New Roman"/>
           <w:color w:val="008000"/>
           <w:kern w:val="0"/>
-          <w:sz w:val="19"/>
-          <w:szCs w:val="19"/>
+          <w:sz w:val="28"/>
+          <w:szCs w:val="28"/>
+          <w:highlight w:val="white"/>
+        </w:rPr>
+        <w:t>//TC13: Line 14: a= 4, b= 6, operator =+ , expected =5, FAIL</w:t>
+      </w:r>
+    </w:p>
+    <w:p>
+      <w:pPr>
+        <w:autoSpaceDE w:val="0"/>
+        <w:autoSpaceDN w:val="0"/>
+        <w:adjustRightInd w:val="0"/>
+        <w:spacing w:after="0" w:line="240" w:lineRule="auto"/>
+        <w:rPr>
+          <w:rFonts w:ascii="Times New Roman" w:hAnsi="Times New Roman" w:cs="Times New Roman"/>
+          <w:color w:val="008000"/>
+          <w:kern w:val="0"/>
+          <w:sz w:val="28"/>
+          <w:szCs w:val="28"/>
+          <w:highlight w:val="white"/>
+        </w:rPr>
+      </w:pPr>
+      <w:r>
+        <w:rPr>
+          <w:rFonts w:ascii="Times New Roman" w:hAnsi="Times New Roman" w:cs="Times New Roman"/>
+          <w:color w:val="008000"/>
+          <w:kern w:val="0"/>
+          <w:sz w:val="28"/>
+          <w:szCs w:val="28"/>
+          <w:highlight w:val="white"/>
+        </w:rPr>
+        <w:lastRenderedPageBreak/>
+        <w:t>//TC14: Line 15: a= -3, b= -4, operator =- , expected =6, FAIL</w:t>
+      </w:r>
+    </w:p>
+    <w:p>
+      <w:pPr>
+        <w:autoSpaceDE w:val="0"/>
+        <w:autoSpaceDN w:val="0"/>
+        <w:adjustRightInd w:val="0"/>
+        <w:spacing w:after="0" w:line="240" w:lineRule="auto"/>
+        <w:rPr>
+          <w:rFonts w:ascii="Times New Roman" w:hAnsi="Times New Roman" w:cs="Times New Roman"/>
+          <w:color w:val="008000"/>
+          <w:kern w:val="0"/>
+          <w:sz w:val="28"/>
+          <w:szCs w:val="28"/>
+          <w:highlight w:val="white"/>
+        </w:rPr>
+      </w:pPr>
+      <w:r>
+        <w:rPr>
+          <w:rFonts w:ascii="Times New Roman" w:hAnsi="Times New Roman" w:cs="Times New Roman"/>
+          <w:color w:val="008000"/>
+          <w:kern w:val="0"/>
+          <w:sz w:val="28"/>
+          <w:szCs w:val="28"/>
           <w:highlight w:val="white"/>
         </w:rPr>
         <w:t>//TC15: Line 16: a= 3, b= 3, operator =* , expected =7, FAIL</w:t>
@@ -5693,19 +8005,26 @@
     </w:p>
     <w:p>
       <w:pPr>
-        <w:rPr>
-          <w:rFonts w:ascii="Times New Roman" w:hAnsi="Times New Roman" w:cs="Times New Roman"/>
-          <w:sz w:val="28"/>
-          <w:szCs w:val="28"/>
-        </w:rPr>
-      </w:pPr>
-      <w:r>
-        <w:rPr>
-          <w:rFonts w:ascii="Cascadia Mono" w:hAnsi="Cascadia Mono" w:cs="Cascadia Mono"/>
+        <w:autoSpaceDE w:val="0"/>
+        <w:autoSpaceDN w:val="0"/>
+        <w:adjustRightInd w:val="0"/>
+        <w:spacing w:after="0" w:line="240" w:lineRule="auto"/>
+        <w:rPr>
+          <w:rFonts w:ascii="Times New Roman" w:hAnsi="Times New Roman" w:cs="Times New Roman"/>
           <w:color w:val="008000"/>
           <w:kern w:val="0"/>
-          <w:sz w:val="19"/>
-          <w:szCs w:val="19"/>
+          <w:sz w:val="28"/>
+          <w:szCs w:val="28"/>
+          <w:highlight w:val="white"/>
+        </w:rPr>
+      </w:pPr>
+      <w:r>
+        <w:rPr>
+          <w:rFonts w:ascii="Times New Roman" w:hAnsi="Times New Roman" w:cs="Times New Roman"/>
+          <w:color w:val="008000"/>
+          <w:kern w:val="0"/>
+          <w:sz w:val="28"/>
+          <w:szCs w:val="28"/>
           <w:highlight w:val="white"/>
         </w:rPr>
         <w:t>//TC16: Line 17: a= 8, b= 4, operator =/ , expected =8, FAIL</w:t>
@@ -5713,275 +8032,768 @@
     </w:p>
     <w:p>
       <w:pPr>
-        <w:rPr>
-          <w:rFonts w:ascii="Times New Roman" w:hAnsi="Times New Roman" w:cs="Times New Roman"/>
-          <w:sz w:val="28"/>
-          <w:szCs w:val="28"/>
-        </w:rPr>
-      </w:pPr>
-      <w:r>
-        <w:rPr>
-          <w:rFonts w:ascii="Times New Roman" w:hAnsi="Times New Roman" w:cs="Times New Roman"/>
-          <w:sz w:val="28"/>
-          <w:szCs w:val="28"/>
-        </w:rPr>
-        <w:t xml:space="preserve">        [DataSource("Microsoft.VisualStudio.TestTools.DataSource.CSV",</w:t>
-      </w:r>
-    </w:p>
-    <w:p>
-      <w:pPr>
-        <w:rPr>
-          <w:rFonts w:ascii="Times New Roman" w:hAnsi="Times New Roman" w:cs="Times New Roman"/>
-          <w:sz w:val="28"/>
-          <w:szCs w:val="28"/>
-        </w:rPr>
-      </w:pPr>
-      <w:r>
-        <w:rPr>
-          <w:rFonts w:ascii="Times New Roman" w:hAnsi="Times New Roman" w:cs="Times New Roman"/>
-          <w:sz w:val="28"/>
-          <w:szCs w:val="28"/>
-        </w:rPr>
-        <w:lastRenderedPageBreak/>
-        <w:t xml:space="preserve">            @".\35_Chi_Data\35_Chi_TestData_cotToanTu.csv", "35_Chi_TestData_cotToanTu#csv",</w:t>
-      </w:r>
-    </w:p>
-    <w:p>
-      <w:pPr>
-        <w:rPr>
-          <w:rFonts w:ascii="Times New Roman" w:hAnsi="Times New Roman" w:cs="Times New Roman"/>
-          <w:sz w:val="28"/>
-          <w:szCs w:val="28"/>
-        </w:rPr>
-      </w:pPr>
-      <w:r>
-        <w:rPr>
-          <w:rFonts w:ascii="Times New Roman" w:hAnsi="Times New Roman" w:cs="Times New Roman"/>
-          <w:sz w:val="28"/>
-          <w:szCs w:val="28"/>
-        </w:rPr>
-        <w:t xml:space="preserve">            DataAccessMethod.Sequential)]</w:t>
-      </w:r>
-    </w:p>
-    <w:p>
-      <w:pPr>
-        <w:rPr>
-          <w:rFonts w:ascii="Times New Roman" w:hAnsi="Times New Roman" w:cs="Times New Roman"/>
-          <w:sz w:val="28"/>
-          <w:szCs w:val="28"/>
-        </w:rPr>
-      </w:pPr>
-      <w:r>
-        <w:rPr>
-          <w:rFonts w:ascii="Times New Roman" w:hAnsi="Times New Roman" w:cs="Times New Roman"/>
-          <w:sz w:val="28"/>
-          <w:szCs w:val="28"/>
-        </w:rPr>
-        <w:t xml:space="preserve">        public void TestWithDataSource_Chi_35_cotToanTu()</w:t>
-      </w:r>
-    </w:p>
-    <w:p>
-      <w:pPr>
-        <w:rPr>
-          <w:rFonts w:ascii="Times New Roman" w:hAnsi="Times New Roman" w:cs="Times New Roman"/>
-          <w:sz w:val="28"/>
-          <w:szCs w:val="28"/>
-        </w:rPr>
-      </w:pPr>
-      <w:r>
-        <w:rPr>
-          <w:rFonts w:ascii="Times New Roman" w:hAnsi="Times New Roman" w:cs="Times New Roman"/>
-          <w:sz w:val="28"/>
-          <w:szCs w:val="28"/>
-        </w:rPr>
-        <w:t xml:space="preserve">        {</w:t>
-      </w:r>
-    </w:p>
-    <w:p>
-      <w:pPr>
-        <w:rPr>
-          <w:rFonts w:ascii="Times New Roman" w:hAnsi="Times New Roman" w:cs="Times New Roman"/>
-          <w:sz w:val="28"/>
-          <w:szCs w:val="28"/>
-        </w:rPr>
-      </w:pPr>
-      <w:r>
-        <w:rPr>
-          <w:rFonts w:ascii="Times New Roman" w:hAnsi="Times New Roman" w:cs="Times New Roman"/>
-          <w:sz w:val="28"/>
-          <w:szCs w:val="28"/>
-        </w:rPr>
-        <w:t xml:space="preserve">            int a_Chi_35, b_Chi_35, expected_Chi_35, actual_Chi_35;</w:t>
-      </w:r>
-    </w:p>
-    <w:p>
-      <w:pPr>
-        <w:rPr>
-          <w:rFonts w:ascii="Times New Roman" w:hAnsi="Times New Roman" w:cs="Times New Roman"/>
-          <w:sz w:val="28"/>
-          <w:szCs w:val="28"/>
-        </w:rPr>
-      </w:pPr>
-      <w:r>
-        <w:rPr>
-          <w:rFonts w:ascii="Times New Roman" w:hAnsi="Times New Roman" w:cs="Times New Roman"/>
-          <w:sz w:val="28"/>
-          <w:szCs w:val="28"/>
-        </w:rPr>
-        <w:t xml:space="preserve">            string operation_Chi_35;</w:t>
-      </w:r>
-    </w:p>
-    <w:p>
-      <w:pPr>
-        <w:rPr>
-          <w:rFonts w:ascii="Times New Roman" w:hAnsi="Times New Roman" w:cs="Times New Roman"/>
-          <w:sz w:val="28"/>
-          <w:szCs w:val="28"/>
-        </w:rPr>
-      </w:pPr>
-      <w:r>
-        <w:rPr>
-          <w:rFonts w:ascii="Times New Roman" w:hAnsi="Times New Roman" w:cs="Times New Roman"/>
-          <w:sz w:val="28"/>
-          <w:szCs w:val="28"/>
-        </w:rPr>
-        <w:t xml:space="preserve">            a_Chi_35 = int.Parse(TestContext.DataRow[0].ToString());</w:t>
-      </w:r>
-    </w:p>
-    <w:p>
-      <w:pPr>
-        <w:rPr>
-          <w:rFonts w:ascii="Times New Roman" w:hAnsi="Times New Roman" w:cs="Times New Roman"/>
-          <w:sz w:val="28"/>
-          <w:szCs w:val="28"/>
-        </w:rPr>
-      </w:pPr>
-      <w:r>
-        <w:rPr>
-          <w:rFonts w:ascii="Times New Roman" w:hAnsi="Times New Roman" w:cs="Times New Roman"/>
-          <w:sz w:val="28"/>
-          <w:szCs w:val="28"/>
-        </w:rPr>
-        <w:t xml:space="preserve">            b_Chi_35 = int.Parse(TestContext.DataRow[1].ToString());</w:t>
-      </w:r>
-    </w:p>
-    <w:p>
-      <w:pPr>
-        <w:rPr>
-          <w:rFonts w:ascii="Times New Roman" w:hAnsi="Times New Roman" w:cs="Times New Roman"/>
-          <w:sz w:val="28"/>
-          <w:szCs w:val="28"/>
-        </w:rPr>
-      </w:pPr>
-      <w:r>
-        <w:rPr>
-          <w:rFonts w:ascii="Times New Roman" w:hAnsi="Times New Roman" w:cs="Times New Roman"/>
-          <w:sz w:val="28"/>
-          <w:szCs w:val="28"/>
-        </w:rPr>
-        <w:t xml:space="preserve">            operation_Chi_35 = (TestContext.DataRow[2].ToString());</w:t>
-      </w:r>
-    </w:p>
-    <w:p>
-      <w:pPr>
-        <w:rPr>
-          <w:rFonts w:ascii="Times New Roman" w:hAnsi="Times New Roman" w:cs="Times New Roman"/>
-          <w:sz w:val="28"/>
-          <w:szCs w:val="28"/>
-        </w:rPr>
-      </w:pPr>
-      <w:r>
-        <w:rPr>
-          <w:rFonts w:ascii="Times New Roman" w:hAnsi="Times New Roman" w:cs="Times New Roman"/>
-          <w:sz w:val="28"/>
-          <w:szCs w:val="28"/>
-        </w:rPr>
-        <w:t xml:space="preserve">            operation_Chi_35 = operation_Chi_35.Remove(0, 1);</w:t>
-      </w:r>
-    </w:p>
-    <w:p>
-      <w:pPr>
-        <w:rPr>
-          <w:rFonts w:ascii="Times New Roman" w:hAnsi="Times New Roman" w:cs="Times New Roman"/>
-          <w:sz w:val="28"/>
-          <w:szCs w:val="28"/>
-        </w:rPr>
-      </w:pPr>
-      <w:r>
-        <w:rPr>
-          <w:rFonts w:ascii="Times New Roman" w:hAnsi="Times New Roman" w:cs="Times New Roman"/>
-          <w:sz w:val="28"/>
-          <w:szCs w:val="28"/>
-        </w:rPr>
-        <w:t xml:space="preserve">            expected_Chi_35 = int.Parse(TestContext.DataRow[3].ToString());</w:t>
-      </w:r>
-    </w:p>
-    <w:p>
-      <w:pPr>
-        <w:rPr>
-          <w:rFonts w:ascii="Times New Roman" w:hAnsi="Times New Roman" w:cs="Times New Roman"/>
-          <w:sz w:val="28"/>
-          <w:szCs w:val="28"/>
-        </w:rPr>
-      </w:pPr>
-      <w:r>
-        <w:rPr>
-          <w:rFonts w:ascii="Times New Roman" w:hAnsi="Times New Roman" w:cs="Times New Roman"/>
-          <w:sz w:val="28"/>
-          <w:szCs w:val="28"/>
-        </w:rPr>
-        <w:t xml:space="preserve">            Class1_demo_Chi_35 c = new Class1_demo_Chi_35(a_Chi_35, b_Chi_35);</w:t>
-      </w:r>
-    </w:p>
-    <w:p>
-      <w:pPr>
-        <w:rPr>
-          <w:rFonts w:ascii="Times New Roman" w:hAnsi="Times New Roman" w:cs="Times New Roman"/>
-          <w:sz w:val="28"/>
-          <w:szCs w:val="28"/>
-        </w:rPr>
-      </w:pPr>
-      <w:r>
-        <w:rPr>
-          <w:rFonts w:ascii="Times New Roman" w:hAnsi="Times New Roman" w:cs="Times New Roman"/>
-          <w:sz w:val="28"/>
-          <w:szCs w:val="28"/>
-        </w:rPr>
-        <w:t xml:space="preserve">            actual_Chi_35 = c.Execute(operation_Chi_35);</w:t>
-      </w:r>
-    </w:p>
-    <w:p>
-      <w:pPr>
-        <w:rPr>
-          <w:rFonts w:ascii="Times New Roman" w:hAnsi="Times New Roman" w:cs="Times New Roman"/>
-          <w:sz w:val="28"/>
-          <w:szCs w:val="28"/>
-        </w:rPr>
-      </w:pPr>
-      <w:r>
-        <w:rPr>
-          <w:rFonts w:ascii="Times New Roman" w:hAnsi="Times New Roman" w:cs="Times New Roman"/>
-          <w:sz w:val="28"/>
-          <w:szCs w:val="28"/>
-        </w:rPr>
-        <w:t xml:space="preserve">            Assert.AreEqual(expected_Chi_35, actual_Chi_35);</w:t>
-      </w:r>
-    </w:p>
-    <w:p>
-      <w:pPr>
-        <w:rPr>
-          <w:rFonts w:ascii="Times New Roman" w:hAnsi="Times New Roman" w:cs="Times New Roman"/>
-          <w:sz w:val="28"/>
-          <w:szCs w:val="28"/>
-        </w:rPr>
-      </w:pPr>
-      <w:r>
-        <w:rPr>
-          <w:rFonts w:ascii="Times New Roman" w:hAnsi="Times New Roman" w:cs="Times New Roman"/>
-          <w:sz w:val="28"/>
-          <w:szCs w:val="28"/>
-        </w:rPr>
-        <w:t xml:space="preserve">        }</w:t>
+        <w:autoSpaceDE w:val="0"/>
+        <w:autoSpaceDN w:val="0"/>
+        <w:adjustRightInd w:val="0"/>
+        <w:spacing w:after="0" w:line="240" w:lineRule="auto"/>
+        <w:rPr>
+          <w:rFonts w:ascii="Times New Roman" w:hAnsi="Times New Roman" w:cs="Times New Roman"/>
+          <w:color w:val="000000"/>
+          <w:kern w:val="0"/>
+          <w:sz w:val="28"/>
+          <w:szCs w:val="28"/>
+          <w:highlight w:val="white"/>
+        </w:rPr>
+      </w:pPr>
+      <w:r>
+        <w:rPr>
+          <w:rFonts w:ascii="Times New Roman" w:hAnsi="Times New Roman" w:cs="Times New Roman"/>
+          <w:color w:val="000000"/>
+          <w:kern w:val="0"/>
+          <w:sz w:val="28"/>
+          <w:szCs w:val="28"/>
+          <w:highlight w:val="white"/>
+        </w:rPr>
+        <w:t>[</w:t>
+      </w:r>
+      <w:r>
+        <w:rPr>
+          <w:rFonts w:ascii="Times New Roman" w:hAnsi="Times New Roman" w:cs="Times New Roman"/>
+          <w:color w:val="2B91AF"/>
+          <w:kern w:val="0"/>
+          <w:sz w:val="28"/>
+          <w:szCs w:val="28"/>
+          <w:highlight w:val="white"/>
+        </w:rPr>
+        <w:t>DataSource</w:t>
+      </w:r>
+      <w:r>
+        <w:rPr>
+          <w:rFonts w:ascii="Times New Roman" w:hAnsi="Times New Roman" w:cs="Times New Roman"/>
+          <w:color w:val="000000"/>
+          <w:kern w:val="0"/>
+          <w:sz w:val="28"/>
+          <w:szCs w:val="28"/>
+          <w:highlight w:val="white"/>
+        </w:rPr>
+        <w:t>(</w:t>
+      </w:r>
+      <w:r>
+        <w:rPr>
+          <w:rFonts w:ascii="Times New Roman" w:hAnsi="Times New Roman" w:cs="Times New Roman"/>
+          <w:color w:val="A31515"/>
+          <w:kern w:val="0"/>
+          <w:sz w:val="28"/>
+          <w:szCs w:val="28"/>
+          <w:highlight w:val="white"/>
+        </w:rPr>
+        <w:t>"Microsoft.VisualStudio.TestTools.DataSource.CSV"</w:t>
+      </w:r>
+      <w:r>
+        <w:rPr>
+          <w:rFonts w:ascii="Times New Roman" w:hAnsi="Times New Roman" w:cs="Times New Roman"/>
+          <w:color w:val="000000"/>
+          <w:kern w:val="0"/>
+          <w:sz w:val="28"/>
+          <w:szCs w:val="28"/>
+          <w:highlight w:val="white"/>
+        </w:rPr>
+        <w:t>,</w:t>
+      </w:r>
+    </w:p>
+    <w:p>
+      <w:pPr>
+        <w:autoSpaceDE w:val="0"/>
+        <w:autoSpaceDN w:val="0"/>
+        <w:adjustRightInd w:val="0"/>
+        <w:spacing w:after="0" w:line="240" w:lineRule="auto"/>
+        <w:rPr>
+          <w:rFonts w:ascii="Times New Roman" w:hAnsi="Times New Roman" w:cs="Times New Roman"/>
+          <w:color w:val="000000"/>
+          <w:kern w:val="0"/>
+          <w:sz w:val="28"/>
+          <w:szCs w:val="28"/>
+          <w:highlight w:val="white"/>
+        </w:rPr>
+      </w:pPr>
+      <w:r>
+        <w:rPr>
+          <w:rFonts w:ascii="Times New Roman" w:hAnsi="Times New Roman" w:cs="Times New Roman"/>
+          <w:color w:val="000000"/>
+          <w:kern w:val="0"/>
+          <w:sz w:val="28"/>
+          <w:szCs w:val="28"/>
+          <w:highlight w:val="white"/>
+        </w:rPr>
+        <w:t xml:space="preserve">    </w:t>
+      </w:r>
+      <w:r>
+        <w:rPr>
+          <w:rFonts w:ascii="Times New Roman" w:hAnsi="Times New Roman" w:cs="Times New Roman"/>
+          <w:color w:val="800000"/>
+          <w:kern w:val="0"/>
+          <w:sz w:val="28"/>
+          <w:szCs w:val="28"/>
+          <w:highlight w:val="white"/>
+        </w:rPr>
+        <w:t>@".\35_Chi_Data\35_Chi_TestData_cotToanTu.csv"</w:t>
+      </w:r>
+      <w:r>
+        <w:rPr>
+          <w:rFonts w:ascii="Times New Roman" w:hAnsi="Times New Roman" w:cs="Times New Roman"/>
+          <w:color w:val="000000"/>
+          <w:kern w:val="0"/>
+          <w:sz w:val="28"/>
+          <w:szCs w:val="28"/>
+          <w:highlight w:val="white"/>
+        </w:rPr>
+        <w:t xml:space="preserve">, </w:t>
+      </w:r>
+      <w:r>
+        <w:rPr>
+          <w:rFonts w:ascii="Times New Roman" w:hAnsi="Times New Roman" w:cs="Times New Roman"/>
+          <w:color w:val="A31515"/>
+          <w:kern w:val="0"/>
+          <w:sz w:val="28"/>
+          <w:szCs w:val="28"/>
+          <w:highlight w:val="white"/>
+        </w:rPr>
+        <w:t>"35_Chi_TestData_cotToanTu#csv"</w:t>
+      </w:r>
+      <w:r>
+        <w:rPr>
+          <w:rFonts w:ascii="Times New Roman" w:hAnsi="Times New Roman" w:cs="Times New Roman"/>
+          <w:color w:val="000000"/>
+          <w:kern w:val="0"/>
+          <w:sz w:val="28"/>
+          <w:szCs w:val="28"/>
+          <w:highlight w:val="white"/>
+        </w:rPr>
+        <w:t>,</w:t>
+      </w:r>
+    </w:p>
+    <w:p>
+      <w:pPr>
+        <w:autoSpaceDE w:val="0"/>
+        <w:autoSpaceDN w:val="0"/>
+        <w:adjustRightInd w:val="0"/>
+        <w:spacing w:after="0" w:line="240" w:lineRule="auto"/>
+        <w:rPr>
+          <w:rFonts w:ascii="Times New Roman" w:hAnsi="Times New Roman" w:cs="Times New Roman"/>
+          <w:color w:val="000000"/>
+          <w:kern w:val="0"/>
+          <w:sz w:val="28"/>
+          <w:szCs w:val="28"/>
+          <w:highlight w:val="white"/>
+        </w:rPr>
+      </w:pPr>
+      <w:r>
+        <w:rPr>
+          <w:rFonts w:ascii="Times New Roman" w:hAnsi="Times New Roman" w:cs="Times New Roman"/>
+          <w:color w:val="000000"/>
+          <w:kern w:val="0"/>
+          <w:sz w:val="28"/>
+          <w:szCs w:val="28"/>
+          <w:highlight w:val="white"/>
+        </w:rPr>
+        <w:t xml:space="preserve">    </w:t>
+      </w:r>
+      <w:r>
+        <w:rPr>
+          <w:rFonts w:ascii="Times New Roman" w:hAnsi="Times New Roman" w:cs="Times New Roman"/>
+          <w:color w:val="2B91AF"/>
+          <w:kern w:val="0"/>
+          <w:sz w:val="28"/>
+          <w:szCs w:val="28"/>
+          <w:highlight w:val="white"/>
+        </w:rPr>
+        <w:t>DataAccessMethod</w:t>
+      </w:r>
+      <w:r>
+        <w:rPr>
+          <w:rFonts w:ascii="Times New Roman" w:hAnsi="Times New Roman" w:cs="Times New Roman"/>
+          <w:color w:val="000000"/>
+          <w:kern w:val="0"/>
+          <w:sz w:val="28"/>
+          <w:szCs w:val="28"/>
+          <w:highlight w:val="white"/>
+        </w:rPr>
+        <w:t>.Sequential)]</w:t>
+      </w:r>
+    </w:p>
+    <w:p>
+      <w:pPr>
+        <w:autoSpaceDE w:val="0"/>
+        <w:autoSpaceDN w:val="0"/>
+        <w:adjustRightInd w:val="0"/>
+        <w:spacing w:after="0" w:line="240" w:lineRule="auto"/>
+        <w:rPr>
+          <w:rFonts w:ascii="Times New Roman" w:hAnsi="Times New Roman" w:cs="Times New Roman"/>
+          <w:color w:val="000000"/>
+          <w:kern w:val="0"/>
+          <w:sz w:val="28"/>
+          <w:szCs w:val="28"/>
+          <w:highlight w:val="white"/>
+        </w:rPr>
+      </w:pPr>
+      <w:r>
+        <w:rPr>
+          <w:rFonts w:ascii="Times New Roman" w:hAnsi="Times New Roman" w:cs="Times New Roman"/>
+          <w:color w:val="0000FF"/>
+          <w:kern w:val="0"/>
+          <w:sz w:val="28"/>
+          <w:szCs w:val="28"/>
+          <w:highlight w:val="white"/>
+        </w:rPr>
+        <w:t>public</w:t>
+      </w:r>
+      <w:r>
+        <w:rPr>
+          <w:rFonts w:ascii="Times New Roman" w:hAnsi="Times New Roman" w:cs="Times New Roman"/>
+          <w:color w:val="000000"/>
+          <w:kern w:val="0"/>
+          <w:sz w:val="28"/>
+          <w:szCs w:val="28"/>
+          <w:highlight w:val="white"/>
+        </w:rPr>
+        <w:t xml:space="preserve"> </w:t>
+      </w:r>
+      <w:r>
+        <w:rPr>
+          <w:rFonts w:ascii="Times New Roman" w:hAnsi="Times New Roman" w:cs="Times New Roman"/>
+          <w:color w:val="0000FF"/>
+          <w:kern w:val="0"/>
+          <w:sz w:val="28"/>
+          <w:szCs w:val="28"/>
+          <w:highlight w:val="white"/>
+        </w:rPr>
+        <w:t>void</w:t>
+      </w:r>
+      <w:r>
+        <w:rPr>
+          <w:rFonts w:ascii="Times New Roman" w:hAnsi="Times New Roman" w:cs="Times New Roman"/>
+          <w:color w:val="000000"/>
+          <w:kern w:val="0"/>
+          <w:sz w:val="28"/>
+          <w:szCs w:val="28"/>
+          <w:highlight w:val="white"/>
+        </w:rPr>
+        <w:t xml:space="preserve"> TestWithDataSource_Chi_35_cotToanTu()</w:t>
+      </w:r>
+    </w:p>
+    <w:p>
+      <w:pPr>
+        <w:autoSpaceDE w:val="0"/>
+        <w:autoSpaceDN w:val="0"/>
+        <w:adjustRightInd w:val="0"/>
+        <w:spacing w:after="0" w:line="240" w:lineRule="auto"/>
+        <w:rPr>
+          <w:rFonts w:ascii="Times New Roman" w:hAnsi="Times New Roman" w:cs="Times New Roman"/>
+          <w:color w:val="000000"/>
+          <w:kern w:val="0"/>
+          <w:sz w:val="28"/>
+          <w:szCs w:val="28"/>
+          <w:highlight w:val="white"/>
+        </w:rPr>
+      </w:pPr>
+      <w:r>
+        <w:rPr>
+          <w:rFonts w:ascii="Times New Roman" w:hAnsi="Times New Roman" w:cs="Times New Roman"/>
+          <w:color w:val="000000"/>
+          <w:kern w:val="0"/>
+          <w:sz w:val="28"/>
+          <w:szCs w:val="28"/>
+          <w:highlight w:val="white"/>
+        </w:rPr>
+        <w:t>{</w:t>
+      </w:r>
+    </w:p>
+    <w:p>
+      <w:pPr>
+        <w:autoSpaceDE w:val="0"/>
+        <w:autoSpaceDN w:val="0"/>
+        <w:adjustRightInd w:val="0"/>
+        <w:spacing w:after="0" w:line="240" w:lineRule="auto"/>
+        <w:rPr>
+          <w:rFonts w:ascii="Times New Roman" w:hAnsi="Times New Roman" w:cs="Times New Roman"/>
+          <w:color w:val="000000"/>
+          <w:kern w:val="0"/>
+          <w:sz w:val="28"/>
+          <w:szCs w:val="28"/>
+          <w:highlight w:val="white"/>
+        </w:rPr>
+      </w:pPr>
+      <w:r>
+        <w:rPr>
+          <w:rFonts w:ascii="Times New Roman" w:hAnsi="Times New Roman" w:cs="Times New Roman"/>
+          <w:color w:val="000000"/>
+          <w:kern w:val="0"/>
+          <w:sz w:val="28"/>
+          <w:szCs w:val="28"/>
+          <w:highlight w:val="white"/>
+        </w:rPr>
+        <w:t xml:space="preserve">    </w:t>
+      </w:r>
+      <w:r>
+        <w:rPr>
+          <w:rFonts w:ascii="Times New Roman" w:hAnsi="Times New Roman" w:cs="Times New Roman"/>
+          <w:color w:val="0000FF"/>
+          <w:kern w:val="0"/>
+          <w:sz w:val="28"/>
+          <w:szCs w:val="28"/>
+          <w:highlight w:val="white"/>
+        </w:rPr>
+        <w:t>int</w:t>
+      </w:r>
+      <w:r>
+        <w:rPr>
+          <w:rFonts w:ascii="Times New Roman" w:hAnsi="Times New Roman" w:cs="Times New Roman"/>
+          <w:color w:val="000000"/>
+          <w:kern w:val="0"/>
+          <w:sz w:val="28"/>
+          <w:szCs w:val="28"/>
+          <w:highlight w:val="white"/>
+        </w:rPr>
+        <w:t xml:space="preserve"> a_Chi_35, b_Chi_35, expected_Chi_35, actual_Chi_35;</w:t>
+      </w:r>
+    </w:p>
+    <w:p>
+      <w:pPr>
+        <w:autoSpaceDE w:val="0"/>
+        <w:autoSpaceDN w:val="0"/>
+        <w:adjustRightInd w:val="0"/>
+        <w:spacing w:after="0" w:line="240" w:lineRule="auto"/>
+        <w:rPr>
+          <w:rFonts w:ascii="Times New Roman" w:hAnsi="Times New Roman" w:cs="Times New Roman"/>
+          <w:color w:val="000000"/>
+          <w:kern w:val="0"/>
+          <w:sz w:val="28"/>
+          <w:szCs w:val="28"/>
+          <w:highlight w:val="white"/>
+        </w:rPr>
+      </w:pPr>
+      <w:r>
+        <w:rPr>
+          <w:rFonts w:ascii="Times New Roman" w:hAnsi="Times New Roman" w:cs="Times New Roman"/>
+          <w:color w:val="000000"/>
+          <w:kern w:val="0"/>
+          <w:sz w:val="28"/>
+          <w:szCs w:val="28"/>
+          <w:highlight w:val="white"/>
+        </w:rPr>
+        <w:t xml:space="preserve">    </w:t>
+      </w:r>
+      <w:r>
+        <w:rPr>
+          <w:rFonts w:ascii="Times New Roman" w:hAnsi="Times New Roman" w:cs="Times New Roman"/>
+          <w:color w:val="0000FF"/>
+          <w:kern w:val="0"/>
+          <w:sz w:val="28"/>
+          <w:szCs w:val="28"/>
+          <w:highlight w:val="white"/>
+        </w:rPr>
+        <w:t>string</w:t>
+      </w:r>
+      <w:r>
+        <w:rPr>
+          <w:rFonts w:ascii="Times New Roman" w:hAnsi="Times New Roman" w:cs="Times New Roman"/>
+          <w:color w:val="000000"/>
+          <w:kern w:val="0"/>
+          <w:sz w:val="28"/>
+          <w:szCs w:val="28"/>
+          <w:highlight w:val="white"/>
+        </w:rPr>
+        <w:t xml:space="preserve"> operation_Chi_35;</w:t>
+      </w:r>
+    </w:p>
+    <w:p>
+      <w:pPr>
+        <w:autoSpaceDE w:val="0"/>
+        <w:autoSpaceDN w:val="0"/>
+        <w:adjustRightInd w:val="0"/>
+        <w:spacing w:after="0" w:line="240" w:lineRule="auto"/>
+        <w:rPr>
+          <w:rFonts w:ascii="Times New Roman" w:hAnsi="Times New Roman" w:cs="Times New Roman"/>
+          <w:color w:val="000000"/>
+          <w:kern w:val="0"/>
+          <w:sz w:val="28"/>
+          <w:szCs w:val="28"/>
+          <w:highlight w:val="white"/>
+        </w:rPr>
+      </w:pPr>
+      <w:r>
+        <w:rPr>
+          <w:rFonts w:ascii="Times New Roman" w:hAnsi="Times New Roman" w:cs="Times New Roman"/>
+          <w:color w:val="000000"/>
+          <w:kern w:val="0"/>
+          <w:sz w:val="28"/>
+          <w:szCs w:val="28"/>
+          <w:highlight w:val="white"/>
+        </w:rPr>
+        <w:t xml:space="preserve">    a_Chi_35 = </w:t>
+      </w:r>
+      <w:r>
+        <w:rPr>
+          <w:rFonts w:ascii="Times New Roman" w:hAnsi="Times New Roman" w:cs="Times New Roman"/>
+          <w:color w:val="0000FF"/>
+          <w:kern w:val="0"/>
+          <w:sz w:val="28"/>
+          <w:szCs w:val="28"/>
+          <w:highlight w:val="white"/>
+        </w:rPr>
+        <w:t>int</w:t>
+      </w:r>
+      <w:r>
+        <w:rPr>
+          <w:rFonts w:ascii="Times New Roman" w:hAnsi="Times New Roman" w:cs="Times New Roman"/>
+          <w:color w:val="000000"/>
+          <w:kern w:val="0"/>
+          <w:sz w:val="28"/>
+          <w:szCs w:val="28"/>
+          <w:highlight w:val="white"/>
+        </w:rPr>
+        <w:t>.Parse(TestContext.DataRow[0].ToString());</w:t>
+      </w:r>
+    </w:p>
+    <w:p>
+      <w:pPr>
+        <w:autoSpaceDE w:val="0"/>
+        <w:autoSpaceDN w:val="0"/>
+        <w:adjustRightInd w:val="0"/>
+        <w:spacing w:after="0" w:line="240" w:lineRule="auto"/>
+        <w:rPr>
+          <w:rFonts w:ascii="Times New Roman" w:hAnsi="Times New Roman" w:cs="Times New Roman"/>
+          <w:color w:val="000000"/>
+          <w:kern w:val="0"/>
+          <w:sz w:val="28"/>
+          <w:szCs w:val="28"/>
+          <w:highlight w:val="white"/>
+        </w:rPr>
+      </w:pPr>
+      <w:r>
+        <w:rPr>
+          <w:rFonts w:ascii="Times New Roman" w:hAnsi="Times New Roman" w:cs="Times New Roman"/>
+          <w:color w:val="000000"/>
+          <w:kern w:val="0"/>
+          <w:sz w:val="28"/>
+          <w:szCs w:val="28"/>
+          <w:highlight w:val="white"/>
+        </w:rPr>
+        <w:t xml:space="preserve">    b_Chi_35 = </w:t>
+      </w:r>
+      <w:r>
+        <w:rPr>
+          <w:rFonts w:ascii="Times New Roman" w:hAnsi="Times New Roman" w:cs="Times New Roman"/>
+          <w:color w:val="0000FF"/>
+          <w:kern w:val="0"/>
+          <w:sz w:val="28"/>
+          <w:szCs w:val="28"/>
+          <w:highlight w:val="white"/>
+        </w:rPr>
+        <w:t>int</w:t>
+      </w:r>
+      <w:r>
+        <w:rPr>
+          <w:rFonts w:ascii="Times New Roman" w:hAnsi="Times New Roman" w:cs="Times New Roman"/>
+          <w:color w:val="000000"/>
+          <w:kern w:val="0"/>
+          <w:sz w:val="28"/>
+          <w:szCs w:val="28"/>
+          <w:highlight w:val="white"/>
+        </w:rPr>
+        <w:t>.Parse(TestContext.DataRow[1].ToString());</w:t>
+      </w:r>
+    </w:p>
+    <w:p>
+      <w:pPr>
+        <w:autoSpaceDE w:val="0"/>
+        <w:autoSpaceDN w:val="0"/>
+        <w:adjustRightInd w:val="0"/>
+        <w:spacing w:after="0" w:line="240" w:lineRule="auto"/>
+        <w:rPr>
+          <w:rFonts w:ascii="Times New Roman" w:hAnsi="Times New Roman" w:cs="Times New Roman"/>
+          <w:color w:val="000000"/>
+          <w:kern w:val="0"/>
+          <w:sz w:val="28"/>
+          <w:szCs w:val="28"/>
+          <w:highlight w:val="white"/>
+        </w:rPr>
+      </w:pPr>
+      <w:r>
+        <w:rPr>
+          <w:rFonts w:ascii="Times New Roman" w:hAnsi="Times New Roman" w:cs="Times New Roman"/>
+          <w:color w:val="000000"/>
+          <w:kern w:val="0"/>
+          <w:sz w:val="28"/>
+          <w:szCs w:val="28"/>
+          <w:highlight w:val="white"/>
+        </w:rPr>
+        <w:t xml:space="preserve">    operation_Chi_35 = (TestContext.DataRow[2].ToString());</w:t>
+      </w:r>
+    </w:p>
+    <w:p>
+      <w:pPr>
+        <w:autoSpaceDE w:val="0"/>
+        <w:autoSpaceDN w:val="0"/>
+        <w:adjustRightInd w:val="0"/>
+        <w:spacing w:after="0" w:line="240" w:lineRule="auto"/>
+        <w:rPr>
+          <w:rFonts w:ascii="Times New Roman" w:hAnsi="Times New Roman" w:cs="Times New Roman"/>
+          <w:color w:val="000000"/>
+          <w:kern w:val="0"/>
+          <w:sz w:val="28"/>
+          <w:szCs w:val="28"/>
+          <w:highlight w:val="white"/>
+        </w:rPr>
+      </w:pPr>
+      <w:r>
+        <w:rPr>
+          <w:rFonts w:ascii="Times New Roman" w:hAnsi="Times New Roman" w:cs="Times New Roman"/>
+          <w:color w:val="000000"/>
+          <w:kern w:val="0"/>
+          <w:sz w:val="28"/>
+          <w:szCs w:val="28"/>
+          <w:highlight w:val="white"/>
+        </w:rPr>
+        <w:t xml:space="preserve">    operation_Chi_35 = operation_Chi_35.Remove(0, 1);</w:t>
+      </w:r>
+    </w:p>
+    <w:p>
+      <w:pPr>
+        <w:autoSpaceDE w:val="0"/>
+        <w:autoSpaceDN w:val="0"/>
+        <w:adjustRightInd w:val="0"/>
+        <w:spacing w:after="0" w:line="240" w:lineRule="auto"/>
+        <w:rPr>
+          <w:rFonts w:ascii="Times New Roman" w:hAnsi="Times New Roman" w:cs="Times New Roman"/>
+          <w:color w:val="000000"/>
+          <w:kern w:val="0"/>
+          <w:sz w:val="28"/>
+          <w:szCs w:val="28"/>
+          <w:highlight w:val="white"/>
+        </w:rPr>
+      </w:pPr>
+      <w:r>
+        <w:rPr>
+          <w:rFonts w:ascii="Times New Roman" w:hAnsi="Times New Roman" w:cs="Times New Roman"/>
+          <w:color w:val="000000"/>
+          <w:kern w:val="0"/>
+          <w:sz w:val="28"/>
+          <w:szCs w:val="28"/>
+          <w:highlight w:val="white"/>
+        </w:rPr>
+        <w:t xml:space="preserve">    expected_Chi_35 = </w:t>
+      </w:r>
+      <w:r>
+        <w:rPr>
+          <w:rFonts w:ascii="Times New Roman" w:hAnsi="Times New Roman" w:cs="Times New Roman"/>
+          <w:color w:val="0000FF"/>
+          <w:kern w:val="0"/>
+          <w:sz w:val="28"/>
+          <w:szCs w:val="28"/>
+          <w:highlight w:val="white"/>
+        </w:rPr>
+        <w:t>int</w:t>
+      </w:r>
+      <w:r>
+        <w:rPr>
+          <w:rFonts w:ascii="Times New Roman" w:hAnsi="Times New Roman" w:cs="Times New Roman"/>
+          <w:color w:val="000000"/>
+          <w:kern w:val="0"/>
+          <w:sz w:val="28"/>
+          <w:szCs w:val="28"/>
+          <w:highlight w:val="white"/>
+        </w:rPr>
+        <w:t>.Parse(TestContext.DataRow[3].ToString());</w:t>
+      </w:r>
+    </w:p>
+    <w:p>
+      <w:pPr>
+        <w:autoSpaceDE w:val="0"/>
+        <w:autoSpaceDN w:val="0"/>
+        <w:adjustRightInd w:val="0"/>
+        <w:spacing w:after="0" w:line="240" w:lineRule="auto"/>
+        <w:rPr>
+          <w:rFonts w:ascii="Times New Roman" w:hAnsi="Times New Roman" w:cs="Times New Roman"/>
+          <w:color w:val="000000"/>
+          <w:kern w:val="0"/>
+          <w:sz w:val="28"/>
+          <w:szCs w:val="28"/>
+          <w:highlight w:val="white"/>
+        </w:rPr>
+      </w:pPr>
+      <w:r>
+        <w:rPr>
+          <w:rFonts w:ascii="Times New Roman" w:hAnsi="Times New Roman" w:cs="Times New Roman"/>
+          <w:color w:val="000000"/>
+          <w:kern w:val="0"/>
+          <w:sz w:val="28"/>
+          <w:szCs w:val="28"/>
+          <w:highlight w:val="white"/>
+        </w:rPr>
+        <w:t xml:space="preserve">    </w:t>
+      </w:r>
+      <w:r>
+        <w:rPr>
+          <w:rFonts w:ascii="Times New Roman" w:hAnsi="Times New Roman" w:cs="Times New Roman"/>
+          <w:color w:val="2B91AF"/>
+          <w:kern w:val="0"/>
+          <w:sz w:val="28"/>
+          <w:szCs w:val="28"/>
+          <w:highlight w:val="white"/>
+        </w:rPr>
+        <w:t>Class1_demo_Chi_35</w:t>
+      </w:r>
+      <w:r>
+        <w:rPr>
+          <w:rFonts w:ascii="Times New Roman" w:hAnsi="Times New Roman" w:cs="Times New Roman"/>
+          <w:color w:val="000000"/>
+          <w:kern w:val="0"/>
+          <w:sz w:val="28"/>
+          <w:szCs w:val="28"/>
+          <w:highlight w:val="white"/>
+        </w:rPr>
+        <w:t xml:space="preserve"> c = </w:t>
+      </w:r>
+      <w:r>
+        <w:rPr>
+          <w:rFonts w:ascii="Times New Roman" w:hAnsi="Times New Roman" w:cs="Times New Roman"/>
+          <w:color w:val="0000FF"/>
+          <w:kern w:val="0"/>
+          <w:sz w:val="28"/>
+          <w:szCs w:val="28"/>
+          <w:highlight w:val="white"/>
+        </w:rPr>
+        <w:t>new</w:t>
+      </w:r>
+      <w:r>
+        <w:rPr>
+          <w:rFonts w:ascii="Times New Roman" w:hAnsi="Times New Roman" w:cs="Times New Roman"/>
+          <w:color w:val="000000"/>
+          <w:kern w:val="0"/>
+          <w:sz w:val="28"/>
+          <w:szCs w:val="28"/>
+          <w:highlight w:val="white"/>
+        </w:rPr>
+        <w:t xml:space="preserve"> </w:t>
+      </w:r>
+      <w:r>
+        <w:rPr>
+          <w:rFonts w:ascii="Times New Roman" w:hAnsi="Times New Roman" w:cs="Times New Roman"/>
+          <w:color w:val="2B91AF"/>
+          <w:kern w:val="0"/>
+          <w:sz w:val="28"/>
+          <w:szCs w:val="28"/>
+          <w:highlight w:val="white"/>
+        </w:rPr>
+        <w:t>Class1_demo_Chi_35</w:t>
+      </w:r>
+      <w:r>
+        <w:rPr>
+          <w:rFonts w:ascii="Times New Roman" w:hAnsi="Times New Roman" w:cs="Times New Roman"/>
+          <w:color w:val="000000"/>
+          <w:kern w:val="0"/>
+          <w:sz w:val="28"/>
+          <w:szCs w:val="28"/>
+          <w:highlight w:val="white"/>
+        </w:rPr>
+        <w:t>(a_Chi_35, b_Chi_35);</w:t>
+      </w:r>
+    </w:p>
+    <w:p>
+      <w:pPr>
+        <w:autoSpaceDE w:val="0"/>
+        <w:autoSpaceDN w:val="0"/>
+        <w:adjustRightInd w:val="0"/>
+        <w:spacing w:after="0" w:line="240" w:lineRule="auto"/>
+        <w:rPr>
+          <w:rFonts w:ascii="Times New Roman" w:hAnsi="Times New Roman" w:cs="Times New Roman"/>
+          <w:color w:val="000000"/>
+          <w:kern w:val="0"/>
+          <w:sz w:val="28"/>
+          <w:szCs w:val="28"/>
+          <w:highlight w:val="white"/>
+        </w:rPr>
+      </w:pPr>
+      <w:r>
+        <w:rPr>
+          <w:rFonts w:ascii="Times New Roman" w:hAnsi="Times New Roman" w:cs="Times New Roman"/>
+          <w:color w:val="000000"/>
+          <w:kern w:val="0"/>
+          <w:sz w:val="28"/>
+          <w:szCs w:val="28"/>
+          <w:highlight w:val="white"/>
+        </w:rPr>
+        <w:t xml:space="preserve">    actual_Chi_35 = c.Execute_35_Chi(operation_Chi_35);</w:t>
+      </w:r>
+    </w:p>
+    <w:p>
+      <w:pPr>
+        <w:autoSpaceDE w:val="0"/>
+        <w:autoSpaceDN w:val="0"/>
+        <w:adjustRightInd w:val="0"/>
+        <w:spacing w:after="0" w:line="240" w:lineRule="auto"/>
+        <w:rPr>
+          <w:rFonts w:ascii="Times New Roman" w:hAnsi="Times New Roman" w:cs="Times New Roman"/>
+          <w:color w:val="000000"/>
+          <w:kern w:val="0"/>
+          <w:sz w:val="28"/>
+          <w:szCs w:val="28"/>
+          <w:highlight w:val="white"/>
+        </w:rPr>
+      </w:pPr>
+      <w:r>
+        <w:rPr>
+          <w:rFonts w:ascii="Times New Roman" w:hAnsi="Times New Roman" w:cs="Times New Roman"/>
+          <w:color w:val="000000"/>
+          <w:kern w:val="0"/>
+          <w:sz w:val="28"/>
+          <w:szCs w:val="28"/>
+          <w:highlight w:val="white"/>
+        </w:rPr>
+        <w:t xml:space="preserve">    </w:t>
+      </w:r>
+      <w:r>
+        <w:rPr>
+          <w:rFonts w:ascii="Times New Roman" w:hAnsi="Times New Roman" w:cs="Times New Roman"/>
+          <w:color w:val="2B91AF"/>
+          <w:kern w:val="0"/>
+          <w:sz w:val="28"/>
+          <w:szCs w:val="28"/>
+          <w:highlight w:val="white"/>
+        </w:rPr>
+        <w:t>Assert</w:t>
+      </w:r>
+      <w:r>
+        <w:rPr>
+          <w:rFonts w:ascii="Times New Roman" w:hAnsi="Times New Roman" w:cs="Times New Roman"/>
+          <w:color w:val="000000"/>
+          <w:kern w:val="0"/>
+          <w:sz w:val="28"/>
+          <w:szCs w:val="28"/>
+          <w:highlight w:val="white"/>
+        </w:rPr>
+        <w:t>.AreEqual(expected_Chi_35, actual_Chi_35);</w:t>
+      </w:r>
+    </w:p>
+    <w:p>
+      <w:pPr>
+        <w:rPr>
+          <w:rFonts w:ascii="Times New Roman" w:hAnsi="Times New Roman" w:cs="Times New Roman"/>
+          <w:sz w:val="28"/>
+          <w:szCs w:val="28"/>
+        </w:rPr>
+      </w:pPr>
+      <w:r>
+        <w:rPr>
+          <w:rFonts w:ascii="Times New Roman" w:hAnsi="Times New Roman" w:cs="Times New Roman"/>
+          <w:color w:val="000000"/>
+          <w:kern w:val="0"/>
+          <w:sz w:val="28"/>
+          <w:szCs w:val="28"/>
+          <w:highlight w:val="white"/>
+        </w:rPr>
+        <w:t>}</w:t>
       </w:r>
     </w:p>
     <w:p>
@@ -6022,6 +8834,13 @@
           <w:szCs w:val="28"/>
         </w:rPr>
         <w:t xml:space="preserve"> </w:t>
+      </w:r>
+      <w:r>
+        <w:rPr>
+          <w:rFonts w:cs="Times New Roman"/>
+          <w:szCs w:val="28"/>
+        </w:rPr>
+        <w:t>(8TC pass, 8TC fail)</w:t>
       </w:r>
     </w:p>
     <w:p>
